--- a/hin/docx/60.content.docx
+++ b/hin/docx/60.content.docx
@@ -28,49 +28,15 @@
       </w:r>
     </w:p>
     <w:p>
-      <w:pPr>
-        <w:pStyle w:val="Heading2"/>
-      </w:pPr>
-      <w:r>
-        <w:rPr>
-          <w:lang w:val="hi_IN" w:bidi="hi_IN"/>
-        </w:rPr>
-        <w:t>License Information</w:t>
-      </w:r>
-      <w:r>
-        <w:rPr>
-          <w:lang w:val="hi_IN" w:bidi="hi_IN"/>
-        </w:rPr>
-      </w:r>
-    </w:p>
-    <w:p>
-      <w:pPr/>
-      <w:r>
-        <w:rPr>
-          <w:lang w:val="hi_IN" w:bidi="hi_IN"/>
-        </w:rPr>
-      </w:r>
-      <w:r>
-        <w:rPr>
-          <w:b/>
-          <w:lang w:val="hi_IN" w:bidi="hi_IN"/>
-        </w:rPr>
-        <w:t>अनुवाद नोट्स (अनफोल्डिंग वर्ड)</w:t>
-      </w:r>
-      <w:r>
-        <w:rPr>
-          <w:lang w:val="hi_IN" w:bidi="hi_IN"/>
-        </w:rPr>
-        <w:t xml:space="preserve"> (Hindi) is based on</w:t>
-      </w:r>
-      <w:r>
-        <w:rPr>
-          <w:lang w:val="hi_IN" w:bidi="hi_IN"/>
-        </w:rPr>
-        <w:t xml:space="preserve">: </w:t>
-      </w:r>
-      <w:r>
-        <w:rPr>
+      <w:pPr/>
+      <w:r>
+        <w:rPr>
+          <w:lang w:val="hi_IN" w:bidi="hi_IN"/>
+        </w:rPr>
+      </w:r>
+      <w:r>
+        <w:rPr>
+          <w:b/>
           <w:lang w:val="hi_IN" w:bidi="hi_IN"/>
         </w:rPr>
         <w:t>unfoldingWord® Translation Notes</w:t>
@@ -79,62 +45,31 @@
         <w:rPr>
           <w:lang w:val="hi_IN" w:bidi="hi_IN"/>
         </w:rPr>
-        <w:t xml:space="preserve">, </w:t>
-      </w:r>
-      <w:hyperlink r:id="rId13">
-        <w:r>
-          <w:rPr>
-            <w:lang w:val="hi_IN" w:bidi="hi_IN"/>
-          </w:rPr>
-          <w:rPr>
-            <w:color w:val="0000EE"/>
-            <w:u w:val="single"/>
-          </w:rPr>
-          <w:t>unfoldingWord</w:t>
-        </w:r>
-      </w:hyperlink>
-      <w:r>
-        <w:rPr>
-          <w:lang w:val="hi_IN" w:bidi="hi_IN"/>
-        </w:rPr>
-        <w:t xml:space="preserve">, 2022, which is licensed under a </w:t>
-      </w:r>
-      <w:hyperlink r:id="rId14">
-        <w:r>
-          <w:rPr>
-            <w:lang w:val="hi_IN" w:bidi="hi_IN"/>
-          </w:rPr>
-          <w:rPr>
-            <w:color w:val="0000EE"/>
-            <w:u w:val="single"/>
-          </w:rPr>
-          <w:t>CC BY-SA 4.0 license</w:t>
-        </w:r>
-      </w:hyperlink>
-      <w:r>
-        <w:rPr>
-          <w:lang w:val="hi_IN" w:bidi="hi_IN"/>
-        </w:rPr>
-        <w:t>.</w:t>
-      </w:r>
-      <w:r>
-        <w:rPr>
-          <w:lang w:val="hi_IN" w:bidi="hi_IN"/>
-        </w:rPr>
-      </w:r>
-    </w:p>
-    <w:p>
-      <w:pPr/>
-      <w:r>
-        <w:rPr>
-          <w:lang w:val="hi_IN" w:bidi="hi_IN"/>
-        </w:rPr>
-      </w:r>
-      <w:r>
-        <w:rPr>
-          <w:lang w:val="hi_IN" w:bidi="hi_IN"/>
-        </w:rPr>
-        <w:t>This PDF version is provided under the same license.</w:t>
+        <w:t xml:space="preserve"> © 2022 unfoldingWord. Released under CC BY-SA 4.0 license. </w:t>
+      </w:r>
+      <w:r>
+        <w:rPr>
+          <w:lang w:val="hi_IN" w:bidi="hi_IN"/>
+        </w:rPr>
+        <w:t>unfoldingWord® Translation Notes</w:t>
+      </w:r>
+      <w:r>
+        <w:rPr>
+          <w:lang w:val="hi_IN" w:bidi="hi_IN"/>
+        </w:rPr>
+        <w:t xml:space="preserve"> has been adapted in the following languages: Tok Pisin, Arabic (عربي), French (Français), Hindi (हिंदी), Indonesian (Bahasa Indonesia), Portuguese (Português), Russian (Русский), Spanish (Español), Swahili (Kiswahili), and Simplified Chinese (简体中文) from </w:t>
+      </w:r>
+      <w:r>
+        <w:rPr>
+          <w:lang w:val="hi_IN" w:bidi="hi_IN"/>
+        </w:rPr>
+        <w:t>unfoldingWord® Translation Notes</w:t>
+      </w:r>
+      <w:r>
+        <w:rPr>
+          <w:lang w:val="hi_IN" w:bidi="hi_IN"/>
+        </w:rPr>
+        <w:t xml:space="preserve"> © 2022 unfoldingWord. Released under CC BY-SA 4.0 license by Mission Mutual</w:t>
       </w:r>
       <w:r>
         <w:rPr>
@@ -2069,7 +2004,7 @@
         </w:rPr>
         <w:t xml:space="preserve"> पतरस की लाक्षणिक भाषा है जिसका सन्दर्भ परमेश्वर के साथ वाचा के संबंध से है| जैसे मूसा ने </w:t>
       </w:r>
-      <w:hyperlink r:id="rId15">
+      <w:hyperlink r:id="rId13">
         <w:r>
           <w:rPr>
             <w:lang w:val="hi_IN" w:bidi="hi_IN"/>
@@ -2087,7 +2022,7 @@
         </w:rPr>
         <w:t xml:space="preserve"> में इस्राएलियों पर लहू छिड़क कर प्रकट किया था कि वे अब परमेश्वर के साथ वाचा के संबंध में हैं वैसे ही विश्वासी यीशु की मृत्यु के द्वारा परमेश्वर के साथ वाचा के सम्बन्ध में हैं| मूसा ने याजकों पर भी लहू छिड़का था कि उनको पुरोहित होकर परमेश्वर की सेवा के निमित्त पृथक किया जाए (</w:t>
       </w:r>
-      <w:hyperlink r:id="rId16">
+      <w:hyperlink r:id="rId14">
         <w:r>
           <w:rPr>
             <w:lang w:val="hi_IN" w:bidi="hi_IN"/>
@@ -3944,7 +3879,7 @@
         </w:rPr>
         <w:t xml:space="preserve">"# General Information:\n\nपतरस अब विश्वासियों के उद्धार और विश्वास के बारे में आख्यान आरम्भ करता है| </w:t>
       </w:r>
-      <w:hyperlink r:id="rId17">
+      <w:hyperlink r:id="rId15">
         <w:r>
           <w:rPr>
             <w:lang w:val="hi_IN" w:bidi="hi_IN"/>
@@ -5189,7 +5124,7 @@
         </w:rPr>
         <w:t xml:space="preserve"> शब्द का सन्दर्भ हो सकता है: (1) “आने वाले समय” से जिसका सन्दर्भ पिछले पद के अंत में है| वैकल्पिक अनुवाद: “इस अंत समय के बारे में” (2) </w:t>
       </w:r>
-      <w:hyperlink r:id="rId17">
+      <w:hyperlink r:id="rId15">
         <w:r>
           <w:rPr>
             <w:lang w:val="hi_IN" w:bidi="hi_IN"/>
@@ -8861,7 +8796,7 @@
         </w:rPr>
         <w:t xml:space="preserve"> , पतरस द्वारा </w:t>
       </w:r>
-      <w:hyperlink r:id="rId17">
+      <w:hyperlink r:id="rId15">
         <w:r>
           <w:rPr>
             <w:lang w:val="hi_IN" w:bidi="hi_IN"/>
@@ -9636,7 +9571,7 @@
         </w:rPr>
         <w:t xml:space="preserve"> का अर्थ यहाँ भी </w:t>
       </w:r>
-      <w:hyperlink r:id="rId17">
+      <w:hyperlink r:id="rId15">
         <w:r>
           <w:rPr>
             <w:lang w:val="hi_IN" w:bidi="hi_IN"/>
@@ -9737,7 +9672,7 @@
         </w:rPr>
         <w:t>"</w:t>
       </w:r>
-      <w:hyperlink r:id="rId17">
+      <w:hyperlink r:id="rId15">
         <w:r>
           <w:rPr>
             <w:lang w:val="hi_IN" w:bidi="hi_IN"/>
@@ -10754,7 +10689,7 @@
         </w:rPr>
         <w:t xml:space="preserve"> के द्वारा पतरस पुराने नियम का एक उद्धरण देता है, (</w:t>
       </w:r>
-      <w:hyperlink r:id="rId18">
+      <w:hyperlink r:id="rId16">
         <w:r>
           <w:rPr>
             <w:lang w:val="hi_IN" w:bidi="hi_IN"/>
@@ -13421,7 +13356,7 @@
         </w:rPr>
         <w:t>"</w:t>
       </w:r>
-      <w:hyperlink r:id="rId17">
+      <w:hyperlink r:id="rId15">
         <w:r>
           <w:rPr>
             <w:lang w:val="hi_IN" w:bidi="hi_IN"/>
@@ -14070,7 +14005,7 @@
         </w:rPr>
         <w:t>"</w:t>
       </w:r>
-      <w:hyperlink r:id="rId17">
+      <w:hyperlink r:id="rId15">
         <w:r>
           <w:rPr>
             <w:lang w:val="hi_IN" w:bidi="hi_IN"/>
@@ -14251,7 +14186,7 @@
         </w:rPr>
         <w:t xml:space="preserve"> क्या नहीं है| वैकल्पिक अनुवाद: “मनुष्य के नाशवान सन्देश से नहीं” (2) शारीरिक मानवीय जन्म जिस वस्तुस्थिति में, इसका अर्थ यूहना के विचार के अनुकूल है, </w:t>
       </w:r>
-      <w:hyperlink r:id="rId19">
+      <w:hyperlink r:id="rId17">
         <w:r>
           <w:rPr>
             <w:lang w:val="hi_IN" w:bidi="hi_IN"/>
@@ -14713,7 +14648,7 @@
         </w:rPr>
         <w:t xml:space="preserve"> शब्द के द्वारा पुराने नियम के कुछ वाक्यांशों के उद्धरण का समावेश किया गया है, (</w:t>
       </w:r>
-      <w:hyperlink r:id="rId20">
+      <w:hyperlink r:id="rId18">
         <w:r>
           <w:rPr>
             <w:lang w:val="hi_IN" w:bidi="hi_IN"/>
@@ -14829,7 +14764,7 @@
         </w:rPr>
         <w:t xml:space="preserve">"इन उप-वाक्यों में और अगले पद में पहले उप-वाक्य में पतरस यशायाह के कुछ अंशों का उद्धरण देता है, </w:t>
       </w:r>
-      <w:hyperlink r:id="rId20">
+      <w:hyperlink r:id="rId18">
         <w:r>
           <w:rPr>
             <w:lang w:val="hi_IN" w:bidi="hi_IN"/>
@@ -15637,7 +15572,7 @@
         </w:rPr>
         <w:t xml:space="preserve">"इस उप-वाक्य के द्वारा पतरस प्रयुक्त यशायाह के उद्धरण </w:t>
       </w:r>
-      <w:hyperlink r:id="rId20">
+      <w:hyperlink r:id="rId18">
         <w:r>
           <w:rPr>
             <w:lang w:val="hi_IN" w:bidi="hi_IN"/>
@@ -15890,7 +15825,7 @@
         </w:rPr>
         <w:t xml:space="preserve"> शब्द का उपयोग उसी निश्चित भावार्थ में है जो </w:t>
       </w:r>
-      <w:hyperlink r:id="rId17">
+      <w:hyperlink r:id="rId15">
         <w:r>
           <w:rPr>
             <w:lang w:val="hi_IN" w:bidi="hi_IN"/>
@@ -16143,7 +16078,7 @@
         </w:rPr>
         <w:t xml:space="preserve"> का सन्दर्भ उस सब बातों से है जिनकी चर्चा पतरस ने पिछले गद्ध्यांश, (</w:t>
       </w:r>
-      <w:hyperlink r:id="rId21">
+      <w:hyperlink r:id="rId19">
         <w:r>
           <w:rPr>
             <w:lang w:val="hi_IN" w:bidi="hi_IN"/>
@@ -17218,7 +17153,7 @@
         </w:rPr>
         <w:t xml:space="preserve"> के इस अभिप्राय का प्रयोग </w:t>
       </w:r>
-      <w:hyperlink r:id="rId22">
+      <w:hyperlink r:id="rId20">
         <w:r>
           <w:rPr>
             <w:lang w:val="hi_IN" w:bidi="hi_IN"/>
@@ -17569,7 +17504,7 @@
         </w:rPr>
         <w:t xml:space="preserve">"यह उप-वाक्य </w:t>
       </w:r>
-      <w:hyperlink r:id="rId23">
+      <w:hyperlink r:id="rId21">
         <w:r>
           <w:rPr>
             <w:lang w:val="hi_IN" w:bidi="hi_IN"/>
@@ -19441,7 +19376,7 @@
         </w:rPr>
         <w:t>"इस वाक्यांश द्वारा पुराने नियम की एक पुस्तक का उद्धरण दिया गया है, (</w:t>
       </w:r>
-      <w:hyperlink r:id="rId24">
+      <w:hyperlink r:id="rId22">
         <w:r>
           <w:rPr>
             <w:lang w:val="hi_IN" w:bidi="hi_IN"/>
@@ -19557,7 +19492,7 @@
         </w:rPr>
         <w:t>"यह वाक्य यशायाह का उद्धरण है,</w:t>
       </w:r>
-      <w:hyperlink r:id="rId24">
+      <w:hyperlink r:id="rId22">
         <w:r>
           <w:rPr>
             <w:lang w:val="hi_IN" w:bidi="hi_IN"/>
@@ -20678,7 +20613,7 @@
         </w:rPr>
         <w:t xml:space="preserve">"यह वाक्य भजन संहिता का उद्धरण है, </w:t>
       </w:r>
-      <w:hyperlink r:id="rId25">
+      <w:hyperlink r:id="rId23">
         <w:r>
           <w:rPr>
             <w:lang w:val="hi_IN" w:bidi="hi_IN"/>
@@ -21042,7 +20977,7 @@
         </w:rPr>
         <w:t xml:space="preserve"> शब्द के द्वारा पुराने नियम की एक पुस्तक के उद्धरण का समावेश किया गया है, (</w:t>
       </w:r>
-      <w:hyperlink r:id="rId26">
+      <w:hyperlink r:id="rId24">
         <w:r>
           <w:rPr>
             <w:lang w:val="hi_IN" w:bidi="hi_IN"/>
@@ -21158,7 +21093,7 @@
         </w:rPr>
         <w:t xml:space="preserve">"यह वाक्य यशायाह का उद्धरण है, </w:t>
       </w:r>
-      <w:hyperlink r:id="rId26">
+      <w:hyperlink r:id="rId24">
         <w:r>
           <w:rPr>
             <w:lang w:val="hi_IN" w:bidi="hi_IN"/>
@@ -22362,7 +22297,7 @@
         </w:rPr>
         <w:t xml:space="preserve"> </w:t>
       </w:r>
-      <w:hyperlink r:id="rId27">
+      <w:hyperlink r:id="rId25">
         <w:r>
           <w:rPr>
             <w:lang w:val="hi_IN" w:bidi="hi_IN"/>
@@ -22400,7 +22335,7 @@
         </w:rPr>
         <w:t>पवित्र लोग</w:t>
       </w:r>
-      <w:hyperlink r:id="rId28">
+      <w:hyperlink r:id="rId26">
         <w:r>
           <w:rPr>
             <w:lang w:val="hi_IN" w:bidi="hi_IN"/>
@@ -22431,7 +22366,7 @@
         </w:rPr>
         <w:t xml:space="preserve"> </w:t>
       </w:r>
-      <w:hyperlink r:id="rId29">
+      <w:hyperlink r:id="rId27">
         <w:r>
           <w:rPr>
             <w:lang w:val="hi_IN" w:bidi="hi_IN"/>
@@ -23252,7 +23187,7 @@
         </w:rPr>
         <w:t>"ये चारों वाक्यांश पुराने नियम के उद्धरण हैं (</w:t>
       </w:r>
-      <w:hyperlink r:id="rId30">
+      <w:hyperlink r:id="rId28">
         <w:r>
           <w:rPr>
             <w:lang w:val="hi_IN" w:bidi="hi_IN"/>
@@ -23651,7 +23586,7 @@
         </w:rPr>
         <w:t>"</w:t>
       </w:r>
-      <w:hyperlink r:id="rId31">
+      <w:hyperlink r:id="rId29">
         <w:r>
           <w:rPr>
             <w:lang w:val="hi_IN" w:bidi="hi_IN"/>
@@ -25835,7 +25770,7 @@
         </w:rPr>
         <w:t xml:space="preserve">"पतरस कुछ शब्दों को छोड़ देता है जिनकी आवश्यकता अनेक भाषाओं में वाक्य पूर्ति हेतु पड़ती है| इससे उत्पन्न एके पाठकों के मिथ्या बोध के निवारण हेतु इन शब्दों की आपूर्ति प्रकरण से की जाए| इस शब्दों का रथ हो सकता है: (1) </w:t>
       </w:r>
-      <w:hyperlink r:id="rId17">
+      <w:hyperlink r:id="rId15">
         <w:r>
           <w:rPr>
             <w:lang w:val="hi_IN" w:bidi="hi_IN"/>
@@ -27711,7 +27646,7 @@
         </w:rPr>
         <w:t xml:space="preserve">"यह पद </w:t>
       </w:r>
-      <w:hyperlink r:id="rId32">
+      <w:hyperlink r:id="rId30">
         <w:r>
           <w:rPr>
             <w:lang w:val="hi_IN" w:bidi="hi_IN"/>
@@ -29100,7 +29035,7 @@
         </w:rPr>
         <w:t xml:space="preserve">"यह उप-वाक्य </w:t>
       </w:r>
-      <w:hyperlink r:id="rId33">
+      <w:hyperlink r:id="rId31">
         <w:r>
           <w:rPr>
             <w:lang w:val="hi_IN" w:bidi="hi_IN"/>
@@ -29893,7 +29828,7 @@
         </w:rPr>
         <w:t>"</w:t>
       </w:r>
-      <w:hyperlink r:id="rId34">
+      <w:hyperlink r:id="rId32">
         <w:r>
           <w:rPr>
             <w:lang w:val="hi_IN" w:bidi="hi_IN"/>
@@ -29994,7 +29929,7 @@
         </w:rPr>
         <w:t>"# General Information:\n\n</w:t>
       </w:r>
-      <w:hyperlink r:id="rId17">
+      <w:hyperlink r:id="rId15">
         <w:r>
           <w:rPr>
             <w:lang w:val="hi_IN" w:bidi="hi_IN"/>
@@ -30129,7 +30064,7 @@
         </w:rPr>
         <w:t xml:space="preserve"> इसका सन्दर्भ हो सकता है: (1) सुसमाचार के सन्देश को स्वीकार करने से इनकार करने से जैसा </w:t>
       </w:r>
-      <w:hyperlink r:id="rId35">
+      <w:hyperlink r:id="rId33">
         <w:r>
           <w:rPr>
             <w:lang w:val="hi_IN" w:bidi="hi_IN"/>
@@ -32325,7 +32260,7 @@
         </w:rPr>
         <w:t>"</w:t>
       </w:r>
-      <w:hyperlink r:id="rId17">
+      <w:hyperlink r:id="rId15">
         <w:r>
           <w:rPr>
             <w:lang w:val="hi_IN" w:bidi="hi_IN"/>
@@ -32980,7 +32915,7 @@
         </w:rPr>
         <w:t xml:space="preserve"> शब्द बाईबल में स्त्री-पुरुष दोनों के लिए काम में लिया गया है, (</w:t>
       </w:r>
-      <w:hyperlink r:id="rId36">
+      <w:hyperlink r:id="rId34">
         <w:r>
           <w:rPr>
             <w:lang w:val="hi_IN" w:bidi="hi_IN"/>
@@ -33590,7 +33525,7 @@
         </w:rPr>
         <w:t>"# General Information:\n\n</w:t>
       </w:r>
-      <w:hyperlink r:id="rId17">
+      <w:hyperlink r:id="rId15">
         <w:r>
           <w:rPr>
             <w:lang w:val="hi_IN" w:bidi="hi_IN"/>
@@ -34560,7 +34495,7 @@
         </w:rPr>
         <w:t xml:space="preserve"> शब्द पुराने नियम के उद्धरण का समावेश कराता है, (</w:t>
       </w:r>
-      <w:hyperlink r:id="rId37">
+      <w:hyperlink r:id="rId35">
         <w:r>
           <w:rPr>
             <w:lang w:val="hi_IN" w:bidi="hi_IN"/>
@@ -34676,7 +34611,7 @@
         </w:rPr>
         <w:t xml:space="preserve">"इस उप-वाक्य से </w:t>
       </w:r>
-      <w:hyperlink r:id="rId17">
+      <w:hyperlink r:id="rId15">
         <w:r>
           <w:rPr>
             <w:lang w:val="hi_IN" w:bidi="hi_IN"/>
@@ -36390,7 +36325,7 @@
         </w:rPr>
         <w:t xml:space="preserve">"इस वाक्यांश के बाद पतरस भजन संहिता की पुस्तक के उद्धरण का भी समापन करता है| आपने </w:t>
       </w:r>
-      <w:hyperlink r:id="rId17">
+      <w:hyperlink r:id="rId15">
         <w:r>
           <w:rPr>
             <w:lang w:val="hi_IN" w:bidi="hi_IN"/>
@@ -36491,7 +36426,7 @@
         </w:rPr>
         <w:t>"# Connecting Statement:\n\n</w:t>
       </w:r>
-      <w:hyperlink r:id="rId17">
+      <w:hyperlink r:id="rId15">
         <w:r>
           <w:rPr>
             <w:lang w:val="hi_IN" w:bidi="hi_IN"/>
@@ -37031,7 +36966,7 @@
         </w:rPr>
         <w:t xml:space="preserve">"यह वाक्य </w:t>
       </w:r>
-      <w:hyperlink r:id="rId38">
+      <w:hyperlink r:id="rId36">
         <w:r>
           <w:rPr>
             <w:lang w:val="hi_IN" w:bidi="hi_IN"/>
@@ -39823,7 +39758,7 @@
         </w:rPr>
         <w:t xml:space="preserve"> का सन्दर्भ हो सकता है: (1) दुष्ट आत्माएं जिनको परमेश्वर ने बंदी बना कर रखा था, उनके उन कामों के कारण जो उन्होंने नूह के समय में जल प्र)लय से पूर्व किए थे (देखें </w:t>
       </w:r>
-      <w:hyperlink r:id="rId39">
+      <w:hyperlink r:id="rId37">
         <w:r>
           <w:rPr>
             <w:lang w:val="hi_IN" w:bidi="hi_IN"/>
@@ -39841,7 +39776,7 @@
         </w:rPr>
         <w:t xml:space="preserve">; </w:t>
       </w:r>
-      <w:hyperlink r:id="rId40">
+      <w:hyperlink r:id="rId38">
         <w:r>
           <w:rPr>
             <w:lang w:val="hi_IN" w:bidi="hi_IN"/>
@@ -39859,7 +39794,7 @@
         </w:rPr>
         <w:t xml:space="preserve">; </w:t>
       </w:r>
-      <w:hyperlink r:id="rId41">
+      <w:hyperlink r:id="rId39">
         <w:r>
           <w:rPr>
             <w:lang w:val="hi_IN" w:bidi="hi_IN"/>
@@ -40014,7 +39949,7 @@
         </w:rPr>
         <w:t xml:space="preserve"> शब्द का उपयोग रूपक रूप में करता है जिसके सन्दर्भ हो सकते हैं: (1) उस स्थान से जहां परमेश्वर ने कुछ दुष्ट आत्माओं को बंदी बना कर रखा था कि सम्पूर्ण संसार के न्याय के दिन उनका भी न्याय करे (देखें </w:t>
       </w:r>
-      <w:hyperlink r:id="rId39">
+      <w:hyperlink r:id="rId37">
         <w:r>
           <w:rPr>
             <w:lang w:val="hi_IN" w:bidi="hi_IN"/>
@@ -40032,7 +39967,7 @@
         </w:rPr>
         <w:t xml:space="preserve">; </w:t>
       </w:r>
-      <w:hyperlink r:id="rId40">
+      <w:hyperlink r:id="rId38">
         <w:r>
           <w:rPr>
             <w:lang w:val="hi_IN" w:bidi="hi_IN"/>
@@ -40951,7 +40886,7 @@
         </w:rPr>
         <w:t xml:space="preserve"> शब्द का प्रयोग लाक्षणिक भाषा में करता है कि बपतिस्मे में विश्वासियों द्वारा यीशु में विश्वास की मूक घोषणा का सन्दर्भ दे| बाईबल में स्पष्ट व्यक्त है कि परमेश्वर विश्वास के द्वारा अनुग्रह से मनुष्यों का उद्धार करता है, न कि बपतिस्मे जैसे किसी कर्म के द्वारा (</w:t>
       </w:r>
-      <w:hyperlink r:id="rId42">
+      <w:hyperlink r:id="rId40">
         <w:r>
           <w:rPr>
             <w:lang w:val="hi_IN" w:bidi="hi_IN"/>
@@ -42281,7 +42216,7 @@
         </w:rPr>
         <w:t xml:space="preserve"> शब्द पतरस द्वारा </w:t>
       </w:r>
-      <w:hyperlink r:id="rId43">
+      <w:hyperlink r:id="rId41">
         <w:r>
           <w:rPr>
             <w:lang w:val="hi_IN" w:bidi="hi_IN"/>
@@ -44694,7 +44629,7 @@
         </w:rPr>
         <w:t xml:space="preserve"> अर्थात वे मनुष्य जिन्होंने जीवित रहते हुए सुसमाचार सूना था परन्तु पतरस द्वारा पत्र लेखन के समय वे मर चुके थे| कुछ लोगों के विचार में इस उप-वाक्य का अर्थ है कि यीशु ने नरक में जाकर उन मृतकों को सुसमाचार सुनाया जो क्रूस पर यीशु की मृत्यु से पूर्व मर गए थे परन्तु यह विचार </w:t>
       </w:r>
-      <w:hyperlink r:id="rId44">
+      <w:hyperlink r:id="rId42">
         <w:r>
           <w:rPr>
             <w:lang w:val="hi_IN" w:bidi="hi_IN"/>
@@ -45156,7 +45091,7 @@
         </w:rPr>
         <w:t xml:space="preserve"> इस लाक्षणिक प्रयोग के द्वारा पतरस मनुष्य के जीवन काल को संदर्भित करता है| </w:t>
       </w:r>
-      <w:hyperlink r:id="rId17">
+      <w:hyperlink r:id="rId15">
         <w:r>
           <w:rPr>
             <w:lang w:val="hi_IN" w:bidi="hi_IN"/>
@@ -45422,7 +45357,7 @@
         </w:rPr>
         <w:t xml:space="preserve"> का सन्दर्भ हो सकता है: (1) पवित्र आत्मा से| ऐसी वस्तुस्थिति में, इस वाक्यांश द्वारा उस साधन का संकेत दिया गया है जिसके माध्यम से मनुष्य अनंत जीवन पाते हैं| वैकल्पिक अनुवाद: “वे आत्मा के द्वारा जीवित रहें” (2) उनका आत्मिक अस्तित्व| ऐसी वस्तुस्थिति में, इस वाक्यांश का सन्दर्भ पार्थिव जगत के विपरीत आत्मिक जगत से है| इसी पद में “शरीर के अनुसार” पार्थिव जगत के सन्दर्भ में है| वैकल्पिक अनुवाद: “कि वे आत्मिकता में जीवित रहने पाएं” या “वे आत्मिक जगत में रहने पाएं” </w:t>
       </w:r>
-      <w:hyperlink r:id="rId43">
+      <w:hyperlink r:id="rId41">
         <w:r>
           <w:rPr>
             <w:lang w:val="hi_IN" w:bidi="hi_IN"/>
@@ -45882,7 +45817,7 @@
         </w:rPr>
         <w:t>"</w:t>
       </w:r>
-      <w:hyperlink r:id="rId45">
+      <w:hyperlink r:id="rId43">
         <w:r>
           <w:rPr>
             <w:lang w:val="hi_IN" w:bidi="hi_IN"/>
@@ -48289,7 +48224,7 @@
         </w:rPr>
         <w:t xml:space="preserve"> एक मुहावरा है जिसका अर्थ है, पवित्र आत्मा मसीही जनों में अनवरत अन्तर्वास करता है| पतरस ने यह भाषा </w:t>
       </w:r>
-      <w:hyperlink r:id="rId46">
+      <w:hyperlink r:id="rId44">
         <w:r>
           <w:rPr>
             <w:lang w:val="hi_IN" w:bidi="hi_IN"/>
@@ -48307,7 +48242,7 @@
         </w:rPr>
         <w:t xml:space="preserve"> से आदान की है जहां इसका मूल अभिप्राय है, पवित्र आत्मा मसीह में अन्तर्वास करता है| पवित्र आत्मा मसीह में अन्तर्वास करता है ताथापी उनमें भी जो मसीह में विश्वास करते हैं (</w:t>
       </w:r>
-      <w:hyperlink r:id="rId47">
+      <w:hyperlink r:id="rId45">
         <w:r>
           <w:rPr>
             <w:lang w:val="hi_IN" w:bidi="hi_IN"/>
@@ -48325,7 +48260,7 @@
         </w:rPr>
         <w:t xml:space="preserve">; </w:t>
       </w:r>
-      <w:hyperlink r:id="rId48">
+      <w:hyperlink r:id="rId46">
         <w:r>
           <w:rPr>
             <w:lang w:val="hi_IN" w:bidi="hi_IN"/>
@@ -49727,7 +49662,7 @@
         </w:rPr>
         <w:t xml:space="preserve"> अर्थात मन फिराव और सुसमाचार में विश्वास करने की आज्ञा का उल्लंघन करते हैं जो सुसमाचार के सन्देश का एक भाग है| </w:t>
       </w:r>
-      <w:hyperlink r:id="rId35">
+      <w:hyperlink r:id="rId33">
         <w:r>
           <w:rPr>
             <w:lang w:val="hi_IN" w:bidi="hi_IN"/>
@@ -49980,7 +49915,7 @@
         </w:rPr>
         <w:t xml:space="preserve"> शब्द के द्वारा पुराने नियम की पुस्तक (नीतिवचन </w:t>
       </w:r>
-      <w:hyperlink r:id="rId49">
+      <w:hyperlink r:id="rId47">
         <w:r>
           <w:rPr>
             <w:lang w:val="hi_IN" w:bidi="hi_IN"/>
@@ -50096,7 +50031,7 @@
         </w:rPr>
         <w:t xml:space="preserve">"यह वाक्य </w:t>
       </w:r>
-      <w:hyperlink r:id="rId50">
+      <w:hyperlink r:id="rId48">
         <w:r>
           <w:rPr>
             <w:lang w:val="hi_IN" w:bidi="hi_IN"/>
@@ -50752,7 +50687,7 @@
         </w:rPr>
         <w:t>"</w:t>
       </w:r>
-      <w:hyperlink r:id="rId34">
+      <w:hyperlink r:id="rId32">
         <w:r>
           <w:rPr>
             <w:lang w:val="hi_IN" w:bidi="hi_IN"/>
@@ -50957,7 +50892,7 @@
         </w:rPr>
         <w:t>"# General Information:\n\n</w:t>
       </w:r>
-      <w:hyperlink r:id="rId17">
+      <w:hyperlink r:id="rId15">
         <w:r>
           <w:rPr>
             <w:lang w:val="hi_IN" w:bidi="hi_IN"/>
@@ -51066,7 +51001,7 @@
         </w:rPr>
         <w:t>"</w:t>
       </w:r>
-      <w:hyperlink r:id="rId17">
+      <w:hyperlink r:id="rId15">
         <w:r>
           <w:rPr>
             <w:lang w:val="hi_IN" w:bidi="hi_IN"/>
@@ -52879,7 +52814,7 @@
         </w:rPr>
         <w:t xml:space="preserve"> शब्द संकेत देता है कि </w:t>
       </w:r>
-      <w:hyperlink r:id="rId51">
+      <w:hyperlink r:id="rId49">
         <w:r>
           <w:rPr>
             <w:lang w:val="hi_IN" w:bidi="hi_IN"/>
@@ -53119,7 +53054,7 @@
         </w:rPr>
         <w:t xml:space="preserve"> हो जिसके पास विश्वासियों की सब सभाओं पर अधिकार है| पतरस ने </w:t>
       </w:r>
-      <w:hyperlink r:id="rId17">
+      <w:hyperlink r:id="rId15">
         <w:r>
           <w:rPr>
             <w:lang w:val="hi_IN" w:bidi="hi_IN"/>
@@ -53535,7 +53470,7 @@
         </w:rPr>
         <w:t xml:space="preserve"> जो </w:t>
       </w:r>
-      <w:hyperlink r:id="rId17">
+      <w:hyperlink r:id="rId15">
         <w:r>
           <w:rPr>
             <w:lang w:val="hi_IN" w:bidi="hi_IN"/>
@@ -53797,7 +53732,7 @@
         </w:rPr>
         <w:t>"</w:t>
       </w:r>
-      <w:hyperlink r:id="rId17">
+      <w:hyperlink r:id="rId15">
         <w:r>
           <w:rPr>
             <w:lang w:val="hi_IN" w:bidi="hi_IN"/>
@@ -54285,7 +54220,7 @@
         </w:rPr>
         <w:t xml:space="preserve"> शब्द के द्वारा पुराने नियम से, (</w:t>
       </w:r>
-      <w:hyperlink r:id="rId52">
+      <w:hyperlink r:id="rId50">
         <w:r>
           <w:rPr>
             <w:lang w:val="hi_IN" w:bidi="hi_IN"/>
@@ -54414,7 +54349,7 @@
         </w:rPr>
         <w:t xml:space="preserve">"यह वाक्य </w:t>
       </w:r>
-      <w:hyperlink r:id="rId52">
+      <w:hyperlink r:id="rId50">
         <w:r>
           <w:rPr>
             <w:lang w:val="hi_IN" w:bidi="hi_IN"/>
@@ -55109,7 +55044,7 @@
         </w:rPr>
         <w:t>"</w:t>
       </w:r>
-      <w:hyperlink r:id="rId45">
+      <w:hyperlink r:id="rId43">
         <w:r>
           <w:rPr>
             <w:lang w:val="hi_IN" w:bidi="hi_IN"/>
@@ -55856,7 +55791,7 @@
         </w:rPr>
         <w:t>"</w:t>
       </w:r>
-      <w:hyperlink r:id="rId53">
+      <w:hyperlink r:id="rId51">
         <w:r>
           <w:rPr>
             <w:lang w:val="hi_IN" w:bidi="hi_IN"/>
@@ -56239,7 +56174,7 @@
         </w:rPr>
         <w:t xml:space="preserve"> इसके अर्थ हो सकते हैं: (1) परमेश्वर सदैव अनुग्रह करता है| वैकल्पिक अनुवाद: “अनंत अनुग्रह का परमेश्वर” (2) परमेश्वर सदा अनुगृहित वरदान देता है जैसा </w:t>
       </w:r>
-      <w:hyperlink r:id="rId54">
+      <w:hyperlink r:id="rId52">
         <w:r>
           <w:rPr>
             <w:lang w:val="hi_IN" w:bidi="hi_IN"/>
@@ -58591,7 +58526,7 @@
         </w:rPr>
         <w:t>"</w:t>
       </w:r>
-      <w:hyperlink r:id="rId17">
+      <w:hyperlink r:id="rId15">
         <w:r>
           <w:rPr>
             <w:lang w:val="hi_IN" w:bidi="hi_IN"/>

--- a/hin/docx/60.content.docx
+++ b/hin/docx/60.content.docx
@@ -141,13 +141,6 @@
         <w:rPr>
           <w:lang w:val="hi_IN" w:bidi="hi_IN"/>
         </w:rPr>
-      </w:r>
-      <w:r>
-        <w:rPr>
-          <w:i/>
-          <w:lang w:val="hi_IN" w:bidi="hi_IN"/>
-        </w:rPr>
-        <w:t>1 पतरस 1:1 (#1), 1 पतरस 1:1 (#3), 1 पतरस 1:1 (#4), 1 पतरस 1:1 (#5), 1 पतरस 1:1 (#6), 1 पतरस 1:1 (#7), 1 पतरस 1:1 (#8), 1 पतरस 1:2 (#1), 1 पतरस 1:2 (#2), 1 पतरस 1:2 (#3), 1 पतरस 1:2 (#4), 1 पतरस 1:2 (#5), 1 पतरस 1:2 (#6), 1 पतरस 1:2 (#7), 1 पतरस 1:2 (#8), 1 पतरस 1:2 (#9), 1 पतरस 1:2 (#10), 1 पतरस 1:2 (#11), 1 पतरस 1:2 (#12), 1 पतरस 1:2 (#13), 1 पतरस 1:2 (#14), 1 पतरस 1:3 (#2), 1 पतरस 1:3 (#3), 1 पतरस 1:3 (#4), 1 पतरस 1:3 (#5), 1 पतरस 1:3 (#6), 1 पतरस 1:3 (#7), 1 पतरस 1:3 (#8), 1 पतरस 1:3 (#9), 1 पतरस 1:3 (#10), 1 पतरस 1:3 (#11), 1 पतरस 1:3 (#1), 1 पतरस 1:4 (#1), 1 पतरस 1:4 (#2), 1 पतरस 1:4 (#3), 1 पतरस 1:4 (#4), 1 पतरस 1:5 (#1), 1 पतरस 1:5 (#2), 1 पतरस 1:5 (#3), 1 पतरस 1:5 (#4), 1 पतरस 1:5 (#5), 1 पतरस 1:5 (#6), 1 पतरस 1:6 (#1), 1 पतरस 1:6 (#2), 1 पतरस 1:6 (#3), 1 पतरस 1:6 (#4), 1 पतरस 1:7 (#1), 1 पतरस 1:7 (#2), 1 पतरस 1:7 (#3), 1 पतरस 1:7 (#4), 1 पतरस 1:7 (#5), 1 पतरस 1:7 (#6), 1 पतरस 1:7 (#7), 1 पतरस 1:8 (#1), 1 पतरस 1:9 (#1), 1 पतरस 1:9 (#2), 1 पतरस 1:9 (#3), 1 पतरस 1:9 (#4), 1 पतरस 1:10 (#1), 1 पतरस 1:10 (#2), 1 पतरस 1:10 (#3), 1 पतरस 1:11 (#1), 1 पतरस 1:11 (#2), 1 पतरस 1:11 (#3), 1 पतरस 1:11 (#4), 1 पतरस 1:12 (#1), 1 पतरस 1:12 (#2), 1 पतरस 1:12 (#3), 1 पतरस 1:12 (#4), 1 पतरस 1:12 (#5), 1 पतरस 1:12 (#6), 1 पतरस 1:13 (#1), 1 पतरस 1:13 (#2), 1 पतरस 1:13 (#3), 1 पतरस 1:13 (#4), 1 पतरस 1:13 (#5), 1 पतरस 1:13 (#6), 1 पतरस 1:13 (#7), 1 पतरस 1:13 (#8), 1 पतरस 1:14 (#1), 1 पतरस 1:14 (#2), 1 पतरस 1:14 (#3), 1 पतरस 1:14 (#4), 1 पतरस 1:14 (#5), 1 पतरस 1:15 (#1), 1 पतरस 1:15 (#2), 1 पतरस 1:16 (#1), 1 पतरस 1:16 (#2), 1 पतरस 1:16 (#3), 1 पतरस 1:16 (#4), 1 पतरस 1:17 (#1), 1 पतरस 1:17 (#2), 1 पतरस 1:17 (#3), 1 पतरस 1:18 (#1), 1 पतरस 1:18 (#2), 1 पतरस 1:18 (#3), 1 पतरस 1:18 (#4), 1 पतरस 1:18 (#5), 1 पतरस 1:19 (#1), 1 पतरस 1:19 (#2), 1 पतरस 1:19 (#3), 1 पतरस 1:20 (#1), 1 पतरस 1:20 (#2), 1 पतरस 1:20 (#3), 1 पतरस 1:20 (#4), 1 पतरस 1:20 (#5), 1 पतरस 1:20 (#6), 1 पतरस 1:21 (#1), 1 पतरस 1:21 (#2), 1 पतरस 1:21 (#3), 1 पतरस 1:22 (#1), 1 पतरस 1:22 (#2), 1 पतरस 1:22 (#3), 1 पतरस 1:22 (#4), 1 पतरस 1:22 (#5), 1 पतरस 1:22 (#6), 1 पतरस 1:23 (#1), 1 पतरस 1:23 (#2), 1 पतरस 1:23 (#3), 1 पतरस 1:23 (#4), 1 पतरस 1:23 (#5), 1 पतरस 1:24 (#1), 1 पतरस 1:24 (#2), 1 पतरस 1:24 (#3), 1 पतरस 1:24 (#4), 1 पतरस 1:24 (#5), 1 पतरस 1:24 (#6), 1 पतरस 1:24 (#7), 1 पतरस 1:24 (#8), 1 पतरस 1:25 (#1), 1 पतरस 1:25 (#2), 1 पतरस 1:25 (#3), 1 पतरस 1:25 (#4), 1 पतरस 2:1 (#1), 1 पतरस 2:1 (#2), 1 पतरस 2:1 (#3), 1 पतरस 2:1 (#4), 1 पतरस 2:2 (#1), 1 पतरस 2:2 (#2), 1 पतरस 2:2 (#3), 1 पतरस 2:2 (#4), 1 पतरस 2:2 (#5), 1 पतरस 2:2 (#6), 1 पतरस 2:3 (#1), 1 पतरस 2:3 (#2), 1 पतरस 2:3 (#3), 1 पतरस 2:4 (#1), 1 पतरस 2:4 (#2), 1 पतरस 2:4 (#3), 1 पतरस 2:4 (#4), 1 पतरस 2:4 (#5), 1 पतरस 2:4 (#6), 1 पतरस 2:4 (#7), 1 पतरस 2:5 (#1), 1 पतरस 2:5 (#2), 1 पतरस 2:5 (#3), 1 पतरस 2:5 (#4), 1 पतरस 2:5 (#5), 1 पतरस 2:5 (#6), 1 पतरस 2:5 (#7), 1 पतरस 2:6 (#1), 1 पतरस 2:6 (#2), 1 पतरस 2:6 (#3), 1 पतरस 2:6 (#4), 1 पतरस 2:6 (#5), 1 पतरस 2:6 (#6), 1 पतरस 2:6 (#7), 1 पतरस 2:6 (#8), 1 पतरस 2:7 (#1), 1 पतरस 2:7 (#2), 1 पतरस 2:7 (#3), 1 पतरस 2:7 (#4), 1 पतरस 2:7 (#5), 1 पतरस 2:7 (#6), 1 पतरस 2:8 (#1), 1 पतरस 2:8 (#2), 1 पतरस 2:8 (#3), 1 पतरस 2:8 (#4), 1 पतरस 2:8 (#5), 1 पतरस 2:8 (#6), 1 पतरस 2:8 (#7), 1 पतरस 2:8 (#8), 1 पतरस 2:8 (#9), 1 पतरस 2:8 (#10), 1 पतरस 2:8 (#11), 1 पतरस 2:9 (#1), 1 पतरस 2:9 (#2), 1 पतरस 2:9 (#3), 1 पतरस 2:9 (#4), 1 पतरस 2:9 (#5), 1 पतरस 2:9 (#6), 1 पतरस 2:9 (#7), 1 पतरस 2:10 (#1), 1 पतरस 2:11 (#1), 1 पतरस 2:11 (#2), 1 पतरस 2:11 (#3), 1 पतरस 2:11 (#4), 1 पतरस 2:11 (#5), 1 पतरस 2:11 (#6), 1 पतरस 2:11 (#7), 1 पतरस 2:12 (#1), 1 पतरस 2:12 (#2), 1 पतरस 2:12 (#3), 1 पतरस 2:12 (#4), 1 पतरस 2:12 (#5), 1 पतरस 2:12 (#6), 1 पतरस 2:12 (#7), 1 पतरस 2:13 (#1), 1 पतरस 2:13 (#2), 1 पतरस 2:14 (#1), 1 पतरस 2:14 (#2), 1 पतरस 2:14 (#3), 1 पतरस 2:14 (#4), 1 पतरस 2:15 (#1), 1 पतरस 2:15 (#2), 1 पतरस 2:16 (#1), 1 पतरस 2:16 (#2), 1 पतरस 2:17 (#1), 1 पतरस 2:18 (#1), 1 पतरस 2:18 (#2), 1 पतरस 2:18 (#3), 1 पतरस 2:19 (#1), 1 पतरस 2:19 (#2), 1 पतरस 2:19 (#3), 1 पतरस 2:19 (#4), 1 पतरस 2:20 (#1), 1 पतरस 2:20 (#2), 1 पतरस 2:20 (#3), 1 पतरस 2:20 (#4), 1 पतरस 2:21 (#1), 1 पतरस 2:21 (#2), 1 पतरस 2:21 (#3), 1 पतरस 2:22 (#1), 1 पतरस 2:22 (#2), 1 पतरस 2:22 (#3), 1 पतरस 2:22 (#4), 1 पतरस 2:23 (#1), 1 पतरस 2:23 (#2), 1 पतरस 2:24 (#1), 1 पतरस 2:24 (#2), 1 पतरस 2:24 (#3), 1 पतरस 2:24 (#4), 1 पतरस 2:24 (#5), 1 पतरस 2:24 (#6), 1 पतरस 2:24 (#7), 1 पतरस 2:24 (#8), 1 पतरस 2:24 (#9), 1 पतरस 2:24 (#10), 1 पतरस 2:25 (#1), 1 पतरस 2:25 (#2), 1 पतरस 2:25 (#3), 1 पतरस 2:25 (#4), 1 पतरस 3:1 (#1), 1 पतरस 3:1 (#2), 1 पतरस 3:1 (#3), 1 पतरस 3:1 (#4), 1 पतरस 3:1 (#5), 1 पतरस 3:1 (#6), 1 पतरस 3:2 (#1), 1 पतरस 3:2 (#2), 1 पतरस 3:2 (#3), 1 पतरस 3:3 (#1), 1 पतरस 3:3 (#2), 1 पतरस 3:4 (#1), 1 पतरस 3:4 (#2), 1 पतरस 3:4 (#3), 1 पतरस 3:4 (#4), 1 पतरस 3:4 (#5), 1 पतरस 3:4 (#6), 1 पतरस 3:4 (#7), 1 पतरस 3:5 (#1), 1 पतरस 3:5 (#2), 1 पतरस 3:6 (#2), 1 पतरस 3:6 (#3), 1 पतरस 3:7 (#1), 1 पतरस 3:7 (#2), 1 पतरस 3:7 (#3), 1 पतरस 3:7 (#4), 1 पतरस 3:7 (#5), 1 पतरस 3:7 (#6), 1 पतरस 3:7 (#7), 1 पतरस 3:7 (#8), 1 पतरस 3:8 (#1), 1 पतरस 3:8 (#2), 1 पतरस 3:8 (#3), 1 पतरस 3:9 (#1), 1 पतरस 3:9 (#2), 1 पतरस 3:9 (#3), 1 पतरस 3:9 (#4), 1 पतरस 3:9 (#5), 1 पतरस 3:10 (#1), 1 पतरस 3:10 (#2), 1 पतरस 3:10 (#3), 1 पतरस 3:10 (#4), 1 पतरस 3:10 (#5), 1 पतरस 3:10 (#6), 1 पतरस 3:11 (#1), 1 पतरस 3:11 (#2), 1 पतरस 3:11 (#3), 1 पतरस 3:12 (#1), 1 पतरस 3:12 (#2), 1 पतरस 3:12 (#3), 1 पतरस 3:12 (#4), 1 पतरस 3:12 (#5), 1 पतरस 3:12 (#6), 1 पतरस 3:12 (#7), 1 पतरस 3:13 (#1), 1 पतरस 3:13 (#2), 1 पतरस 3:13 (#3), 1 पतरस 3:14 (#1), 1 पतरस 3:14 (#2), 1 पतरस 3:14 (#3), 1 पतरस 3:14 (#4), 1 पतरस 3:14 (#5), 1 पतरस 3:15 (#1), 1 पतरस 3:15 (#2), 1 पतरस 3:15 (#3), 1 पतरस 3:15 (#4), 1 पतरस 3:15 (#5), 1 पतरस 3:16 (#1), 1 पतरस 3:16 (#2), 1 पतरस 3:16 (#3), 1 पतरस 3:16 (#4), 1 पतरस 3:16 (#5), 1 पतरस 3:16 (#6), 1 पतरस 3:17 (#1), 1 पतरस 3:17 (#2), 1 पतरस 3:18 (#1), 1 पतरस 3:18 (#2), 1 पतरस 3:18 (#3), 1 पतरस 3:18 (#4), 1 पतरस 3:18 (#5), 1 पतरस 3:19 (#1), 1 पतरस 3:19 (#2), 1 पतरस 3:19 (#3), 1 पतरस 3:19 (#4), 1 पतरस 3:20 (#1), 1 पतरस 3:20 (#2), 1 पतरस 3:20 (#3), 1 पतरस 3:20 (#4), 1 पतरस 3:21 (#1), 1 पतरस 3:21 (#2), 1 पतरस 3:21 (#3), 1 पतरस 3:21 (#4), 1 पतरस 3:21 (#5), 1 पतरस 3:21 (#6), 1 पतरस 3:21 (#7), 1 पतरस 3:21 (#8), 1 पतरस 3:21 (#9), 1 पतरस 3:22 (#1), 1 पतरस 3:22 (#2), 1 पतरस 3:22 (#3), 1 पतरस 3:22 (#4), 1 पतरस 3:22 (#5), 1 पतरस 4:1 (#1), 1 पतरस 4:1 (#2), 1 पतरस 4:1 (#3), 1 पतरस 4:1 (#4), 1 पतरस 4:1 (#5), 1 पतरस 4:2 (#1), 1 पतरस 4:2 (#2), 1 पतरस 4:2 (#3), 1 पतरस 4:2 (#4), 1 पतरस 4:3 (#1), 1 पतरस 4:3 (#2), 1 पतरस 4:3 (#3), 1 पतरस 4:3 (#4), 1 पतरस 4:4 (#1), 1 पतरस 4:4 (#2), 1 पतरस 4:4 (#3), 1 पतरस 4:5 (#1), 1 पतरस 4:5 (#2), 1 पतरस 4:5 (#3), 1 पतरस 4:5 (#4), 1 पतरस 4:6 (#1), 1 पतरस 4:6 (#2), 1 पतरस 4:6 (#3), 1 पतरस 4:6 (#4), 1 पतरस 4:6 (#5), 1 पतरस 4:6 (#6), 1 पतरस 4:6 (#7), 1 पतरस 4:7 (#1), 1 पतरस 4:7 (#2), 1 पतरस 4:7 (#3), 1 पतरस 4:7 (#4), 1 पतरस 4:7 (#5), 1 पतरस 4:8 (#1), 1 पतरस 4:9 (#1), 1 पतरस 4:9 (#2), 1 पतरस 4:10 (#1), 1 पतरस 4:10 (#2), 1 पतरस 4:10 (#3), 1 पतरस 4:11 (#1), 1 पतरस 4:11 (#2), 1 पतरस 4:11 (#3), 1 पतरस 4:11 (#4), 1 पतरस 4:12 (#1), 1 पतरस 4:13 (#1), 1 पतरस 4:13 (#2), 1 पतरस 4:13 (#3), 1 पतरस 4:14 (#1), 1 पतरस 4:14 (#2), 1 पतरस 4:14 (#3), 1 पतरस 4:14 (#4), 1 पतरस 4:14 (#5), 1 पतरस 4:15 (#1), 1 पतरस 4:15 (#2), 1 पतरस 4:16 (#1), 1 पतरस 4:16 (#2), 1 पतरस 4:17 (#1), 1 पतरस 4:17 (#2), 1 पतरस 4:17 (#3), 1 पतरस 4:17 (#4), 1 पतरस 4:17 (#5), 1 पतरस 4:17 (#6), 1 पतरस 4:17 (#7), 1 पतरस 4:17 (#8), 1 पतरस 4:18 (#1), 1 पतरस 4:18 (#2), 1 पतरस 4:18 (#3), 1 पतरस 4:18 (#4), 1 पतरस 4:18 (#5), 1 पतरस 4:18 (#6), 1 पतरस 4:18 (#7), 1 पतरस 4:19 (#1), 1 पतरस 4:19 (#2), 1 पतरस 5:1 (#1), 1 पतरस 5:1 (#2), 1 पतरस 5:1 (#3), 1 पतरस 5:1 (#4), 1 पतरस 5:1 (#5), 1 पतरस 5:1 (#6), 1 पतरस 5:2 (#1), 1 पतरस 5:2 (#2), 1 पतरस 5:2 (#3), 1 पतरस 5:2 (#4), 1 पतरस 5:2 (#5), 1 पतरस 5:2 (#6), 1 पतरस 5:3 (#1), 1 पतरस 5:3 (#2), 1 पतरस 5:3 (#3), 1 पतरस 5:3 (#4), 1 पतरस 5:4 (#1), 1 पतरस 5:4 (#2), 1 पतरस 5:4 (#3), 1 पतरस 5:4 (#4), 1 पतरस 5:4 (#5), 1 पतरस 5:4 (#6), 1 पतरस 5:5 (#1), 1 पतरस 5:5 (#2), 1 पतरस 5:5 (#3), 1 पतरस 5:5 (#4), 1 पतरस 5:5 (#5), 1 पतरस 5:5 (#6), 1 पतरस 5:5 (#7), 1 पतरस 5:5 (#8), 1 पतरस 5:5 (#9), 1 पतरस 5:6 (#1), 1 पतरस 5:6 (#2), 1 पतरस 5:7 (#1), 1 पतरस 5:8 (#1), 1 पतरस 5:8 (#2), 1 पतरस 5:8 (#3), 1 पतरस 5:9 (#1), 1 पतरस 5:9 (#2), 1 पतरस 5:9 (#3), 1 पतरस 5:9 (#4), 1 पतरस 5:9 (#5), 1 पतरस 5:9 (#6), 1 पतरस 5:10 (#1), 1 पतरस 5:10 (#2), 1 पतरस 5:10 (#3), 1 पतरस 5:10 (#4), 1 पतरस 5:10 (#5), 1 पतरस 5:10 (#6), 1 पतरस 5:11 (#1), 1 पतरस 5:12 (#1), 1 पतरस 5:12 (#2), 1 पतरस 5:12 (#3), 1 पतरस 5:12 (#4), 1 पतरस 5:12 (#5), 1 पतरस 5:12 (#6), 1 पतरस 5:13 (#1), 1 पतरस 5:13 (#2), 1 पतरस 5:13 (#3), 1 पतरस 5:13 (#4), 1 पतरस 5:13 (#5), 1 पतरस 5:14 (#1), 1 पतरस 5:14 (#2), 1 पतरस 5:14 (#3), 1 पतरस 5:14 (#4)</w:t>
       </w:r>
       <w:r>
         <w:rPr>

--- a/hin/docx/60.content.docx
+++ b/hin/docx/60.content.docx
@@ -19,7 +19,7 @@
         <w:rPr>
           <w:lang w:val="hi_IN" w:bidi="hi_IN"/>
         </w:rPr>
-        <w:t>Resource: अनुवाद नोट्स (अनफोल्डिंग वर्ड)</w:t>
+        <w:t>Resource: unfoldingWord® Translation Notes</w:t>
       </w:r>
       <w:r>
         <w:rPr>
@@ -90,7 +90,7 @@
         <w:rPr>
           <w:lang w:val="hi_IN" w:bidi="hi_IN"/>
         </w:rPr>
-        <w:t>अनुवाद नोट्स (अनफोल्डिंग वर्ड)</w:t>
+        <w:t>unfoldingWord® Translation Notes</w:t>
       </w:r>
     </w:p>
     <w:p>

--- a/hin/docx/60.content.docx
+++ b/hin/docx/60.content.docx
@@ -3223,7 +3223,7 @@
           <w:b/>
           <w:lang w:val="hi_IN" w:bidi="hi_IN"/>
         </w:rPr>
-        <w:t>ἀναγεννήσας ἡμᾶς</w:t>
+        <w:t>ὁ &amp; ἀναγεννήσας ἡμᾶς</w:t>
       </w:r>
     </w:p>
     <w:p>
@@ -3347,7 +3347,7 @@
           <w:b/>
           <w:lang w:val="hi_IN" w:bidi="hi_IN"/>
         </w:rPr>
-        <w:t>ἀναγεννήσας ἡμᾶς εἰς ἐλπίδα ζῶσαν, δι’ ἀναστάσεως Ἰησοῦ Χριστοῦ ἐκ νεκρῶν</w:t>
+        <w:t>ὁ &amp; ἀναγεννήσας ἡμᾶς εἰς ἐλπίδα ζῶσαν, δι’ ἀναστάσεως Ἰησοῦ Χριστοῦ ἐκ νεκρῶν</w:t>
       </w:r>
     </w:p>
     <w:p>
@@ -14713,7 +14713,7 @@
           <w:b/>
           <w:lang w:val="hi_IN" w:bidi="hi_IN"/>
         </w:rPr>
-        <w:t>πᾶσα σὰρξ ὡς χόρτος, καὶ πᾶσα δόξα αὐτῆς ὡς ἄνθος χόρτου ἐξηράνθη ὁ χόρτος, καὶ τὸ ἄνθος ἐξέπεσεν,</w:t>
+        <w:t>πᾶσα σὰρξ ὡς χόρτος, καὶ πᾶσα δόξα αὐτῆς ὡς ἄνθος χόρτου. ἐξηράνθη ὁ χόρτος, καὶ τὸ ἄνθος ἐξέπεσεν</w:t>
       </w:r>
     </w:p>
     <w:p>
@@ -15051,7 +15051,7 @@
           <w:b/>
           <w:lang w:val="hi_IN" w:bidi="hi_IN"/>
         </w:rPr>
-        <w:t>ἄνθος χόρτου ἐξηράνθη ὁ χόρτος, καὶ τὸ ἄνθος ἐξέπεσεν</w:t>
+        <w:t>ἄνθος χόρτου. ἐξηράνθη ὁ χόρτος, καὶ τὸ ἄνθος ἐξέπεσεν</w:t>
       </w:r>
     </w:p>
     <w:p>
@@ -18026,7 +18026,7 @@
           <w:b/>
           <w:lang w:val="hi_IN" w:bidi="hi_IN"/>
         </w:rPr>
-        <w:t>ὑπὸ ἀνθρώπων μὲν ἀποδεδοκιμασμένον</w:t>
+        <w:t>ὑπὸ ἀνθρώπων &amp; ἀποδεδοκιμασμένον</w:t>
       </w:r>
     </w:p>
     <w:p>
@@ -19441,7 +19441,7 @@
           <w:b/>
           <w:lang w:val="hi_IN" w:bidi="hi_IN"/>
         </w:rPr>
-        <w:t>ἰδοὺ, τίθημι ἐν Σιὼν λίθον, ἀκρογωνιαῖον ἐκλεκτὸν ἔντιμον; καὶ ὁ πιστεύων ἐπ’ αὐτῷ, οὐ μὴ καταισχυνθῇ.</w:t>
+        <w:t>ἰδοὺ, τίθημι ἐν Σιὼν λίθον, ἀκρογωνιαῖον ἐκλεκτὸν ἔντιμον; καὶ ὁ πιστεύων ἐπ’ αὐτῷ, οὐ μὴ καταισχυνθῇ</w:t>
       </w:r>
     </w:p>
     <w:p>
@@ -20802,7 +20802,7 @@
           <w:b/>
           <w:lang w:val="hi_IN" w:bidi="hi_IN"/>
         </w:rPr>
-        <w:t>κεφαλὴν γωνίας</w:t>
+        <w:t>εἰς κεφαλὴν γωνίας</w:t>
       </w:r>
     </w:p>
     <w:p>
@@ -26877,7 +26877,7 @@
           <w:b/>
           <w:lang w:val="hi_IN" w:bidi="hi_IN"/>
         </w:rPr>
-        <w:t>ποῖον γὰρ κλέος, εἰ ἁμαρτάνοντες καὶ κολαφιζόμενοι ὑπομενεῖτε?</w:t>
+        <w:t>ποῖον γὰρ κλέος, εἰ ἁμαρτάνοντες καὶ κολαφιζόμενοι ὑπομενεῖτε</w:t>
       </w:r>
     </w:p>
     <w:p>
@@ -36471,7 +36471,7 @@
           <w:b/>
           <w:lang w:val="hi_IN" w:bidi="hi_IN"/>
         </w:rPr>
-        <w:t>τίς ὁ κακώσων ὑμᾶς, ἐὰν τοῦ ἀγαθοῦ ζηλωταὶ γένησθε?</w:t>
+        <w:t>τίς ὁ κακώσων ὑμᾶς, ἐὰν τοῦ ἀγαθοῦ ζηλωταὶ γένησθε</w:t>
       </w:r>
     </w:p>
     <w:p>
@@ -41310,7 +41310,7 @@
           <w:b/>
           <w:lang w:val="hi_IN" w:bidi="hi_IN"/>
         </w:rPr>
-        <w:t>καὶ ὑμᾶς &amp; νῦν σῴζει βάπτισμα, οὐ σαρκὸς ἀπόθεσις ῥύπου, ἀλλὰ συνειδήσεως ἀγαθῆς, ἐπερώτημα εἰς Θεόν δι’ ἀναστάσεως Ἰησοῦ Χριστοῦ,</w:t>
+        <w:t>καὶ ὑμᾶς &amp; νῦν σῴζει βάπτισμα, οὐ σαρκὸς ἀπόθεσις ῥύπου, ἀλλὰ συνειδήσεως ἀγαθῆς, ἐπερώτημα εἰς Θεόν δι’ ἀναστάσεως Ἰησοῦ Χριστοῦ</w:t>
       </w:r>
     </w:p>
     <w:p>
@@ -42803,7 +42803,7 @@
           <w:b/>
           <w:lang w:val="hi_IN" w:bidi="hi_IN"/>
         </w:rPr>
-        <w:t>εἰς</w:t>
+        <w:t>εἰς τὸ</w:t>
       </w:r>
     </w:p>
     <w:p>
@@ -49337,7 +49337,7 @@
           <w:b/>
           <w:lang w:val="hi_IN" w:bidi="hi_IN"/>
         </w:rPr>
-        <w:t>τί τὸ τέλος τῶν ἀπειθούντων τῷ τοῦ Θεοῦ εὐαγγελίῳ?</w:t>
+        <w:t>τί τὸ τέλος τῶν ἀπειθούντων τῷ τοῦ Θεοῦ εὐαγγελίῳ</w:t>
       </w:r>
     </w:p>
     <w:p>
@@ -49980,7 +49980,7 @@
           <w:b/>
           <w:lang w:val="hi_IN" w:bidi="hi_IN"/>
         </w:rPr>
-        <w:t>εἰ ὁ δίκαιος μόλις σῴζεται, ὁ ἀσεβὴς καὶ ἁμαρτωλὸς ποῦ φανεῖται?</w:t>
+        <w:t>εἰ ὁ δίκαιος μόλις σῴζεται, ὁ ἀσεβὴς καὶ ἁμαρτωλὸς ποῦ φανεῖται</w:t>
       </w:r>
     </w:p>
     <w:p>
@@ -50305,7 +50305,7 @@
           <w:b/>
           <w:lang w:val="hi_IN" w:bidi="hi_IN"/>
         </w:rPr>
-        <w:t>ὁ ἀσεβὴς καὶ ἁμαρτωλὸς ποῦ φανεῖται?</w:t>
+        <w:t>ὁ ἀσεβὴς καὶ ἁμαρτωλὸς ποῦ φανεῖται</w:t>
       </w:r>
     </w:p>
     <w:p>

--- a/hin/docx/60.content.docx
+++ b/hin/docx/60.content.docx
@@ -308,21 +308,6 @@
           <w:b/>
           <w:lang w:val="hi_IN" w:bidi="hi_IN"/>
         </w:rPr>
-        <w:t>ἀπόστολος Ἰησοῦ Χριστοῦ</w:t>
-      </w:r>
-    </w:p>
-    <w:p>
-      <w:pPr/>
-      <w:r>
-        <w:rPr>
-          <w:lang w:val="hi_IN" w:bidi="hi_IN"/>
-        </w:rPr>
-      </w:r>
-      <w:r>
-        <w:rPr>
-          <w:b/>
-          <w:lang w:val="hi_IN" w:bidi="hi_IN"/>
-        </w:rPr>
         <w:t>"यीशु मसीह का प्रेरित है"</w:t>
       </w:r>
     </w:p>
@@ -928,21 +913,6 @@
           <w:b/>
           <w:lang w:val="hi_IN" w:bidi="hi_IN"/>
         </w:rPr>
-        <w:t>Πόντου, Γαλατίας, Καππαδοκίας, Ἀσίας, καὶ Βιθυνίας</w:t>
-      </w:r>
-    </w:p>
-    <w:p>
-      <w:pPr/>
-      <w:r>
-        <w:rPr>
-          <w:lang w:val="hi_IN" w:bidi="hi_IN"/>
-        </w:rPr>
-      </w:r>
-      <w:r>
-        <w:rPr>
-          <w:b/>
-          <w:lang w:val="hi_IN" w:bidi="hi_IN"/>
-        </w:rPr>
         <w:t>"पुन्तुस, गलातिया, कप्पदूकिया, आसिया, और बितूनिया"</w:t>
       </w:r>
     </w:p>
@@ -1026,21 +996,6 @@
           <w:b/>
           <w:lang w:val="hi_IN" w:bidi="hi_IN"/>
         </w:rPr>
-        <w:t>πρόγνωσιν Θεοῦ Πατρός</w:t>
-      </w:r>
-    </w:p>
-    <w:p>
-      <w:pPr/>
-      <w:r>
-        <w:rPr>
-          <w:lang w:val="hi_IN" w:bidi="hi_IN"/>
-        </w:rPr>
-      </w:r>
-      <w:r>
-        <w:rPr>
-          <w:b/>
-          <w:lang w:val="hi_IN" w:bidi="hi_IN"/>
-        </w:rPr>
         <w:t>"परमेश्वर पिता के ज्ञान के"</w:t>
       </w:r>
     </w:p>
@@ -1235,21 +1190,6 @@
           <w:b/>
           <w:lang w:val="hi_IN" w:bidi="hi_IN"/>
         </w:rPr>
-        <w:t>Πατρός</w:t>
-      </w:r>
-    </w:p>
-    <w:p>
-      <w:pPr/>
-      <w:r>
-        <w:rPr>
-          <w:lang w:val="hi_IN" w:bidi="hi_IN"/>
-        </w:rPr>
-      </w:r>
-      <w:r>
-        <w:rPr>
-          <w:b/>
-          <w:lang w:val="hi_IN" w:bidi="hi_IN"/>
-        </w:rPr>
         <w:t>"पिता"</w:t>
       </w:r>
     </w:p>
@@ -1346,21 +1286,6 @@
           <w:b/>
           <w:lang w:val="hi_IN" w:bidi="hi_IN"/>
         </w:rPr>
-        <w:t>ἐν ἁγιασμῷ Πνεύματος</w:t>
-      </w:r>
-    </w:p>
-    <w:p>
-      <w:pPr/>
-      <w:r>
-        <w:rPr>
-          <w:lang w:val="hi_IN" w:bidi="hi_IN"/>
-        </w:rPr>
-      </w:r>
-      <w:r>
-        <w:rPr>
-          <w:b/>
-          <w:lang w:val="hi_IN" w:bidi="hi_IN"/>
-        </w:rPr>
         <w:t>"आत्मा के पवित्र करने के द्वारा"</w:t>
       </w:r>
     </w:p>
@@ -1567,21 +1492,6 @@
         <w:rPr>
           <w:lang w:val="hi_IN" w:bidi="hi_IN"/>
         </w:rPr>
-      </w:r>
-    </w:p>
-    <w:p>
-      <w:pPr/>
-      <w:r>
-        <w:rPr>
-          <w:lang w:val="hi_IN" w:bidi="hi_IN"/>
-        </w:rPr>
-      </w:r>
-      <w:r>
-        <w:rPr>
-          <w:b/>
-          <w:lang w:val="hi_IN" w:bidi="hi_IN"/>
-        </w:rPr>
-        <w:t>εἰς ὑπακοὴν καὶ ῥαντισμὸν αἵματος Ἰησοῦ Χριστοῦ</w:t>
       </w:r>
     </w:p>
     <w:p>
@@ -2544,21 +2454,6 @@
           <w:b/>
           <w:lang w:val="hi_IN" w:bidi="hi_IN"/>
         </w:rPr>
-        <w:t>χάρις ὑμῖν καὶ εἰρήνη πληθυνθείη</w:t>
-      </w:r>
-    </w:p>
-    <w:p>
-      <w:pPr/>
-      <w:r>
-        <w:rPr>
-          <w:lang w:val="hi_IN" w:bidi="hi_IN"/>
-        </w:rPr>
-      </w:r>
-      <w:r>
-        <w:rPr>
-          <w:b/>
-          <w:lang w:val="hi_IN" w:bidi="hi_IN"/>
-        </w:rPr>
         <w:t>"तुम्हें अत्यन्त अनुग्रह और शान्ति मिलती"</w:t>
       </w:r>
     </w:p>
@@ -2740,21 +2635,6 @@
           <w:b/>
           <w:lang w:val="hi_IN" w:bidi="hi_IN"/>
         </w:rPr>
-        <w:t>Πατὴρ</w:t>
-      </w:r>
-    </w:p>
-    <w:p>
-      <w:pPr/>
-      <w:r>
-        <w:rPr>
-          <w:lang w:val="hi_IN" w:bidi="hi_IN"/>
-        </w:rPr>
-      </w:r>
-      <w:r>
-        <w:rPr>
-          <w:b/>
-          <w:lang w:val="hi_IN" w:bidi="hi_IN"/>
-        </w:rPr>
         <w:t>"पिता"</w:t>
       </w:r>
     </w:p>
@@ -3347,21 +3227,6 @@
           <w:b/>
           <w:lang w:val="hi_IN" w:bidi="hi_IN"/>
         </w:rPr>
-        <w:t>ὁ &amp; ἀναγεννήσας ἡμᾶς εἰς ἐλπίδα ζῶσαν, δι’ ἀναστάσεως Ἰησοῦ Χριστοῦ ἐκ νεκρῶν</w:t>
-      </w:r>
-    </w:p>
-    <w:p>
-      <w:pPr/>
-      <w:r>
-        <w:rPr>
-          <w:lang w:val="hi_IN" w:bidi="hi_IN"/>
-        </w:rPr>
-      </w:r>
-      <w:r>
-        <w:rPr>
-          <w:b/>
-          <w:lang w:val="hi_IN" w:bidi="hi_IN"/>
-        </w:rPr>
         <w:t>"यीशु मसीह मरे हुओं में से जी उठने"</w:t>
       </w:r>
       <w:r>
@@ -3705,21 +3570,6 @@
         <w:rPr>
           <w:lang w:val="hi_IN" w:bidi="hi_IN"/>
         </w:rPr>
-      </w:r>
-    </w:p>
-    <w:p>
-      <w:pPr/>
-      <w:r>
-        <w:rPr>
-          <w:lang w:val="hi_IN" w:bidi="hi_IN"/>
-        </w:rPr>
-      </w:r>
-      <w:r>
-        <w:rPr>
-          <w:b/>
-          <w:lang w:val="hi_IN" w:bidi="hi_IN"/>
-        </w:rPr>
-        <w:t>δι’ ἀναστάσεως Ἰησοῦ Χριστοῦ ἐκ νεκρῶν</w:t>
       </w:r>
     </w:p>
     <w:p>
@@ -4035,21 +3885,6 @@
           <w:b/>
           <w:lang w:val="hi_IN" w:bidi="hi_IN"/>
         </w:rPr>
-        <w:t>εἰς κληρονομίαν ἄφθαρτον, καὶ ἀμίαντον, καὶ ἀμάραντον</w:t>
-      </w:r>
-    </w:p>
-    <w:p>
-      <w:pPr/>
-      <w:r>
-        <w:rPr>
-          <w:lang w:val="hi_IN" w:bidi="hi_IN"/>
-        </w:rPr>
-      </w:r>
-      <w:r>
-        <w:rPr>
-          <w:b/>
-          <w:lang w:val="hi_IN" w:bidi="hi_IN"/>
-        </w:rPr>
         <w:t>"एक अविनाशी और निर्मल, और अजर विरासत के लिये"</w:t>
       </w:r>
     </w:p>
@@ -4257,21 +4092,6 @@
           <w:b/>
           <w:lang w:val="hi_IN" w:bidi="hi_IN"/>
         </w:rPr>
-        <w:t>τετηρημένην ἐν οὐρανοῖς εἰς ὑμᾶς</w:t>
-      </w:r>
-    </w:p>
-    <w:p>
-      <w:pPr/>
-      <w:r>
-        <w:rPr>
-          <w:lang w:val="hi_IN" w:bidi="hi_IN"/>
-        </w:rPr>
-      </w:r>
-      <w:r>
-        <w:rPr>
-          <w:b/>
-          <w:lang w:val="hi_IN" w:bidi="hi_IN"/>
-        </w:rPr>
         <w:t>"तुम्हारे लिये स्वर्ग में रखी"</w:t>
       </w:r>
     </w:p>
@@ -4355,21 +4175,6 @@
           <w:b/>
           <w:lang w:val="hi_IN" w:bidi="hi_IN"/>
         </w:rPr>
-        <w:t>τοὺς ἐν δυνάμει Θεοῦ φρουρουμένους</w:t>
-      </w:r>
-    </w:p>
-    <w:p>
-      <w:pPr/>
-      <w:r>
-        <w:rPr>
-          <w:lang w:val="hi_IN" w:bidi="hi_IN"/>
-        </w:rPr>
-      </w:r>
-      <w:r>
-        <w:rPr>
-          <w:b/>
-          <w:lang w:val="hi_IN" w:bidi="hi_IN"/>
-        </w:rPr>
         <w:t>"जिनकी रक्षा परमेश्वर की सामर्थ्य से,"</w:t>
       </w:r>
       <w:r>
@@ -4674,21 +4479,6 @@
         <w:rPr>
           <w:lang w:val="hi_IN" w:bidi="hi_IN"/>
         </w:rPr>
-      </w:r>
-    </w:p>
-    <w:p>
-      <w:pPr/>
-      <w:r>
-        <w:rPr>
-          <w:lang w:val="hi_IN" w:bidi="hi_IN"/>
-        </w:rPr>
-      </w:r>
-      <w:r>
-        <w:rPr>
-          <w:b/>
-          <w:lang w:val="hi_IN" w:bidi="hi_IN"/>
-        </w:rPr>
-        <w:t>εἰς σωτηρίαν ἑτοίμην ἀποκαλυφθῆναι</w:t>
       </w:r>
     </w:p>
     <w:p>
@@ -5424,21 +5214,6 @@
           <w:b/>
           <w:lang w:val="hi_IN" w:bidi="hi_IN"/>
         </w:rPr>
-        <w:t>ὀλίγον ἄρτι, εἰ δέον λυπηθέντες ἐν ποικίλοις πειρασμοῖς</w:t>
-      </w:r>
-    </w:p>
-    <w:p>
-      <w:pPr/>
-      <w:r>
-        <w:rPr>
-          <w:lang w:val="hi_IN" w:bidi="hi_IN"/>
-        </w:rPr>
-      </w:r>
-      <w:r>
-        <w:rPr>
-          <w:b/>
-          <w:lang w:val="hi_IN" w:bidi="hi_IN"/>
-        </w:rPr>
         <w:t>"यद्यपि अवश्य है अब कुछ दिन तक नाना प्रकार की परीक्षाओं के कारण दुःख"</w:t>
       </w:r>
     </w:p>
@@ -5835,21 +5610,6 @@
           <w:b/>
           <w:lang w:val="hi_IN" w:bidi="hi_IN"/>
         </w:rPr>
-        <w:t>ἵνα τὸ δοκίμιον ὑμῶν τῆς πίστεως πολυτιμότερον χρυσίου τοῦ ἀπολλυμένου, διὰ πυρὸς δὲ δοκιμαζομένου, εὑρεθῇ εἰς ἔπαινον, καὶ δόξαν, καὶ τιμὴν, ἐν ἀποκαλύψει Ἰησοῦ Χριστοῦ</w:t>
-      </w:r>
-    </w:p>
-    <w:p>
-      <w:pPr/>
-      <w:r>
-        <w:rPr>
-          <w:lang w:val="hi_IN" w:bidi="hi_IN"/>
-        </w:rPr>
-      </w:r>
-      <w:r>
-        <w:rPr>
-          <w:b/>
-          <w:lang w:val="hi_IN" w:bidi="hi_IN"/>
-        </w:rPr>
         <w:t>"और कि तुम्हारा परखा विश्वास, जो आग से ताए नाशवान सोने से अधिक बहुमूल्य यीशु मसीह के प्रगट पर प्रशंसा, महिमा, और आदर कारण"</w:t>
       </w:r>
     </w:p>
@@ -6122,21 +5882,6 @@
           <w:b/>
           <w:lang w:val="hi_IN" w:bidi="hi_IN"/>
         </w:rPr>
-        <w:t>εὑρεθῇ εἰς ἔπαινον, καὶ δόξαν, καὶ τιμὴν</w:t>
-      </w:r>
-    </w:p>
-    <w:p>
-      <w:pPr/>
-      <w:r>
-        <w:rPr>
-          <w:lang w:val="hi_IN" w:bidi="hi_IN"/>
-        </w:rPr>
-      </w:r>
-      <w:r>
-        <w:rPr>
-          <w:b/>
-          <w:lang w:val="hi_IN" w:bidi="hi_IN"/>
-        </w:rPr>
         <w:t>"और"</w:t>
       </w:r>
       <w:r>
@@ -6383,21 +6128,6 @@
           <w:b/>
           <w:lang w:val="hi_IN" w:bidi="hi_IN"/>
         </w:rPr>
-        <w:t>ἐν ἀποκαλύψει Ἰησοῦ Χριστοῦ</w:t>
-      </w:r>
-    </w:p>
-    <w:p>
-      <w:pPr/>
-      <w:r>
-        <w:rPr>
-          <w:lang w:val="hi_IN" w:bidi="hi_IN"/>
-        </w:rPr>
-      </w:r>
-      <w:r>
-        <w:rPr>
-          <w:b/>
-          <w:lang w:val="hi_IN" w:bidi="hi_IN"/>
-        </w:rPr>
         <w:t>"से"</w:t>
       </w:r>
       <w:r>
@@ -6657,21 +6387,6 @@
           <w:b/>
           <w:lang w:val="hi_IN" w:bidi="hi_IN"/>
         </w:rPr>
-        <w:t>κομιζόμενοι &amp; σωτηρίαν</w:t>
-      </w:r>
-    </w:p>
-    <w:p>
-      <w:pPr/>
-      <w:r>
-        <w:rPr>
-          <w:lang w:val="hi_IN" w:bidi="hi_IN"/>
-        </w:rPr>
-      </w:r>
-      <w:r>
-        <w:rPr>
-          <w:b/>
-          <w:lang w:val="hi_IN" w:bidi="hi_IN"/>
-        </w:rPr>
         <w:t>"उद्धार प्राप्त करते"</w:t>
       </w:r>
     </w:p>
@@ -7890,21 +7605,6 @@
           <w:b/>
           <w:lang w:val="hi_IN" w:bidi="hi_IN"/>
         </w:rPr>
-        <w:t>τὰ εἰς Χριστὸν παθήματα, καὶ τὰς μετὰ ταῦτα δόξας</w:t>
-      </w:r>
-    </w:p>
-    <w:p>
-      <w:pPr/>
-      <w:r>
-        <w:rPr>
-          <w:lang w:val="hi_IN" w:bidi="hi_IN"/>
-        </w:rPr>
-      </w:r>
-      <w:r>
-        <w:rPr>
-          <w:b/>
-          <w:lang w:val="hi_IN" w:bidi="hi_IN"/>
-        </w:rPr>
         <w:t>"बात"</w:t>
       </w:r>
       <w:r>
@@ -8151,21 +7851,6 @@
           <w:b/>
           <w:lang w:val="hi_IN" w:bidi="hi_IN"/>
         </w:rPr>
-        <w:t>ἃ νῦν ἀνηγγέλη ὑμῖν, διὰ τῶν εὐαγγελισαμένων ὑμᾶς</w:t>
-      </w:r>
-    </w:p>
-    <w:p>
-      <w:pPr/>
-      <w:r>
-        <w:rPr>
-          <w:lang w:val="hi_IN" w:bidi="hi_IN"/>
-        </w:rPr>
-      </w:r>
-      <w:r>
-        <w:rPr>
-          <w:b/>
-          <w:lang w:val="hi_IN" w:bidi="hi_IN"/>
-        </w:rPr>
         <w:t>"उन पर"</w:t>
       </w:r>
       <w:r>
@@ -8372,21 +8057,6 @@
         <w:rPr>
           <w:lang w:val="hi_IN" w:bidi="hi_IN"/>
         </w:rPr>
-      </w:r>
-    </w:p>
-    <w:p>
-      <w:pPr/>
-      <w:r>
-        <w:rPr>
-          <w:lang w:val="hi_IN" w:bidi="hi_IN"/>
-        </w:rPr>
-      </w:r>
-      <w:r>
-        <w:rPr>
-          <w:b/>
-          <w:lang w:val="hi_IN" w:bidi="hi_IN"/>
-        </w:rPr>
-        <w:t>ἀποσταλέντι ἀπ’ οὐρανοῦ</w:t>
       </w:r>
     </w:p>
     <w:p>
@@ -10109,21 +9779,6 @@
           <w:b/>
           <w:lang w:val="hi_IN" w:bidi="hi_IN"/>
         </w:rPr>
-        <w:t>μὴ συνσχηματιζόμενοι ταῖς πρότερον &amp; ἐπιθυμίαις</w:t>
-      </w:r>
-    </w:p>
-    <w:p>
-      <w:pPr/>
-      <w:r>
-        <w:rPr>
-          <w:lang w:val="hi_IN" w:bidi="hi_IN"/>
-        </w:rPr>
-      </w:r>
-      <w:r>
-        <w:rPr>
-          <w:b/>
-          <w:lang w:val="hi_IN" w:bidi="hi_IN"/>
-        </w:rPr>
         <w:t>"की पुरानी अभिलाषाओं के सदृश्य न बनो"</w:t>
       </w:r>
     </w:p>
@@ -10304,21 +9959,6 @@
         <w:rPr>
           <w:lang w:val="hi_IN" w:bidi="hi_IN"/>
         </w:rPr>
-      </w:r>
-    </w:p>
-    <w:p>
-      <w:pPr/>
-      <w:r>
-        <w:rPr>
-          <w:lang w:val="hi_IN" w:bidi="hi_IN"/>
-        </w:rPr>
-      </w:r>
-      <w:r>
-        <w:rPr>
-          <w:b/>
-          <w:lang w:val="hi_IN" w:bidi="hi_IN"/>
-        </w:rPr>
-        <w:t>τὸν καλέσαντα ὑμᾶς</w:t>
       </w:r>
     </w:p>
     <w:p>
@@ -11074,21 +10714,6 @@
           <w:b/>
           <w:lang w:val="hi_IN" w:bidi="hi_IN"/>
         </w:rPr>
-        <w:t>τὸν ἀπροσωπολήμπτως κρίνοντα</w:t>
-      </w:r>
-    </w:p>
-    <w:p>
-      <w:pPr/>
-      <w:r>
-        <w:rPr>
-          <w:lang w:val="hi_IN" w:bidi="hi_IN"/>
-        </w:rPr>
-      </w:r>
-      <w:r>
-        <w:rPr>
-          <w:b/>
-          <w:lang w:val="hi_IN" w:bidi="hi_IN"/>
-        </w:rPr>
         <w:t>"जो बिना पक्षपात हर एक"</w:t>
       </w:r>
       <w:r>
@@ -11296,21 +10921,6 @@
           <w:b/>
           <w:lang w:val="hi_IN" w:bidi="hi_IN"/>
         </w:rPr>
-        <w:t>οὐ φθαρτοῖς, ἀργυρίῳ ἢ χρυσίῳ, ἐλυτρώθητε ἐκ τῆς ματαίας ὑμῶν ἀναστροφῆς πατροπαραδότου</w:t>
-      </w:r>
-    </w:p>
-    <w:p>
-      <w:pPr/>
-      <w:r>
-        <w:rPr>
-          <w:lang w:val="hi_IN" w:bidi="hi_IN"/>
-        </w:rPr>
-      </w:r>
-      <w:r>
-        <w:rPr>
-          <w:b/>
-          <w:lang w:val="hi_IN" w:bidi="hi_IN"/>
-        </w:rPr>
         <w:t>"निकम्मा जो पूर्वजों से चला आता है उससे तुम्हारा छुटकारा चाँदी-सोने अर्थात् नाशवान वस्तुओं के द्वारा नहीं"</w:t>
       </w:r>
     </w:p>
@@ -11838,21 +11448,6 @@
           <w:b/>
           <w:lang w:val="hi_IN" w:bidi="hi_IN"/>
         </w:rPr>
-        <w:t>τιμίῳ αἵματι &amp; Χριστοῦ</w:t>
-      </w:r>
-    </w:p>
-    <w:p>
-      <w:pPr/>
-      <w:r>
-        <w:rPr>
-          <w:lang w:val="hi_IN" w:bidi="hi_IN"/>
-        </w:rPr>
-      </w:r>
-      <w:r>
-        <w:rPr>
-          <w:b/>
-          <w:lang w:val="hi_IN" w:bidi="hi_IN"/>
-        </w:rPr>
         <w:t>"मसीह के बहुमूल्य लहू के द्वारा"</w:t>
       </w:r>
     </w:p>
@@ -12367,21 +11962,6 @@
           <w:b/>
           <w:lang w:val="hi_IN" w:bidi="hi_IN"/>
         </w:rPr>
-        <w:t>πρὸ καταβολῆς κόσμου</w:t>
-      </w:r>
-    </w:p>
-    <w:p>
-      <w:pPr/>
-      <w:r>
-        <w:rPr>
-          <w:lang w:val="hi_IN" w:bidi="hi_IN"/>
-        </w:rPr>
-      </w:r>
-      <w:r>
-        <w:rPr>
-          <w:b/>
-          <w:lang w:val="hi_IN" w:bidi="hi_IN"/>
-        </w:rPr>
         <w:t>"जगत की सृष्टि से पहले"</w:t>
       </w:r>
     </w:p>
@@ -13032,21 +12612,6 @@
         <w:rPr>
           <w:lang w:val="hi_IN" w:bidi="hi_IN"/>
         </w:rPr>
-      </w:r>
-    </w:p>
-    <w:p>
-      <w:pPr/>
-      <w:r>
-        <w:rPr>
-          <w:lang w:val="hi_IN" w:bidi="hi_IN"/>
-        </w:rPr>
-      </w:r>
-      <w:r>
-        <w:rPr>
-          <w:b/>
-          <w:lang w:val="hi_IN" w:bidi="hi_IN"/>
-        </w:rPr>
-        <w:t>τὴν πίστιν ὑμῶν καὶ ἐλπίδα, εἶναι εἰς Θεόν</w:t>
       </w:r>
     </w:p>
     <w:p>
@@ -14713,21 +14278,6 @@
           <w:b/>
           <w:lang w:val="hi_IN" w:bidi="hi_IN"/>
         </w:rPr>
-        <w:t>πᾶσα σὰρξ ὡς χόρτος, καὶ πᾶσα δόξα αὐτῆς ὡς ἄνθος χόρτου. ἐξηράνθη ὁ χόρτος, καὶ τὸ ἄνθος ἐξέπεσεν</w:t>
-      </w:r>
-    </w:p>
-    <w:p>
-      <w:pPr/>
-      <w:r>
-        <w:rPr>
-          <w:lang w:val="hi_IN" w:bidi="hi_IN"/>
-        </w:rPr>
-      </w:r>
-      <w:r>
-        <w:rPr>
-          <w:b/>
-          <w:lang w:val="hi_IN" w:bidi="hi_IN"/>
-        </w:rPr>
         <w:t>""</w:t>
       </w:r>
     </w:p>
@@ -15051,21 +14601,6 @@
           <w:b/>
           <w:lang w:val="hi_IN" w:bidi="hi_IN"/>
         </w:rPr>
-        <w:t>ἄνθος χόρτου. ἐξηράνθη ὁ χόρτος, καὶ τὸ ἄνθος ἐξέπεσεν</w:t>
-      </w:r>
-    </w:p>
-    <w:p>
-      <w:pPr/>
-      <w:r>
-        <w:rPr>
-          <w:lang w:val="hi_IN" w:bidi="hi_IN"/>
-        </w:rPr>
-      </w:r>
-      <w:r>
-        <w:rPr>
-          <w:b/>
-          <w:lang w:val="hi_IN" w:bidi="hi_IN"/>
-        </w:rPr>
         <w:t>""</w:t>
       </w:r>
     </w:p>
@@ -15903,21 +15438,6 @@
           <w:b/>
           <w:lang w:val="hi_IN" w:bidi="hi_IN"/>
         </w:rPr>
-        <w:t>τὸ ῥῆμα τὸ εὐαγγελισθὲν</w:t>
-      </w:r>
-    </w:p>
-    <w:p>
-      <w:pPr/>
-      <w:r>
-        <w:rPr>
-          <w:lang w:val="hi_IN" w:bidi="hi_IN"/>
-        </w:rPr>
-      </w:r>
-      <w:r>
-        <w:rPr>
-          <w:b/>
-          <w:lang w:val="hi_IN" w:bidi="hi_IN"/>
-        </w:rPr>
         <w:t>"सुसमाचार का वचन जो"</w:t>
       </w:r>
       <w:r>
@@ -16143,21 +15663,6 @@
           <w:b/>
           <w:lang w:val="hi_IN" w:bidi="hi_IN"/>
         </w:rPr>
-        <w:t>ἀποθέμενοι &amp; πᾶσαν κακίαν, καὶ πάντα δόλον, καὶ ὑποκρίσεις, καὶ φθόνους, καὶ πάσας καταλαλιάς</w:t>
-      </w:r>
-    </w:p>
-    <w:p>
-      <w:pPr/>
-      <w:r>
-        <w:rPr>
-          <w:lang w:val="hi_IN" w:bidi="hi_IN"/>
-        </w:rPr>
-      </w:r>
-      <w:r>
-        <w:rPr>
-          <w:b/>
-          <w:lang w:val="hi_IN" w:bidi="hi_IN"/>
-        </w:rPr>
         <w:t>"सब प्रकार का बैर-भाव, छल, कपट, डाह और बदनामी को दूर"</w:t>
       </w:r>
     </w:p>
@@ -16241,21 +15746,6 @@
           <w:b/>
           <w:lang w:val="hi_IN" w:bidi="hi_IN"/>
         </w:rPr>
-        <w:t>ἀποθέμενοι &amp; πᾶσαν κακίαν, καὶ πάντα δόλον, καὶ ὑποκρίσεις, καὶ φθόνους, καὶ πάσας καταλαλιάς</w:t>
-      </w:r>
-    </w:p>
-    <w:p>
-      <w:pPr/>
-      <w:r>
-        <w:rPr>
-          <w:lang w:val="hi_IN" w:bidi="hi_IN"/>
-        </w:rPr>
-      </w:r>
-      <w:r>
-        <w:rPr>
-          <w:b/>
-          <w:lang w:val="hi_IN" w:bidi="hi_IN"/>
-        </w:rPr>
         <w:t>"सब प्रकार का बैर-भाव, छल, कपट, डाह और बदनामी को दूर"</w:t>
       </w:r>
     </w:p>
@@ -16352,21 +15842,6 @@
           <w:b/>
           <w:lang w:val="hi_IN" w:bidi="hi_IN"/>
         </w:rPr>
-        <w:t>ἀποθέμενοι &amp; πᾶσαν κακίαν, καὶ πάντα δόλον, καὶ ὑποκρίσεις, καὶ φθόνους, καὶ πάσας καταλαλιάς</w:t>
-      </w:r>
-    </w:p>
-    <w:p>
-      <w:pPr/>
-      <w:r>
-        <w:rPr>
-          <w:lang w:val="hi_IN" w:bidi="hi_IN"/>
-        </w:rPr>
-      </w:r>
-      <w:r>
-        <w:rPr>
-          <w:b/>
-          <w:lang w:val="hi_IN" w:bidi="hi_IN"/>
-        </w:rPr>
         <w:t>"सब प्रकार का बैर-भाव, छल, कपट, डाह और बदनामी को दूर"</w:t>
       </w:r>
     </w:p>
@@ -16612,21 +16087,6 @@
         <w:rPr>
           <w:lang w:val="hi_IN" w:bidi="hi_IN"/>
         </w:rPr>
-      </w:r>
-    </w:p>
-    <w:p>
-      <w:pPr/>
-      <w:r>
-        <w:rPr>
-          <w:lang w:val="hi_IN" w:bidi="hi_IN"/>
-        </w:rPr>
-      </w:r>
-      <w:r>
-        <w:rPr>
-          <w:b/>
-          <w:lang w:val="hi_IN" w:bidi="hi_IN"/>
-        </w:rPr>
-        <w:t>ἐπιποθήσατε</w:t>
       </w:r>
     </w:p>
     <w:p>
@@ -17453,21 +16913,6 @@
           <w:b/>
           <w:lang w:val="hi_IN" w:bidi="hi_IN"/>
         </w:rPr>
-        <w:t>ἐγεύσασθε ὅτι χρηστὸς ὁ Κύριος</w:t>
-      </w:r>
-    </w:p>
-    <w:p>
-      <w:pPr/>
-      <w:r>
-        <w:rPr>
-          <w:lang w:val="hi_IN" w:bidi="hi_IN"/>
-        </w:rPr>
-      </w:r>
-      <w:r>
-        <w:rPr>
-          <w:b/>
-          <w:lang w:val="hi_IN" w:bidi="hi_IN"/>
-        </w:rPr>
         <w:t>"प्रभु की भलाई का चख"</w:t>
       </w:r>
     </w:p>
@@ -18620,21 +18065,6 @@
           <w:b/>
           <w:lang w:val="hi_IN" w:bidi="hi_IN"/>
         </w:rPr>
-        <w:t>οἰκοδομεῖσθε, οἶκος πνευματικὸς</w:t>
-      </w:r>
-    </w:p>
-    <w:p>
-      <w:pPr/>
-      <w:r>
-        <w:rPr>
-          <w:lang w:val="hi_IN" w:bidi="hi_IN"/>
-        </w:rPr>
-      </w:r>
-      <w:r>
-        <w:rPr>
-          <w:b/>
-          <w:lang w:val="hi_IN" w:bidi="hi_IN"/>
-        </w:rPr>
         <w:t>"आत्मिक घर बनते जाते हो"</w:t>
       </w:r>
     </w:p>
@@ -19441,21 +18871,6 @@
           <w:b/>
           <w:lang w:val="hi_IN" w:bidi="hi_IN"/>
         </w:rPr>
-        <w:t>ἰδοὺ, τίθημι ἐν Σιὼν λίθον, ἀκρογωνιαῖον ἐκλεκτὸν ἔντιμον; καὶ ὁ πιστεύων ἐπ’ αὐτῷ, οὐ μὴ καταισχυνθῇ</w:t>
-      </w:r>
-    </w:p>
-    <w:p>
-      <w:pPr/>
-      <w:r>
-        <w:rPr>
-          <w:lang w:val="hi_IN" w:bidi="hi_IN"/>
-        </w:rPr>
-      </w:r>
-      <w:r>
-        <w:rPr>
-          <w:b/>
-          <w:lang w:val="hi_IN" w:bidi="hi_IN"/>
-        </w:rPr>
         <w:t>""देखो, मैं सिय्योन में कोने के सिरे का चुना हुआऔर बहुमूल्य पत्थर धरता हूँ:जो कोई उस पर विश्वास करेगा, लज्जित नहीं""</w:t>
       </w:r>
     </w:p>
@@ -20562,21 +19977,6 @@
           <w:b/>
           <w:lang w:val="hi_IN" w:bidi="hi_IN"/>
         </w:rPr>
-        <w:t>λίθος ὃν ἀπεδοκίμασαν οἱ οἰκοδομοῦντες, οὗτος ἐγενήθη εἰς κεφαλὴν γωνίας</w:t>
-      </w:r>
-    </w:p>
-    <w:p>
-      <w:pPr/>
-      <w:r>
-        <w:rPr>
-          <w:lang w:val="hi_IN" w:bidi="hi_IN"/>
-        </w:rPr>
-      </w:r>
-      <w:r>
-        <w:rPr>
-          <w:b/>
-          <w:lang w:val="hi_IN" w:bidi="hi_IN"/>
-        </w:rPr>
         <w:t>""लिये,"</w:t>
       </w:r>
     </w:p>
@@ -21042,21 +20442,6 @@
           <w:b/>
           <w:lang w:val="hi_IN" w:bidi="hi_IN"/>
         </w:rPr>
-        <w:t>λίθος προσκόμματος, καὶ πέτρα σκανδάλου</w:t>
-      </w:r>
-    </w:p>
-    <w:p>
-      <w:pPr/>
-      <w:r>
-        <w:rPr>
-          <w:lang w:val="hi_IN" w:bidi="hi_IN"/>
-        </w:rPr>
-      </w:r>
-      <w:r>
-        <w:rPr>
-          <w:b/>
-          <w:lang w:val="hi_IN" w:bidi="hi_IN"/>
-        </w:rPr>
         <w:t>""ठेस लगने पत्थर"</w:t>
       </w:r>
     </w:p>
@@ -22026,21 +21411,6 @@
           <w:b/>
           <w:lang w:val="hi_IN" w:bidi="hi_IN"/>
         </w:rPr>
-        <w:t>εἰς ὃ καὶ ἐτέθησαν</w:t>
-      </w:r>
-    </w:p>
-    <w:p>
-      <w:pPr/>
-      <w:r>
-        <w:rPr>
-          <w:lang w:val="hi_IN" w:bidi="hi_IN"/>
-        </w:rPr>
-      </w:r>
-      <w:r>
-        <w:rPr>
-          <w:b/>
-          <w:lang w:val="hi_IN" w:bidi="hi_IN"/>
-        </w:rPr>
         <w:t>"और वे ठहराए गए"</w:t>
       </w:r>
     </w:p>
@@ -22849,21 +22219,6 @@
           <w:b/>
           <w:lang w:val="hi_IN" w:bidi="hi_IN"/>
         </w:rPr>
-        <w:t>τοῦ ἐκ σκότους ὑμᾶς καλέσαντος, εἰς τὸ θαυμαστὸν αὐτοῦ φῶς</w:t>
-      </w:r>
-    </w:p>
-    <w:p>
-      <w:pPr/>
-      <w:r>
-        <w:rPr>
-          <w:lang w:val="hi_IN" w:bidi="hi_IN"/>
-        </w:rPr>
-      </w:r>
-      <w:r>
-        <w:rPr>
-          <w:b/>
-          <w:lang w:val="hi_IN" w:bidi="hi_IN"/>
-        </w:rPr>
         <w:t>"हो,"</w:t>
       </w:r>
       <w:r>
@@ -23083,21 +22438,6 @@
         <w:rPr>
           <w:lang w:val="hi_IN" w:bidi="hi_IN"/>
         </w:rPr>
-      </w:r>
-    </w:p>
-    <w:p>
-      <w:pPr/>
-      <w:r>
-        <w:rPr>
-          <w:lang w:val="hi_IN" w:bidi="hi_IN"/>
-        </w:rPr>
-      </w:r>
-      <w:r>
-        <w:rPr>
-          <w:b/>
-          <w:lang w:val="hi_IN" w:bidi="hi_IN"/>
-        </w:rPr>
-        <w:t>οὐ λαὸς &amp; λαὸς Θεοῦ &amp; οὐκ ἠλεημένοι &amp; ἐλεηθέντες</w:t>
       </w:r>
     </w:p>
     <w:p>
@@ -23997,21 +23337,6 @@
           <w:b/>
           <w:lang w:val="hi_IN" w:bidi="hi_IN"/>
         </w:rPr>
-        <w:t>τὴν ἀναστροφὴν ὑμῶν ἐν τοῖς ἔθνεσιν ἔχοντες καλήν</w:t>
-      </w:r>
-    </w:p>
-    <w:p>
-      <w:pPr/>
-      <w:r>
-        <w:rPr>
-          <w:lang w:val="hi_IN" w:bidi="hi_IN"/>
-        </w:rPr>
-      </w:r>
-      <w:r>
-        <w:rPr>
-          <w:b/>
-          <w:lang w:val="hi_IN" w:bidi="hi_IN"/>
-        </w:rPr>
         <w:t>"अन्यजातियों में तुम्हारा चाल-चलन भला हो;"</w:t>
       </w:r>
       <w:r>
@@ -24121,21 +23446,6 @@
           <w:b/>
           <w:lang w:val="hi_IN" w:bidi="hi_IN"/>
         </w:rPr>
-        <w:t>τὴν ἀναστροφὴν ὑμῶν ἐν τοῖς ἔθνεσιν ἔχοντες καλήν</w:t>
-      </w:r>
-    </w:p>
-    <w:p>
-      <w:pPr/>
-      <w:r>
-        <w:rPr>
-          <w:lang w:val="hi_IN" w:bidi="hi_IN"/>
-        </w:rPr>
-      </w:r>
-      <w:r>
-        <w:rPr>
-          <w:b/>
-          <w:lang w:val="hi_IN" w:bidi="hi_IN"/>
-        </w:rPr>
         <w:t>"अन्यजातियों में तुम्हारा चाल-चलन भला हो;"</w:t>
       </w:r>
       <w:r>
@@ -24382,21 +23692,6 @@
           <w:b/>
           <w:lang w:val="hi_IN" w:bidi="hi_IN"/>
         </w:rPr>
-        <w:t>ἐν ᾧ καταλαλοῦσιν ὑμῶν ὡς</w:t>
-      </w:r>
-    </w:p>
-    <w:p>
-      <w:pPr/>
-      <w:r>
-        <w:rPr>
-          <w:lang w:val="hi_IN" w:bidi="hi_IN"/>
-        </w:rPr>
-      </w:r>
-      <w:r>
-        <w:rPr>
-          <w:b/>
-          <w:lang w:val="hi_IN" w:bidi="hi_IN"/>
-        </w:rPr>
         <w:t>"बातों में वे"</w:t>
       </w:r>
       <w:r>
@@ -24982,21 +24277,6 @@
           <w:b/>
           <w:lang w:val="hi_IN" w:bidi="hi_IN"/>
         </w:rPr>
-        <w:t>βασιλεῖ ὡς ὑπερέχοντι</w:t>
-      </w:r>
-    </w:p>
-    <w:p>
-      <w:pPr/>
-      <w:r>
-        <w:rPr>
-          <w:lang w:val="hi_IN" w:bidi="hi_IN"/>
-        </w:rPr>
-      </w:r>
-      <w:r>
-        <w:rPr>
-          <w:b/>
-          <w:lang w:val="hi_IN" w:bidi="hi_IN"/>
-        </w:rPr>
         <w:t>"राजा के"</w:t>
       </w:r>
       <w:r>
@@ -25073,21 +24353,6 @@
           <w:b/>
           <w:lang w:val="hi_IN" w:bidi="hi_IN"/>
         </w:rPr>
-        <w:t>ἡγεμόσιν ὡς δι’ αὐτοῦ πεμπομένοις</w:t>
-      </w:r>
-    </w:p>
-    <w:p>
-      <w:pPr/>
-      <w:r>
-        <w:rPr>
-          <w:lang w:val="hi_IN" w:bidi="hi_IN"/>
-        </w:rPr>
-      </w:r>
-      <w:r>
-        <w:rPr>
-          <w:b/>
-          <w:lang w:val="hi_IN" w:bidi="hi_IN"/>
-        </w:rPr>
         <w:t>"राज्यपालों के,"</w:t>
       </w:r>
       <w:r>
@@ -25373,21 +24638,6 @@
           <w:b/>
           <w:lang w:val="hi_IN" w:bidi="hi_IN"/>
         </w:rPr>
-        <w:t>εἰς ἐκδίκησιν κακοποιῶν, ἔπαινον δὲ ἀγαθοποιῶν</w:t>
-      </w:r>
-    </w:p>
-    <w:p>
-      <w:pPr/>
-      <w:r>
-        <w:rPr>
-          <w:lang w:val="hi_IN" w:bidi="hi_IN"/>
-        </w:rPr>
-      </w:r>
-      <w:r>
-        <w:rPr>
-          <w:b/>
-          <w:lang w:val="hi_IN" w:bidi="hi_IN"/>
-        </w:rPr>
         <w:t>"कुकर्मियों दण्ड देने और सुकर्मियों प्रशंसा के लिये"</w:t>
       </w:r>
     </w:p>
@@ -25497,21 +24747,6 @@
           <w:b/>
           <w:lang w:val="hi_IN" w:bidi="hi_IN"/>
         </w:rPr>
-        <w:t>ἀγαθοποιοῦντας φιμοῦν τὴν τῶν ἀφρόνων ἀνθρώπων ἀγνωσίαν</w:t>
-      </w:r>
-    </w:p>
-    <w:p>
-      <w:pPr/>
-      <w:r>
-        <w:rPr>
-          <w:lang w:val="hi_IN" w:bidi="hi_IN"/>
-        </w:rPr>
-      </w:r>
-      <w:r>
-        <w:rPr>
-          <w:b/>
-          <w:lang w:val="hi_IN" w:bidi="hi_IN"/>
-        </w:rPr>
         <w:t>"भले काम करने निर्बुद्धि लोगों की अज्ञानता की बातों को बन्द कर"</w:t>
       </w:r>
     </w:p>
@@ -25581,21 +24816,6 @@
         <w:rPr>
           <w:lang w:val="hi_IN" w:bidi="hi_IN"/>
         </w:rPr>
-      </w:r>
-    </w:p>
-    <w:p>
-      <w:pPr/>
-      <w:r>
-        <w:rPr>
-          <w:lang w:val="hi_IN" w:bidi="hi_IN"/>
-        </w:rPr>
-      </w:r>
-      <w:r>
-        <w:rPr>
-          <w:b/>
-          <w:lang w:val="hi_IN" w:bidi="hi_IN"/>
-        </w:rPr>
-        <w:t>ἀγαθοποιοῦντας φιμοῦν τὴν τῶν ἀφρόνων ἀνθρώπων ἀγνωσίαν</w:t>
       </w:r>
     </w:p>
     <w:p>
@@ -26544,21 +25764,6 @@
           <w:b/>
           <w:lang w:val="hi_IN" w:bidi="hi_IN"/>
         </w:rPr>
-        <w:t>διὰ συνείδησιν Θεοῦ</w:t>
-      </w:r>
-    </w:p>
-    <w:p>
-      <w:pPr/>
-      <w:r>
-        <w:rPr>
-          <w:lang w:val="hi_IN" w:bidi="hi_IN"/>
-        </w:rPr>
-      </w:r>
-      <w:r>
-        <w:rPr>
-          <w:b/>
-          <w:lang w:val="hi_IN" w:bidi="hi_IN"/>
-        </w:rPr>
         <w:t>"परमेश्वर का विचार करके"</w:t>
       </w:r>
     </w:p>
@@ -27171,21 +26376,6 @@
           <w:b/>
           <w:lang w:val="hi_IN" w:bidi="hi_IN"/>
         </w:rPr>
-        <w:t>τοῦτο χάρις παρὰ Θεῷ</w:t>
-      </w:r>
-    </w:p>
-    <w:p>
-      <w:pPr/>
-      <w:r>
-        <w:rPr>
-          <w:lang w:val="hi_IN" w:bidi="hi_IN"/>
-        </w:rPr>
-      </w:r>
-      <w:r>
-        <w:rPr>
-          <w:b/>
-          <w:lang w:val="hi_IN" w:bidi="hi_IN"/>
-        </w:rPr>
         <w:t>"यह परमेश्वर को भाता"</w:t>
       </w:r>
     </w:p>
@@ -27581,21 +26771,6 @@
         <w:rPr>
           <w:lang w:val="hi_IN" w:bidi="hi_IN"/>
         </w:rPr>
-      </w:r>
-    </w:p>
-    <w:p>
-      <w:pPr/>
-      <w:r>
-        <w:rPr>
-          <w:lang w:val="hi_IN" w:bidi="hi_IN"/>
-        </w:rPr>
-      </w:r>
-      <w:r>
-        <w:rPr>
-          <w:b/>
-          <w:lang w:val="hi_IN" w:bidi="hi_IN"/>
-        </w:rPr>
-        <w:t>ὃς ἁμαρτίαν οὐκ ἐποίησεν, οὐδὲ εὑρέθη δόλος ἐν τῷ στόματι αὐτοῦ</w:t>
       </w:r>
     </w:p>
     <w:p>
@@ -27711,21 +26886,6 @@
           <w:b/>
           <w:lang w:val="hi_IN" w:bidi="hi_IN"/>
         </w:rPr>
-        <w:t>οὐδὲ εὑρέθη δόλος ἐν τῷ στόματι αὐτοῦ</w:t>
-      </w:r>
-    </w:p>
-    <w:p>
-      <w:pPr/>
-      <w:r>
-        <w:rPr>
-          <w:lang w:val="hi_IN" w:bidi="hi_IN"/>
-        </w:rPr>
-      </w:r>
-      <w:r>
-        <w:rPr>
-          <w:b/>
-          <w:lang w:val="hi_IN" w:bidi="hi_IN"/>
-        </w:rPr>
         <w:t>"और न उसके मुँह से छल की कोई बात निकली"</w:t>
       </w:r>
     </w:p>
@@ -28031,21 +27191,6 @@
           <w:b/>
           <w:lang w:val="hi_IN" w:bidi="hi_IN"/>
         </w:rPr>
-        <w:t>ὃς λοιδορούμενος, οὐκ ἀντελοιδόρει</w:t>
-      </w:r>
-    </w:p>
-    <w:p>
-      <w:pPr/>
-      <w:r>
-        <w:rPr>
-          <w:lang w:val="hi_IN" w:bidi="hi_IN"/>
-        </w:rPr>
-      </w:r>
-      <w:r>
-        <w:rPr>
-          <w:b/>
-          <w:lang w:val="hi_IN" w:bidi="hi_IN"/>
-        </w:rPr>
         <w:t>"वह गाली सुनकर गाली नहीं देता था"</w:t>
       </w:r>
     </w:p>
@@ -28833,21 +27978,6 @@
         <w:rPr>
           <w:lang w:val="hi_IN" w:bidi="hi_IN"/>
         </w:rPr>
-      </w:r>
-    </w:p>
-    <w:p>
-      <w:pPr/>
-      <w:r>
-        <w:rPr>
-          <w:lang w:val="hi_IN" w:bidi="hi_IN"/>
-        </w:rPr>
-      </w:r>
-      <w:r>
-        <w:rPr>
-          <w:b/>
-          <w:lang w:val="hi_IN" w:bidi="hi_IN"/>
-        </w:rPr>
-        <w:t>τῇ δικαιοσύνῃ ζήσωμεν</w:t>
       </w:r>
     </w:p>
     <w:p>
@@ -32993,21 +32123,6 @@
           <w:b/>
           <w:lang w:val="hi_IN" w:bidi="hi_IN"/>
         </w:rPr>
-        <w:t>ἀπονέμοντες τιμήν ὡς καὶ συνκληρονόμοις χάριτος ζωῆς</w:t>
-      </w:r>
-    </w:p>
-    <w:p>
-      <w:pPr/>
-      <w:r>
-        <w:rPr>
-          <w:lang w:val="hi_IN" w:bidi="hi_IN"/>
-        </w:rPr>
-      </w:r>
-      <w:r>
-        <w:rPr>
-          <w:b/>
-          <w:lang w:val="hi_IN" w:bidi="hi_IN"/>
-        </w:rPr>
         <w:t>"उसका आदर करो, समझकर दोनों जीवन के वरदान के वारिस हैं"</w:t>
       </w:r>
     </w:p>
@@ -33377,21 +32492,6 @@
         <w:rPr>
           <w:lang w:val="hi_IN" w:bidi="hi_IN"/>
         </w:rPr>
-      </w:r>
-    </w:p>
-    <w:p>
-      <w:pPr/>
-      <w:r>
-        <w:rPr>
-          <w:lang w:val="hi_IN" w:bidi="hi_IN"/>
-        </w:rPr>
-      </w:r>
-      <w:r>
-        <w:rPr>
-          <w:b/>
-          <w:lang w:val="hi_IN" w:bidi="hi_IN"/>
-        </w:rPr>
-        <w:t>εἰς τὸ μὴ ἐνκόπτεσθαι τὰς προσευχὰς ὑμῶν</w:t>
       </w:r>
     </w:p>
     <w:p>
@@ -33570,21 +32670,6 @@
           <w:b/>
           <w:lang w:val="hi_IN" w:bidi="hi_IN"/>
         </w:rPr>
-        <w:t>ὁμόφρονες</w:t>
-      </w:r>
-    </w:p>
-    <w:p>
-      <w:pPr/>
-      <w:r>
-        <w:rPr>
-          <w:lang w:val="hi_IN" w:bidi="hi_IN"/>
-        </w:rPr>
-      </w:r>
-      <w:r>
-        <w:rPr>
-          <w:b/>
-          <w:lang w:val="hi_IN" w:bidi="hi_IN"/>
-        </w:rPr>
         <w:t>"मन"</w:t>
       </w:r>
     </w:p>
@@ -33758,21 +32843,6 @@
         <w:rPr>
           <w:lang w:val="hi_IN" w:bidi="hi_IN"/>
         </w:rPr>
-      </w:r>
-    </w:p>
-    <w:p>
-      <w:pPr/>
-      <w:r>
-        <w:rPr>
-          <w:lang w:val="hi_IN" w:bidi="hi_IN"/>
-        </w:rPr>
-      </w:r>
-      <w:r>
-        <w:rPr>
-          <w:b/>
-          <w:lang w:val="hi_IN" w:bidi="hi_IN"/>
-        </w:rPr>
-        <w:t>μὴ ἀποδιδόντες κακὸν ἀντὶ κακοῦ, ἢ λοιδορίαν ἀντὶ λοιδορίας</w:t>
       </w:r>
     </w:p>
     <w:p>
@@ -34560,21 +33630,6 @@
           <w:b/>
           <w:lang w:val="hi_IN" w:bidi="hi_IN"/>
         </w:rPr>
-        <w:t>ὁ &amp; θέλων ζωὴν ἀγαπᾶν, καὶ ἰδεῖν ἡμέρας ἀγαθὰς, παυσάτω</w:t>
-      </w:r>
-    </w:p>
-    <w:p>
-      <w:pPr/>
-      <w:r>
-        <w:rPr>
-          <w:lang w:val="hi_IN" w:bidi="hi_IN"/>
-        </w:rPr>
-      </w:r>
-      <w:r>
-        <w:rPr>
-          <w:b/>
-          <w:lang w:val="hi_IN" w:bidi="hi_IN"/>
-        </w:rPr>
         <w:t>"जो कोई जीवन की इच्छा रखता है, और अच्छे दिन देखना चाहता है, वह अपनी"</w:t>
       </w:r>
     </w:p>
@@ -34688,21 +33743,6 @@
           <w:b/>
           <w:lang w:val="hi_IN" w:bidi="hi_IN"/>
         </w:rPr>
-        <w:t>ὁ &amp; θέλων ζωὴν ἀγαπᾶν, καὶ ἰδεῖν ἡμέρας ἀγαθὰς</w:t>
-      </w:r>
-    </w:p>
-    <w:p>
-      <w:pPr/>
-      <w:r>
-        <w:rPr>
-          <w:lang w:val="hi_IN" w:bidi="hi_IN"/>
-        </w:rPr>
-      </w:r>
-      <w:r>
-        <w:rPr>
-          <w:b/>
-          <w:lang w:val="hi_IN" w:bidi="hi_IN"/>
-        </w:rPr>
         <w:t>"जो कोई जीवन की इच्छा रखता है, और अच्छे दिन देखना चाहता है"</w:t>
       </w:r>
     </w:p>
@@ -34897,21 +33937,6 @@
           <w:b/>
           <w:lang w:val="hi_IN" w:bidi="hi_IN"/>
         </w:rPr>
-        <w:t>τὴν γλῶσσαν ἀπὸ κακοῦ, καὶ χείλη τοῦ μὴ λαλῆσαι δόλον</w:t>
-      </w:r>
-    </w:p>
-    <w:p>
-      <w:pPr/>
-      <w:r>
-        <w:rPr>
-          <w:lang w:val="hi_IN" w:bidi="hi_IN"/>
-        </w:rPr>
-      </w:r>
-      <w:r>
-        <w:rPr>
-          <w:b/>
-          <w:lang w:val="hi_IN" w:bidi="hi_IN"/>
-        </w:rPr>
         <w:t>"जीभ को बुराई से, और अपने को छल की बातें करने से रोके"</w:t>
       </w:r>
     </w:p>
@@ -35021,21 +34046,6 @@
           <w:b/>
           <w:lang w:val="hi_IN" w:bidi="hi_IN"/>
         </w:rPr>
-        <w:t>τὴν γλῶσσαν ἀπὸ κακοῦ, καὶ χείλη τοῦ μὴ λαλῆσαι δόλον</w:t>
-      </w:r>
-    </w:p>
-    <w:p>
-      <w:pPr/>
-      <w:r>
-        <w:rPr>
-          <w:lang w:val="hi_IN" w:bidi="hi_IN"/>
-        </w:rPr>
-      </w:r>
-      <w:r>
-        <w:rPr>
-          <w:b/>
-          <w:lang w:val="hi_IN" w:bidi="hi_IN"/>
-        </w:rPr>
         <w:t>"जीभ को बुराई से, और अपने को छल की बातें करने से रोके"</w:t>
       </w:r>
     </w:p>
@@ -35973,21 +34983,6 @@
         <w:rPr>
           <w:lang w:val="hi_IN" w:bidi="hi_IN"/>
         </w:rPr>
-      </w:r>
-    </w:p>
-    <w:p>
-      <w:pPr/>
-      <w:r>
-        <w:rPr>
-          <w:lang w:val="hi_IN" w:bidi="hi_IN"/>
-        </w:rPr>
-      </w:r>
-      <w:r>
-        <w:rPr>
-          <w:b/>
-          <w:lang w:val="hi_IN" w:bidi="hi_IN"/>
-        </w:rPr>
-        <w:t>πρόσωπον δὲ Κυρίου ἐπὶ</w:t>
       </w:r>
     </w:p>
     <w:p>
@@ -36471,21 +35466,6 @@
           <w:b/>
           <w:lang w:val="hi_IN" w:bidi="hi_IN"/>
         </w:rPr>
-        <w:t>τίς ὁ κακώσων ὑμᾶς, ἐὰν τοῦ ἀγαθοῦ ζηλωταὶ γένησθε</w:t>
-      </w:r>
-    </w:p>
-    <w:p>
-      <w:pPr/>
-      <w:r>
-        <w:rPr>
-          <w:lang w:val="hi_IN" w:bidi="hi_IN"/>
-        </w:rPr>
-      </w:r>
-      <w:r>
-        <w:rPr>
-          <w:b/>
-          <w:lang w:val="hi_IN" w:bidi="hi_IN"/>
-        </w:rPr>
         <w:t>"यदि तुम भलाई करने में उत्तेजित रहो तो तुम्हारी बुराई करनेवाला"</w:t>
       </w:r>
       <w:r>
@@ -36706,21 +35686,6 @@
           <w:b/>
           <w:lang w:val="hi_IN" w:bidi="hi_IN"/>
         </w:rPr>
-        <w:t>πάσχοιτε διὰ δικαιοσύνην</w:t>
-      </w:r>
-    </w:p>
-    <w:p>
-      <w:pPr/>
-      <w:r>
-        <w:rPr>
-          <w:lang w:val="hi_IN" w:bidi="hi_IN"/>
-        </w:rPr>
-      </w:r>
-      <w:r>
-        <w:rPr>
-          <w:b/>
-          <w:lang w:val="hi_IN" w:bidi="hi_IN"/>
-        </w:rPr>
         <w:t>"तुम धार्मिकता के कारण दुःख भी उठाओ"</w:t>
       </w:r>
     </w:p>
@@ -36901,21 +35866,6 @@
         <w:rPr>
           <w:lang w:val="hi_IN" w:bidi="hi_IN"/>
         </w:rPr>
-      </w:r>
-    </w:p>
-    <w:p>
-      <w:pPr/>
-      <w:r>
-        <w:rPr>
-          <w:lang w:val="hi_IN" w:bidi="hi_IN"/>
-        </w:rPr>
-      </w:r>
-      <w:r>
-        <w:rPr>
-          <w:b/>
-          <w:lang w:val="hi_IN" w:bidi="hi_IN"/>
-        </w:rPr>
-        <w:t>τὸν δὲ φόβον αὐτῶν, μὴ φοβηθῆτε μηδὲ ταραχθῆτε</w:t>
       </w:r>
     </w:p>
     <w:p>
@@ -37227,21 +36177,6 @@
           <w:b/>
           <w:lang w:val="hi_IN" w:bidi="hi_IN"/>
         </w:rPr>
-        <w:t>Κύριον &amp; τὸν Χριστὸν ἁγιάσατε ἐν ταῖς καρδίαις ὑμῶν</w:t>
-      </w:r>
-    </w:p>
-    <w:p>
-      <w:pPr/>
-      <w:r>
-        <w:rPr>
-          <w:lang w:val="hi_IN" w:bidi="hi_IN"/>
-        </w:rPr>
-      </w:r>
-      <w:r>
-        <w:rPr>
-          <w:b/>
-          <w:lang w:val="hi_IN" w:bidi="hi_IN"/>
-        </w:rPr>
         <w:t>"मसीह को प्रभु मन में पवित्र"</w:t>
       </w:r>
       <w:r>
@@ -38121,21 +37056,6 @@
           <w:b/>
           <w:lang w:val="hi_IN" w:bidi="hi_IN"/>
         </w:rPr>
-        <w:t>ἵνα ἐν ᾧ καταλαλεῖσθε, καταισχυνθῶσιν, οἱ ἐπηρεάζοντες ὑμῶν τὴν ἀγαθὴν ἐν Χριστῷ ἀναστροφήν</w:t>
-      </w:r>
-    </w:p>
-    <w:p>
-      <w:pPr/>
-      <w:r>
-        <w:rPr>
-          <w:lang w:val="hi_IN" w:bidi="hi_IN"/>
-        </w:rPr>
-      </w:r>
-      <w:r>
-        <w:rPr>
-          <w:b/>
-          <w:lang w:val="hi_IN" w:bidi="hi_IN"/>
-        </w:rPr>
         <w:t>"इसलिए जिन बातों के"</w:t>
       </w:r>
       <w:r>
@@ -38479,21 +37399,6 @@
         <w:rPr>
           <w:lang w:val="hi_IN" w:bidi="hi_IN"/>
         </w:rPr>
-      </w:r>
-    </w:p>
-    <w:p>
-      <w:pPr/>
-      <w:r>
-        <w:rPr>
-          <w:lang w:val="hi_IN" w:bidi="hi_IN"/>
-        </w:rPr>
-      </w:r>
-      <w:r>
-        <w:rPr>
-          <w:b/>
-          <w:lang w:val="hi_IN" w:bidi="hi_IN"/>
-        </w:rPr>
-        <w:t>καταισχυνθῶσιν, οἱ ἐπηρεάζοντες ὑμῶν τὴν ἀγαθὴν ἐν Χριστῷ ἀναστροφήν</w:t>
       </w:r>
     </w:p>
     <w:p>
@@ -40587,21 +39492,6 @@
           <w:b/>
           <w:lang w:val="hi_IN" w:bidi="hi_IN"/>
         </w:rPr>
-        <w:t>ὃ καὶ ὑμᾶς ἀντίτυπον νῦν σῴζει βάπτισμα</w:t>
-      </w:r>
-    </w:p>
-    <w:p>
-      <w:pPr/>
-      <w:r>
-        <w:rPr>
-          <w:lang w:val="hi_IN" w:bidi="hi_IN"/>
-        </w:rPr>
-      </w:r>
-      <w:r>
-        <w:rPr>
-          <w:b/>
-          <w:lang w:val="hi_IN" w:bidi="hi_IN"/>
-        </w:rPr>
         <w:t>"और उसी पानी का दृष्टान्त अर्थात् बपतिस्मा,"</w:t>
       </w:r>
       <w:r>
@@ -40951,21 +39841,6 @@
           <w:b/>
           <w:lang w:val="hi_IN" w:bidi="hi_IN"/>
         </w:rPr>
-        <w:t>οὐ σαρκὸς ἀπόθεσις ῥύπου, ἀλλὰ συνειδήσεως ἀγαθῆς, ἐπερώτημα εἰς Θεόν</w:t>
-      </w:r>
-    </w:p>
-    <w:p>
-      <w:pPr/>
-      <w:r>
-        <w:rPr>
-          <w:lang w:val="hi_IN" w:bidi="hi_IN"/>
-        </w:rPr>
-      </w:r>
-      <w:r>
-        <w:rPr>
-          <w:b/>
-          <w:lang w:val="hi_IN" w:bidi="hi_IN"/>
-        </w:rPr>
         <w:t>"उससे शरीर मैल को दूर करने का नहीं है, परन्तु शुद्ध विवेक से परमेश्वर के में"</w:t>
       </w:r>
     </w:p>
@@ -41310,21 +40185,6 @@
           <w:b/>
           <w:lang w:val="hi_IN" w:bidi="hi_IN"/>
         </w:rPr>
-        <w:t>καὶ ὑμᾶς &amp; νῦν σῴζει βάπτισμα, οὐ σαρκὸς ἀπόθεσις ῥύπου, ἀλλὰ συνειδήσεως ἀγαθῆς, ἐπερώτημα εἰς Θεόν δι’ ἀναστάσεως Ἰησοῦ Χριστοῦ</w:t>
-      </w:r>
-    </w:p>
-    <w:p>
-      <w:pPr/>
-      <w:r>
-        <w:rPr>
-          <w:lang w:val="hi_IN" w:bidi="hi_IN"/>
-        </w:rPr>
-      </w:r>
-      <w:r>
-        <w:rPr>
-          <w:b/>
-          <w:lang w:val="hi_IN" w:bidi="hi_IN"/>
-        </w:rPr>
         <w:t>"और"</w:t>
       </w:r>
       <w:r>
@@ -41434,21 +40294,6 @@
           <w:b/>
           <w:lang w:val="hi_IN" w:bidi="hi_IN"/>
         </w:rPr>
-        <w:t>δι’ ἀναστάσεως Ἰησοῦ Χριστοῦ</w:t>
-      </w:r>
-    </w:p>
-    <w:p>
-      <w:pPr/>
-      <w:r>
-        <w:rPr>
-          <w:lang w:val="hi_IN" w:bidi="hi_IN"/>
-        </w:rPr>
-      </w:r>
-      <w:r>
-        <w:rPr>
-          <w:b/>
-          <w:lang w:val="hi_IN" w:bidi="hi_IN"/>
-        </w:rPr>
         <w:t>"यीशु मसीह के जी उठने द्वारा"</w:t>
       </w:r>
     </w:p>
@@ -41545,21 +40390,6 @@
           <w:b/>
           <w:lang w:val="hi_IN" w:bidi="hi_IN"/>
         </w:rPr>
-        <w:t>ὅς ἐστιν ἐν δεξιᾷ Θεοῦ, πορευθεὶς εἰς οὐρανὸν, ὑποταγέντων αὐτῷ ἀγγέλων, καὶ ἐξουσιῶν, καὶ δυνάμεων</w:t>
-      </w:r>
-    </w:p>
-    <w:p>
-      <w:pPr/>
-      <w:r>
-        <w:rPr>
-          <w:lang w:val="hi_IN" w:bidi="hi_IN"/>
-        </w:rPr>
-      </w:r>
-      <w:r>
-        <w:rPr>
-          <w:b/>
-          <w:lang w:val="hi_IN" w:bidi="hi_IN"/>
-        </w:rPr>
         <w:t>"वह स्वर्ग पर जाकर परमेश्वर के दाहिनी ओर है; और स्वर्गदूतों, अधिकारियों और शक्तियों उसके अधीन किए गए"</w:t>
       </w:r>
     </w:p>
@@ -41917,21 +40747,6 @@
           <w:b/>
           <w:lang w:val="hi_IN" w:bidi="hi_IN"/>
         </w:rPr>
-        <w:t>ὑποταγέντων αὐτῷ ἀγγέλων, καὶ ἐξουσιῶν, καὶ δυνάμεων</w:t>
-      </w:r>
-    </w:p>
-    <w:p>
-      <w:pPr/>
-      <w:r>
-        <w:rPr>
-          <w:lang w:val="hi_IN" w:bidi="hi_IN"/>
-        </w:rPr>
-      </w:r>
-      <w:r>
-        <w:rPr>
-          <w:b/>
-          <w:lang w:val="hi_IN" w:bidi="hi_IN"/>
-        </w:rPr>
         <w:t>"और स्वर्गदूतों, अधिकारियों और शक्तियों उसके अधीन किए गए"</w:t>
       </w:r>
     </w:p>
@@ -42040,21 +40855,6 @@
         <w:rPr>
           <w:lang w:val="hi_IN" w:bidi="hi_IN"/>
         </w:rPr>
-      </w:r>
-    </w:p>
-    <w:p>
-      <w:pPr/>
-      <w:r>
-        <w:rPr>
-          <w:lang w:val="hi_IN" w:bidi="hi_IN"/>
-        </w:rPr>
-      </w:r>
-      <w:r>
-        <w:rPr>
-          <w:b/>
-          <w:lang w:val="hi_IN" w:bidi="hi_IN"/>
-        </w:rPr>
-        <w:t>ὑποταγέντων αὐτῷ ἀγγέλων, καὶ ἐξουσιῶν, καὶ δυνάμεων</w:t>
       </w:r>
     </w:p>
     <w:p>
@@ -43273,21 +42073,6 @@
           <w:b/>
           <w:lang w:val="hi_IN" w:bidi="hi_IN"/>
         </w:rPr>
-        <w:t>ἀρκετὸς &amp; ὁ παρεληλυθὼς χρόνος</w:t>
-      </w:r>
-    </w:p>
-    <w:p>
-      <w:pPr/>
-      <w:r>
-        <w:rPr>
-          <w:lang w:val="hi_IN" w:bidi="hi_IN"/>
-        </w:rPr>
-      </w:r>
-      <w:r>
-        <w:rPr>
-          <w:b/>
-          <w:lang w:val="hi_IN" w:bidi="hi_IN"/>
-        </w:rPr>
         <w:t>"पहले से समय"</w:t>
       </w:r>
       <w:r>
@@ -43462,21 +42247,6 @@
           <w:b/>
           <w:lang w:val="hi_IN" w:bidi="hi_IN"/>
         </w:rPr>
-        <w:t>πεπορευμένους ἐν ἀσελγείαις, ἐπιθυμίαις, οἰνοφλυγίαις, κώμοις, πότοις, καὶ ἀθεμίτοις εἰδωλολατρίαις</w:t>
-      </w:r>
-    </w:p>
-    <w:p>
-      <w:pPr/>
-      <w:r>
-        <w:rPr>
-          <w:lang w:val="hi_IN" w:bidi="hi_IN"/>
-        </w:rPr>
-      </w:r>
-      <w:r>
-        <w:rPr>
-          <w:b/>
-          <w:lang w:val="hi_IN" w:bidi="hi_IN"/>
-        </w:rPr>
         <w:t>"लुचपन की बुरी अभिलाषाओं, मतवालापन, लीलाक्रीड़ा, पियक्कड़पन, और घृणित मूर्ति पूजा में"</w:t>
       </w:r>
       <w:r>
@@ -43586,21 +42356,6 @@
           <w:b/>
           <w:lang w:val="hi_IN" w:bidi="hi_IN"/>
         </w:rPr>
-        <w:t>πεπορευμένους ἐν ἀσελγείαις, ἐπιθυμίαις, οἰνοφλυγίαις, κώμοις, πότοις, καὶ ἀθεμίτοις εἰδωλολατρίαις</w:t>
-      </w:r>
-    </w:p>
-    <w:p>
-      <w:pPr/>
-      <w:r>
-        <w:rPr>
-          <w:lang w:val="hi_IN" w:bidi="hi_IN"/>
-        </w:rPr>
-      </w:r>
-      <w:r>
-        <w:rPr>
-          <w:b/>
-          <w:lang w:val="hi_IN" w:bidi="hi_IN"/>
-        </w:rPr>
         <w:t>"लुचपन की बुरी अभिलाषाओं, मतवालापन, लीलाक्रीड़ा, पियक्कड़पन, और घृणित मूर्ति पूजा में"</w:t>
       </w:r>
       <w:r>
@@ -43710,21 +42465,6 @@
           <w:b/>
           <w:lang w:val="hi_IN" w:bidi="hi_IN"/>
         </w:rPr>
-        <w:t>μὴ συντρεχόντων ὑμῶν εἰς τὴν αὐτὴν τῆς ἀσωτίας ἀνάχυσιν</w:t>
-      </w:r>
-    </w:p>
-    <w:p>
-      <w:pPr/>
-      <w:r>
-        <w:rPr>
-          <w:lang w:val="hi_IN" w:bidi="hi_IN"/>
-        </w:rPr>
-      </w:r>
-      <w:r>
-        <w:rPr>
-          <w:b/>
-          <w:lang w:val="hi_IN" w:bidi="hi_IN"/>
-        </w:rPr>
         <w:t>"तुम ऐसे भारी लुचपन में उनका साथ नहीं देते, और इसलिए वे"</w:t>
       </w:r>
     </w:p>
@@ -44303,21 +43043,6 @@
         <w:rPr>
           <w:lang w:val="hi_IN" w:bidi="hi_IN"/>
         </w:rPr>
-      </w:r>
-    </w:p>
-    <w:p>
-      <w:pPr/>
-      <w:r>
-        <w:rPr>
-          <w:lang w:val="hi_IN" w:bidi="hi_IN"/>
-        </w:rPr>
-      </w:r>
-      <w:r>
-        <w:rPr>
-          <w:b/>
-          <w:lang w:val="hi_IN" w:bidi="hi_IN"/>
-        </w:rPr>
-        <w:t>τῷ ἑτοίμως ἔχοντι κρῖναι</w:t>
       </w:r>
     </w:p>
     <w:p>
@@ -47044,21 +45769,6 @@
           <w:b/>
           <w:lang w:val="hi_IN" w:bidi="hi_IN"/>
         </w:rPr>
-        <w:t>ᾧ ἐστιν ἡ δόξα καὶ τὸ κράτος</w:t>
-      </w:r>
-    </w:p>
-    <w:p>
-      <w:pPr/>
-      <w:r>
-        <w:rPr>
-          <w:lang w:val="hi_IN" w:bidi="hi_IN"/>
-        </w:rPr>
-      </w:r>
-      <w:r>
-        <w:rPr>
-          <w:b/>
-          <w:lang w:val="hi_IN" w:bidi="hi_IN"/>
-        </w:rPr>
         <w:t>"महिमा और सामर्थ्य"</w:t>
       </w:r>
       <w:r>
@@ -48325,21 +47035,6 @@
           <w:b/>
           <w:lang w:val="hi_IN" w:bidi="hi_IN"/>
         </w:rPr>
-        <w:t>ὡς φονεὺς, ἢ κλέπτης, ἢ κακοποιὸς, ἢ ὡς ἀλλοτριεπίσκοπος</w:t>
-      </w:r>
-    </w:p>
-    <w:p>
-      <w:pPr/>
-      <w:r>
-        <w:rPr>
-          <w:lang w:val="hi_IN" w:bidi="hi_IN"/>
-        </w:rPr>
-      </w:r>
-      <w:r>
-        <w:rPr>
-          <w:b/>
-          <w:lang w:val="hi_IN" w:bidi="hi_IN"/>
-        </w:rPr>
         <w:t>"हत्यारा या चोर, या कुकर्मी होने, या पराए काम में हाथ डालने के"</w:t>
       </w:r>
     </w:p>
@@ -48788,21 +47483,6 @@
         <w:rPr>
           <w:lang w:val="hi_IN" w:bidi="hi_IN"/>
         </w:rPr>
-      </w:r>
-    </w:p>
-    <w:p>
-      <w:pPr/>
-      <w:r>
-        <w:rPr>
-          <w:lang w:val="hi_IN" w:bidi="hi_IN"/>
-        </w:rPr>
-      </w:r>
-      <w:r>
-        <w:rPr>
-          <w:b/>
-          <w:lang w:val="hi_IN" w:bidi="hi_IN"/>
-        </w:rPr>
-        <w:t>ὁ καιρὸς τοῦ ἄρξασθαι τὸ κρίμα ἀπὸ τοῦ οἴκου τοῦ Θεοῦ</w:t>
       </w:r>
     </w:p>
     <w:p>
@@ -49980,21 +48660,6 @@
           <w:b/>
           <w:lang w:val="hi_IN" w:bidi="hi_IN"/>
         </w:rPr>
-        <w:t>εἰ ὁ δίκαιος μόλις σῴζεται, ὁ ἀσεβὴς καὶ ἁμαρτωλὸς ποῦ φανεῖται</w:t>
-      </w:r>
-    </w:p>
-    <w:p>
-      <w:pPr/>
-      <w:r>
-        <w:rPr>
-          <w:lang w:val="hi_IN" w:bidi="hi_IN"/>
-        </w:rPr>
-      </w:r>
-      <w:r>
-        <w:rPr>
-          <w:b/>
-          <w:lang w:val="hi_IN" w:bidi="hi_IN"/>
-        </w:rPr>
         <w:t>""यदि धर्मी कठिनता से उद्धार पाएगा,"</w:t>
       </w:r>
     </w:p>
@@ -50096,21 +48761,6 @@
           <w:b/>
           <w:lang w:val="hi_IN" w:bidi="hi_IN"/>
         </w:rPr>
-        <w:t>εἰ ὁ δίκαιος μόλις σῴζεται</w:t>
-      </w:r>
-    </w:p>
-    <w:p>
-      <w:pPr/>
-      <w:r>
-        <w:rPr>
-          <w:lang w:val="hi_IN" w:bidi="hi_IN"/>
-        </w:rPr>
-      </w:r>
-      <w:r>
-        <w:rPr>
-          <w:b/>
-          <w:lang w:val="hi_IN" w:bidi="hi_IN"/>
-        </w:rPr>
         <w:t>"यदि धर्मी कठिनता से उद्धार पाएगा"</w:t>
       </w:r>
     </w:p>
@@ -50765,21 +49415,6 @@
           <w:b/>
           <w:lang w:val="hi_IN" w:bidi="hi_IN"/>
         </w:rPr>
-        <w:t>ἐν ἀγαθοποιΐᾳ</w:t>
-      </w:r>
-    </w:p>
-    <w:p>
-      <w:pPr/>
-      <w:r>
-        <w:rPr>
-          <w:lang w:val="hi_IN" w:bidi="hi_IN"/>
-        </w:rPr>
-      </w:r>
-      <w:r>
-        <w:rPr>
-          <w:b/>
-          <w:lang w:val="hi_IN" w:bidi="hi_IN"/>
-        </w:rPr>
         <w:t>"भलाई करते हुए,"</w:t>
       </w:r>
       <w:r>
@@ -51092,21 +49727,6 @@
           <w:b/>
           <w:lang w:val="hi_IN" w:bidi="hi_IN"/>
         </w:rPr>
-        <w:t>μάρτυς τῶν τοῦ Χριστοῦ παθημάτων</w:t>
-      </w:r>
-    </w:p>
-    <w:p>
-      <w:pPr/>
-      <w:r>
-        <w:rPr>
-          <w:lang w:val="hi_IN" w:bidi="hi_IN"/>
-        </w:rPr>
-      </w:r>
-      <w:r>
-        <w:rPr>
-          <w:b/>
-          <w:lang w:val="hi_IN" w:bidi="hi_IN"/>
-        </w:rPr>
         <w:t>"मसीह के दुःखों का गवाह"</w:t>
       </w:r>
     </w:p>
@@ -51216,21 +49836,6 @@
           <w:b/>
           <w:lang w:val="hi_IN" w:bidi="hi_IN"/>
         </w:rPr>
-        <w:t>τῆς μελλούσης ἀποκαλύπτεσθαι δόξης</w:t>
-      </w:r>
-    </w:p>
-    <w:p>
-      <w:pPr/>
-      <w:r>
-        <w:rPr>
-          <w:lang w:val="hi_IN" w:bidi="hi_IN"/>
-        </w:rPr>
-      </w:r>
-      <w:r>
-        <w:rPr>
-          <w:b/>
-          <w:lang w:val="hi_IN" w:bidi="hi_IN"/>
-        </w:rPr>
         <w:t>"प्रगट होनेवाली महिमा"</w:t>
       </w:r>
     </w:p>
@@ -51673,21 +50278,6 @@
           <w:b/>
           <w:lang w:val="hi_IN" w:bidi="hi_IN"/>
         </w:rPr>
-        <w:t>ἐπισκοποῦντες μὴ ἀναγκαστῶς</w:t>
-      </w:r>
-    </w:p>
-    <w:p>
-      <w:pPr/>
-      <w:r>
-        <w:rPr>
-          <w:lang w:val="hi_IN" w:bidi="hi_IN"/>
-        </w:rPr>
-      </w:r>
-      <w:r>
-        <w:rPr>
-          <w:b/>
-          <w:lang w:val="hi_IN" w:bidi="hi_IN"/>
-        </w:rPr>
         <w:t>"दबाव से नहीं,"</w:t>
       </w:r>
       <w:r>
@@ -52625,21 +51215,6 @@
         <w:rPr>
           <w:lang w:val="hi_IN" w:bidi="hi_IN"/>
         </w:rPr>
-      </w:r>
-    </w:p>
-    <w:p>
-      <w:pPr/>
-      <w:r>
-        <w:rPr>
-          <w:lang w:val="hi_IN" w:bidi="hi_IN"/>
-        </w:rPr>
-      </w:r>
-      <w:r>
-        <w:rPr>
-          <w:b/>
-          <w:lang w:val="hi_IN" w:bidi="hi_IN"/>
-        </w:rPr>
-        <w:t>τοῦ ποιμνίου</w:t>
       </w:r>
     </w:p>
     <w:p>
@@ -53132,21 +51707,6 @@
           <w:b/>
           <w:lang w:val="hi_IN" w:bidi="hi_IN"/>
         </w:rPr>
-        <w:t>φανερωθέντος τοῦ ἀρχιποίμενος</w:t>
-      </w:r>
-    </w:p>
-    <w:p>
-      <w:pPr/>
-      <w:r>
-        <w:rPr>
-          <w:lang w:val="hi_IN" w:bidi="hi_IN"/>
-        </w:rPr>
-      </w:r>
-      <w:r>
-        <w:rPr>
-          <w:b/>
-          <w:lang w:val="hi_IN" w:bidi="hi_IN"/>
-        </w:rPr>
         <w:t>"प्रधान रखवाला प्रगट होगा, तो"</w:t>
       </w:r>
     </w:p>
@@ -54285,21 +52845,6 @@
           <w:b/>
           <w:lang w:val="hi_IN" w:bidi="hi_IN"/>
         </w:rPr>
-        <w:t>ὁ Θεὸς ὑπερηφάνοις ἀντιτάσσεται, ταπεινοῖς δὲ δίδωσιν χάριν</w:t>
-      </w:r>
-    </w:p>
-    <w:p>
-      <w:pPr/>
-      <w:r>
-        <w:rPr>
-          <w:lang w:val="hi_IN" w:bidi="hi_IN"/>
-        </w:rPr>
-      </w:r>
-      <w:r>
-        <w:rPr>
-          <w:b/>
-          <w:lang w:val="hi_IN" w:bidi="hi_IN"/>
-        </w:rPr>
         <w:t>""के"</w:t>
       </w:r>
       <w:r>
@@ -55494,21 +54039,6 @@
           <w:b/>
           <w:lang w:val="hi_IN" w:bidi="hi_IN"/>
         </w:rPr>
-        <w:t>τὰ αὐτὰ τῶν παθημάτων &amp; ἐπιτελεῖσθαι</w:t>
-      </w:r>
-    </w:p>
-    <w:p>
-      <w:pPr/>
-      <w:r>
-        <w:rPr>
-          <w:lang w:val="hi_IN" w:bidi="hi_IN"/>
-        </w:rPr>
-      </w:r>
-      <w:r>
-        <w:rPr>
-          <w:b/>
-          <w:lang w:val="hi_IN" w:bidi="hi_IN"/>
-        </w:rPr>
         <w:t>"और"</w:t>
       </w:r>
       <w:r>
@@ -55617,21 +54147,6 @@
         <w:rPr>
           <w:lang w:val="hi_IN" w:bidi="hi_IN"/>
         </w:rPr>
-      </w:r>
-    </w:p>
-    <w:p>
-      <w:pPr/>
-      <w:r>
-        <w:rPr>
-          <w:lang w:val="hi_IN" w:bidi="hi_IN"/>
-        </w:rPr>
-      </w:r>
-      <w:r>
-        <w:rPr>
-          <w:b/>
-          <w:lang w:val="hi_IN" w:bidi="hi_IN"/>
-        </w:rPr>
-        <w:t>τὰ αὐτὰ τῶν παθημάτων &amp; ἐπιτελεῖσθαι</w:t>
       </w:r>
     </w:p>
     <w:p>
@@ -55869,21 +54384,6 @@
           <w:b/>
           <w:lang w:val="hi_IN" w:bidi="hi_IN"/>
         </w:rPr>
-        <w:t>ἐν τῷ κόσμῳ</w:t>
-      </w:r>
-    </w:p>
-    <w:p>
-      <w:pPr/>
-      <w:r>
-        <w:rPr>
-          <w:lang w:val="hi_IN" w:bidi="hi_IN"/>
-        </w:rPr>
-      </w:r>
-      <w:r>
-        <w:rPr>
-          <w:b/>
-          <w:lang w:val="hi_IN" w:bidi="hi_IN"/>
-        </w:rPr>
         <w:t>"जो संसार"</w:t>
       </w:r>
     </w:p>
@@ -55933,21 +54433,6 @@
         <w:rPr>
           <w:lang w:val="hi_IN" w:bidi="hi_IN"/>
         </w:rPr>
-      </w:r>
-    </w:p>
-    <w:p>
-      <w:pPr/>
-      <w:r>
-        <w:rPr>
-          <w:lang w:val="hi_IN" w:bidi="hi_IN"/>
-        </w:rPr>
-      </w:r>
-      <w:r>
-        <w:rPr>
-          <w:b/>
-          <w:lang w:val="hi_IN" w:bidi="hi_IN"/>
-        </w:rPr>
-        <w:t>ὁ δὲ Θεὸς πάσης χάριτος, ὁ καλέσας ὑμᾶς εἰς τὴν αἰώνιον αὐτοῦ δόξαν ἐν Χριστῷ, ὀλίγον παθόντας</w:t>
       </w:r>
     </w:p>
     <w:p>
@@ -56513,21 +54998,6 @@
           <w:b/>
           <w:lang w:val="hi_IN" w:bidi="hi_IN"/>
         </w:rPr>
-        <w:t>ὀλίγον</w:t>
-      </w:r>
-    </w:p>
-    <w:p>
-      <w:pPr/>
-      <w:r>
-        <w:rPr>
-          <w:lang w:val="hi_IN" w:bidi="hi_IN"/>
-        </w:rPr>
-      </w:r>
-      <w:r>
-        <w:rPr>
-          <w:b/>
-          <w:lang w:val="hi_IN" w:bidi="hi_IN"/>
-        </w:rPr>
         <w:t>"थोड़ी देर तक"</w:t>
       </w:r>
     </w:p>
@@ -56877,21 +55347,6 @@
         <w:rPr>
           <w:lang w:val="hi_IN" w:bidi="hi_IN"/>
         </w:rPr>
-      </w:r>
-    </w:p>
-    <w:p>
-      <w:pPr/>
-      <w:r>
-        <w:rPr>
-          <w:lang w:val="hi_IN" w:bidi="hi_IN"/>
-        </w:rPr>
-      </w:r>
-      <w:r>
-        <w:rPr>
-          <w:b/>
-          <w:lang w:val="hi_IN" w:bidi="hi_IN"/>
-        </w:rPr>
-        <w:t>διὰ Σιλουανοῦ, ὑμῖν τοῦ πιστοῦ ἀδελφοῦ (ὡς λογίζομαι), δι’ ὀλίγων ἔγραψα</w:t>
       </w:r>
     </w:p>
     <w:p>

--- a/hin/docx/60.content.docx
+++ b/hin/docx/60.content.docx
@@ -308,6 +308,21 @@
           <w:b/>
           <w:lang w:val="hi_IN" w:bidi="hi_IN"/>
         </w:rPr>
+        <w:t>ἀπόστολος Ἰησοῦ Χριστοῦ</w:t>
+      </w:r>
+    </w:p>
+    <w:p>
+      <w:pPr/>
+      <w:r>
+        <w:rPr>
+          <w:lang w:val="hi_IN" w:bidi="hi_IN"/>
+        </w:rPr>
+      </w:r>
+      <w:r>
+        <w:rPr>
+          <w:b/>
+          <w:lang w:val="hi_IN" w:bidi="hi_IN"/>
+        </w:rPr>
         <w:t>"यीशु मसीह का प्रेरित है"</w:t>
       </w:r>
     </w:p>
@@ -913,6 +928,21 @@
           <w:b/>
           <w:lang w:val="hi_IN" w:bidi="hi_IN"/>
         </w:rPr>
+        <w:t>Πόντου, Γαλατίας, Καππαδοκίας, Ἀσίας, καὶ Βιθυνίας</w:t>
+      </w:r>
+    </w:p>
+    <w:p>
+      <w:pPr/>
+      <w:r>
+        <w:rPr>
+          <w:lang w:val="hi_IN" w:bidi="hi_IN"/>
+        </w:rPr>
+      </w:r>
+      <w:r>
+        <w:rPr>
+          <w:b/>
+          <w:lang w:val="hi_IN" w:bidi="hi_IN"/>
+        </w:rPr>
         <w:t>"पुन्तुस, गलातिया, कप्पदूकिया, आसिया, और बितूनिया"</w:t>
       </w:r>
     </w:p>
@@ -996,6 +1026,21 @@
           <w:b/>
           <w:lang w:val="hi_IN" w:bidi="hi_IN"/>
         </w:rPr>
+        <w:t>πρόγνωσιν Θεοῦ Πατρός</w:t>
+      </w:r>
+    </w:p>
+    <w:p>
+      <w:pPr/>
+      <w:r>
+        <w:rPr>
+          <w:lang w:val="hi_IN" w:bidi="hi_IN"/>
+        </w:rPr>
+      </w:r>
+      <w:r>
+        <w:rPr>
+          <w:b/>
+          <w:lang w:val="hi_IN" w:bidi="hi_IN"/>
+        </w:rPr>
         <w:t>"परमेश्वर पिता के ज्ञान के"</w:t>
       </w:r>
     </w:p>
@@ -1190,6 +1235,21 @@
           <w:b/>
           <w:lang w:val="hi_IN" w:bidi="hi_IN"/>
         </w:rPr>
+        <w:t>Πατρός</w:t>
+      </w:r>
+    </w:p>
+    <w:p>
+      <w:pPr/>
+      <w:r>
+        <w:rPr>
+          <w:lang w:val="hi_IN" w:bidi="hi_IN"/>
+        </w:rPr>
+      </w:r>
+      <w:r>
+        <w:rPr>
+          <w:b/>
+          <w:lang w:val="hi_IN" w:bidi="hi_IN"/>
+        </w:rPr>
         <w:t>"पिता"</w:t>
       </w:r>
     </w:p>
@@ -1286,6 +1346,21 @@
           <w:b/>
           <w:lang w:val="hi_IN" w:bidi="hi_IN"/>
         </w:rPr>
+        <w:t>ἐν ἁγιασμῷ Πνεύματος</w:t>
+      </w:r>
+    </w:p>
+    <w:p>
+      <w:pPr/>
+      <w:r>
+        <w:rPr>
+          <w:lang w:val="hi_IN" w:bidi="hi_IN"/>
+        </w:rPr>
+      </w:r>
+      <w:r>
+        <w:rPr>
+          <w:b/>
+          <w:lang w:val="hi_IN" w:bidi="hi_IN"/>
+        </w:rPr>
         <w:t>"आत्मा के पवित्र करने के द्वारा"</w:t>
       </w:r>
     </w:p>
@@ -1492,6 +1567,21 @@
         <w:rPr>
           <w:lang w:val="hi_IN" w:bidi="hi_IN"/>
         </w:rPr>
+      </w:r>
+    </w:p>
+    <w:p>
+      <w:pPr/>
+      <w:r>
+        <w:rPr>
+          <w:lang w:val="hi_IN" w:bidi="hi_IN"/>
+        </w:rPr>
+      </w:r>
+      <w:r>
+        <w:rPr>
+          <w:b/>
+          <w:lang w:val="hi_IN" w:bidi="hi_IN"/>
+        </w:rPr>
+        <w:t>εἰς ὑπακοὴν καὶ ῥαντισμὸν αἵματος Ἰησοῦ Χριστοῦ</w:t>
       </w:r>
     </w:p>
     <w:p>
@@ -2454,6 +2544,21 @@
           <w:b/>
           <w:lang w:val="hi_IN" w:bidi="hi_IN"/>
         </w:rPr>
+        <w:t>χάρις ὑμῖν καὶ εἰρήνη πληθυνθείη</w:t>
+      </w:r>
+    </w:p>
+    <w:p>
+      <w:pPr/>
+      <w:r>
+        <w:rPr>
+          <w:lang w:val="hi_IN" w:bidi="hi_IN"/>
+        </w:rPr>
+      </w:r>
+      <w:r>
+        <w:rPr>
+          <w:b/>
+          <w:lang w:val="hi_IN" w:bidi="hi_IN"/>
+        </w:rPr>
         <w:t>"तुम्हें अत्यन्त अनुग्रह और शान्ति मिलती"</w:t>
       </w:r>
     </w:p>
@@ -2635,6 +2740,21 @@
           <w:b/>
           <w:lang w:val="hi_IN" w:bidi="hi_IN"/>
         </w:rPr>
+        <w:t>Πατὴρ</w:t>
+      </w:r>
+    </w:p>
+    <w:p>
+      <w:pPr/>
+      <w:r>
+        <w:rPr>
+          <w:lang w:val="hi_IN" w:bidi="hi_IN"/>
+        </w:rPr>
+      </w:r>
+      <w:r>
+        <w:rPr>
+          <w:b/>
+          <w:lang w:val="hi_IN" w:bidi="hi_IN"/>
+        </w:rPr>
         <w:t>"पिता"</w:t>
       </w:r>
     </w:p>
@@ -3227,6 +3347,21 @@
           <w:b/>
           <w:lang w:val="hi_IN" w:bidi="hi_IN"/>
         </w:rPr>
+        <w:t>ὁ &amp; ἀναγεννήσας ἡμᾶς εἰς ἐλπίδα ζῶσαν, δι’ ἀναστάσεως Ἰησοῦ Χριστοῦ ἐκ νεκρῶν</w:t>
+      </w:r>
+    </w:p>
+    <w:p>
+      <w:pPr/>
+      <w:r>
+        <w:rPr>
+          <w:lang w:val="hi_IN" w:bidi="hi_IN"/>
+        </w:rPr>
+      </w:r>
+      <w:r>
+        <w:rPr>
+          <w:b/>
+          <w:lang w:val="hi_IN" w:bidi="hi_IN"/>
+        </w:rPr>
         <w:t>"यीशु मसीह मरे हुओं में से जी उठने"</w:t>
       </w:r>
       <w:r>
@@ -3570,6 +3705,21 @@
         <w:rPr>
           <w:lang w:val="hi_IN" w:bidi="hi_IN"/>
         </w:rPr>
+      </w:r>
+    </w:p>
+    <w:p>
+      <w:pPr/>
+      <w:r>
+        <w:rPr>
+          <w:lang w:val="hi_IN" w:bidi="hi_IN"/>
+        </w:rPr>
+      </w:r>
+      <w:r>
+        <w:rPr>
+          <w:b/>
+          <w:lang w:val="hi_IN" w:bidi="hi_IN"/>
+        </w:rPr>
+        <w:t>δι’ ἀναστάσεως Ἰησοῦ Χριστοῦ ἐκ νεκρῶν</w:t>
       </w:r>
     </w:p>
     <w:p>
@@ -3885,6 +4035,21 @@
           <w:b/>
           <w:lang w:val="hi_IN" w:bidi="hi_IN"/>
         </w:rPr>
+        <w:t>εἰς κληρονομίαν ἄφθαρτον, καὶ ἀμίαντον, καὶ ἀμάραντον</w:t>
+      </w:r>
+    </w:p>
+    <w:p>
+      <w:pPr/>
+      <w:r>
+        <w:rPr>
+          <w:lang w:val="hi_IN" w:bidi="hi_IN"/>
+        </w:rPr>
+      </w:r>
+      <w:r>
+        <w:rPr>
+          <w:b/>
+          <w:lang w:val="hi_IN" w:bidi="hi_IN"/>
+        </w:rPr>
         <w:t>"एक अविनाशी और निर्मल, और अजर विरासत के लिये"</w:t>
       </w:r>
     </w:p>
@@ -4092,6 +4257,21 @@
           <w:b/>
           <w:lang w:val="hi_IN" w:bidi="hi_IN"/>
         </w:rPr>
+        <w:t>τετηρημένην ἐν οὐρανοῖς εἰς ὑμᾶς</w:t>
+      </w:r>
+    </w:p>
+    <w:p>
+      <w:pPr/>
+      <w:r>
+        <w:rPr>
+          <w:lang w:val="hi_IN" w:bidi="hi_IN"/>
+        </w:rPr>
+      </w:r>
+      <w:r>
+        <w:rPr>
+          <w:b/>
+          <w:lang w:val="hi_IN" w:bidi="hi_IN"/>
+        </w:rPr>
         <w:t>"तुम्हारे लिये स्वर्ग में रखी"</w:t>
       </w:r>
     </w:p>
@@ -4175,6 +4355,21 @@
           <w:b/>
           <w:lang w:val="hi_IN" w:bidi="hi_IN"/>
         </w:rPr>
+        <w:t>τοὺς ἐν δυνάμει Θεοῦ φρουρουμένους</w:t>
+      </w:r>
+    </w:p>
+    <w:p>
+      <w:pPr/>
+      <w:r>
+        <w:rPr>
+          <w:lang w:val="hi_IN" w:bidi="hi_IN"/>
+        </w:rPr>
+      </w:r>
+      <w:r>
+        <w:rPr>
+          <w:b/>
+          <w:lang w:val="hi_IN" w:bidi="hi_IN"/>
+        </w:rPr>
         <w:t>"जिनकी रक्षा परमेश्वर की सामर्थ्य से,"</w:t>
       </w:r>
       <w:r>
@@ -4479,6 +4674,21 @@
         <w:rPr>
           <w:lang w:val="hi_IN" w:bidi="hi_IN"/>
         </w:rPr>
+      </w:r>
+    </w:p>
+    <w:p>
+      <w:pPr/>
+      <w:r>
+        <w:rPr>
+          <w:lang w:val="hi_IN" w:bidi="hi_IN"/>
+        </w:rPr>
+      </w:r>
+      <w:r>
+        <w:rPr>
+          <w:b/>
+          <w:lang w:val="hi_IN" w:bidi="hi_IN"/>
+        </w:rPr>
+        <w:t>εἰς σωτηρίαν ἑτοίμην ἀποκαλυφθῆναι</w:t>
       </w:r>
     </w:p>
     <w:p>
@@ -5214,6 +5424,21 @@
           <w:b/>
           <w:lang w:val="hi_IN" w:bidi="hi_IN"/>
         </w:rPr>
+        <w:t>ὀλίγον ἄρτι, εἰ δέον λυπηθέντες ἐν ποικίλοις πειρασμοῖς</w:t>
+      </w:r>
+    </w:p>
+    <w:p>
+      <w:pPr/>
+      <w:r>
+        <w:rPr>
+          <w:lang w:val="hi_IN" w:bidi="hi_IN"/>
+        </w:rPr>
+      </w:r>
+      <w:r>
+        <w:rPr>
+          <w:b/>
+          <w:lang w:val="hi_IN" w:bidi="hi_IN"/>
+        </w:rPr>
         <w:t>"यद्यपि अवश्य है अब कुछ दिन तक नाना प्रकार की परीक्षाओं के कारण दुःख"</w:t>
       </w:r>
     </w:p>
@@ -5610,6 +5835,21 @@
           <w:b/>
           <w:lang w:val="hi_IN" w:bidi="hi_IN"/>
         </w:rPr>
+        <w:t>ἵνα τὸ δοκίμιον ὑμῶν τῆς πίστεως πολυτιμότερον χρυσίου τοῦ ἀπολλυμένου, διὰ πυρὸς δὲ δοκιμαζομένου, εὑρεθῇ εἰς ἔπαινον, καὶ δόξαν, καὶ τιμὴν, ἐν ἀποκαλύψει Ἰησοῦ Χριστοῦ</w:t>
+      </w:r>
+    </w:p>
+    <w:p>
+      <w:pPr/>
+      <w:r>
+        <w:rPr>
+          <w:lang w:val="hi_IN" w:bidi="hi_IN"/>
+        </w:rPr>
+      </w:r>
+      <w:r>
+        <w:rPr>
+          <w:b/>
+          <w:lang w:val="hi_IN" w:bidi="hi_IN"/>
+        </w:rPr>
         <w:t>"और कि तुम्हारा परखा विश्वास, जो आग से ताए नाशवान सोने से अधिक बहुमूल्य यीशु मसीह के प्रगट पर प्रशंसा, महिमा, और आदर कारण"</w:t>
       </w:r>
     </w:p>
@@ -5882,6 +6122,21 @@
           <w:b/>
           <w:lang w:val="hi_IN" w:bidi="hi_IN"/>
         </w:rPr>
+        <w:t>εὑρεθῇ εἰς ἔπαινον, καὶ δόξαν, καὶ τιμὴν</w:t>
+      </w:r>
+    </w:p>
+    <w:p>
+      <w:pPr/>
+      <w:r>
+        <w:rPr>
+          <w:lang w:val="hi_IN" w:bidi="hi_IN"/>
+        </w:rPr>
+      </w:r>
+      <w:r>
+        <w:rPr>
+          <w:b/>
+          <w:lang w:val="hi_IN" w:bidi="hi_IN"/>
+        </w:rPr>
         <w:t>"और"</w:t>
       </w:r>
       <w:r>
@@ -6128,6 +6383,21 @@
           <w:b/>
           <w:lang w:val="hi_IN" w:bidi="hi_IN"/>
         </w:rPr>
+        <w:t>ἐν ἀποκαλύψει Ἰησοῦ Χριστοῦ</w:t>
+      </w:r>
+    </w:p>
+    <w:p>
+      <w:pPr/>
+      <w:r>
+        <w:rPr>
+          <w:lang w:val="hi_IN" w:bidi="hi_IN"/>
+        </w:rPr>
+      </w:r>
+      <w:r>
+        <w:rPr>
+          <w:b/>
+          <w:lang w:val="hi_IN" w:bidi="hi_IN"/>
+        </w:rPr>
         <w:t>"से"</w:t>
       </w:r>
       <w:r>
@@ -6387,6 +6657,21 @@
           <w:b/>
           <w:lang w:val="hi_IN" w:bidi="hi_IN"/>
         </w:rPr>
+        <w:t>κομιζόμενοι &amp; σωτηρίαν</w:t>
+      </w:r>
+    </w:p>
+    <w:p>
+      <w:pPr/>
+      <w:r>
+        <w:rPr>
+          <w:lang w:val="hi_IN" w:bidi="hi_IN"/>
+        </w:rPr>
+      </w:r>
+      <w:r>
+        <w:rPr>
+          <w:b/>
+          <w:lang w:val="hi_IN" w:bidi="hi_IN"/>
+        </w:rPr>
         <w:t>"उद्धार प्राप्त करते"</w:t>
       </w:r>
     </w:p>
@@ -7605,6 +7890,21 @@
           <w:b/>
           <w:lang w:val="hi_IN" w:bidi="hi_IN"/>
         </w:rPr>
+        <w:t>τὰ εἰς Χριστὸν παθήματα, καὶ τὰς μετὰ ταῦτα δόξας</w:t>
+      </w:r>
+    </w:p>
+    <w:p>
+      <w:pPr/>
+      <w:r>
+        <w:rPr>
+          <w:lang w:val="hi_IN" w:bidi="hi_IN"/>
+        </w:rPr>
+      </w:r>
+      <w:r>
+        <w:rPr>
+          <w:b/>
+          <w:lang w:val="hi_IN" w:bidi="hi_IN"/>
+        </w:rPr>
         <w:t>"बात"</w:t>
       </w:r>
       <w:r>
@@ -7851,6 +8151,21 @@
           <w:b/>
           <w:lang w:val="hi_IN" w:bidi="hi_IN"/>
         </w:rPr>
+        <w:t>ἃ νῦν ἀνηγγέλη ὑμῖν, διὰ τῶν εὐαγγελισαμένων ὑμᾶς</w:t>
+      </w:r>
+    </w:p>
+    <w:p>
+      <w:pPr/>
+      <w:r>
+        <w:rPr>
+          <w:lang w:val="hi_IN" w:bidi="hi_IN"/>
+        </w:rPr>
+      </w:r>
+      <w:r>
+        <w:rPr>
+          <w:b/>
+          <w:lang w:val="hi_IN" w:bidi="hi_IN"/>
+        </w:rPr>
         <w:t>"उन पर"</w:t>
       </w:r>
       <w:r>
@@ -8057,6 +8372,21 @@
         <w:rPr>
           <w:lang w:val="hi_IN" w:bidi="hi_IN"/>
         </w:rPr>
+      </w:r>
+    </w:p>
+    <w:p>
+      <w:pPr/>
+      <w:r>
+        <w:rPr>
+          <w:lang w:val="hi_IN" w:bidi="hi_IN"/>
+        </w:rPr>
+      </w:r>
+      <w:r>
+        <w:rPr>
+          <w:b/>
+          <w:lang w:val="hi_IN" w:bidi="hi_IN"/>
+        </w:rPr>
+        <w:t>ἀποσταλέντι ἀπ’ οὐρανοῦ</w:t>
       </w:r>
     </w:p>
     <w:p>
@@ -9306,6 +9636,21 @@
           <w:b/>
           <w:lang w:val="hi_IN" w:bidi="hi_IN"/>
         </w:rPr>
+        <w:t>ἀποκαλύψει Ἰησοῦ Χριστοῦ</w:t>
+      </w:r>
+    </w:p>
+    <w:p>
+      <w:pPr/>
+      <w:r>
+        <w:rPr>
+          <w:lang w:val="hi_IN" w:bidi="hi_IN"/>
+        </w:rPr>
+      </w:r>
+      <w:r>
+        <w:rPr>
+          <w:b/>
+          <w:lang w:val="hi_IN" w:bidi="hi_IN"/>
+        </w:rPr>
         <w:t>"यीशु मसीह के प्रगट होने के"</w:t>
       </w:r>
     </w:p>
@@ -9779,6 +10124,21 @@
           <w:b/>
           <w:lang w:val="hi_IN" w:bidi="hi_IN"/>
         </w:rPr>
+        <w:t>μὴ συνσχηματιζόμενοι ταῖς πρότερον &amp; ἐπιθυμίαις</w:t>
+      </w:r>
+    </w:p>
+    <w:p>
+      <w:pPr/>
+      <w:r>
+        <w:rPr>
+          <w:lang w:val="hi_IN" w:bidi="hi_IN"/>
+        </w:rPr>
+      </w:r>
+      <w:r>
+        <w:rPr>
+          <w:b/>
+          <w:lang w:val="hi_IN" w:bidi="hi_IN"/>
+        </w:rPr>
         <w:t>"की पुरानी अभिलाषाओं के सदृश्य न बनो"</w:t>
       </w:r>
     </w:p>
@@ -9959,6 +10319,21 @@
         <w:rPr>
           <w:lang w:val="hi_IN" w:bidi="hi_IN"/>
         </w:rPr>
+      </w:r>
+    </w:p>
+    <w:p>
+      <w:pPr/>
+      <w:r>
+        <w:rPr>
+          <w:lang w:val="hi_IN" w:bidi="hi_IN"/>
+        </w:rPr>
+      </w:r>
+      <w:r>
+        <w:rPr>
+          <w:b/>
+          <w:lang w:val="hi_IN" w:bidi="hi_IN"/>
+        </w:rPr>
+        <w:t>τὸν καλέσαντα ὑμᾶς</w:t>
       </w:r>
     </w:p>
     <w:p>
@@ -10714,6 +11089,21 @@
           <w:b/>
           <w:lang w:val="hi_IN" w:bidi="hi_IN"/>
         </w:rPr>
+        <w:t>τὸν ἀπροσωπολήμπτως κρίνοντα</w:t>
+      </w:r>
+    </w:p>
+    <w:p>
+      <w:pPr/>
+      <w:r>
+        <w:rPr>
+          <w:lang w:val="hi_IN" w:bidi="hi_IN"/>
+        </w:rPr>
+      </w:r>
+      <w:r>
+        <w:rPr>
+          <w:b/>
+          <w:lang w:val="hi_IN" w:bidi="hi_IN"/>
+        </w:rPr>
         <w:t>"जो बिना पक्षपात हर एक"</w:t>
       </w:r>
       <w:r>
@@ -10921,6 +11311,21 @@
           <w:b/>
           <w:lang w:val="hi_IN" w:bidi="hi_IN"/>
         </w:rPr>
+        <w:t>οὐ φθαρτοῖς, ἀργυρίῳ ἢ χρυσίῳ, ἐλυτρώθητε ἐκ τῆς ματαίας ὑμῶν ἀναστροφῆς πατροπαραδότου</w:t>
+      </w:r>
+    </w:p>
+    <w:p>
+      <w:pPr/>
+      <w:r>
+        <w:rPr>
+          <w:lang w:val="hi_IN" w:bidi="hi_IN"/>
+        </w:rPr>
+      </w:r>
+      <w:r>
+        <w:rPr>
+          <w:b/>
+          <w:lang w:val="hi_IN" w:bidi="hi_IN"/>
+        </w:rPr>
         <w:t>"निकम्मा जो पूर्वजों से चला आता है उससे तुम्हारा छुटकारा चाँदी-सोने अर्थात् नाशवान वस्तुओं के द्वारा नहीं"</w:t>
       </w:r>
     </w:p>
@@ -11448,6 +11853,21 @@
           <w:b/>
           <w:lang w:val="hi_IN" w:bidi="hi_IN"/>
         </w:rPr>
+        <w:t>τιμίῳ αἵματι &amp; Χριστοῦ</w:t>
+      </w:r>
+    </w:p>
+    <w:p>
+      <w:pPr/>
+      <w:r>
+        <w:rPr>
+          <w:lang w:val="hi_IN" w:bidi="hi_IN"/>
+        </w:rPr>
+      </w:r>
+      <w:r>
+        <w:rPr>
+          <w:b/>
+          <w:lang w:val="hi_IN" w:bidi="hi_IN"/>
+        </w:rPr>
         <w:t>"मसीह के बहुमूल्य लहू के द्वारा"</w:t>
       </w:r>
     </w:p>
@@ -11962,6 +12382,21 @@
           <w:b/>
           <w:lang w:val="hi_IN" w:bidi="hi_IN"/>
         </w:rPr>
+        <w:t>πρὸ καταβολῆς κόσμου</w:t>
+      </w:r>
+    </w:p>
+    <w:p>
+      <w:pPr/>
+      <w:r>
+        <w:rPr>
+          <w:lang w:val="hi_IN" w:bidi="hi_IN"/>
+        </w:rPr>
+      </w:r>
+      <w:r>
+        <w:rPr>
+          <w:b/>
+          <w:lang w:val="hi_IN" w:bidi="hi_IN"/>
+        </w:rPr>
         <w:t>"जगत की सृष्टि से पहले"</w:t>
       </w:r>
     </w:p>
@@ -12626,6 +13061,21 @@
           <w:b/>
           <w:lang w:val="hi_IN" w:bidi="hi_IN"/>
         </w:rPr>
+        <w:t>τὴν πίστιν ὑμῶν καὶ ἐλπίδα, εἶναι εἰς Θεόν</w:t>
+      </w:r>
+    </w:p>
+    <w:p>
+      <w:pPr/>
+      <w:r>
+        <w:rPr>
+          <w:lang w:val="hi_IN" w:bidi="hi_IN"/>
+        </w:rPr>
+      </w:r>
+      <w:r>
+        <w:rPr>
+          <w:b/>
+          <w:lang w:val="hi_IN" w:bidi="hi_IN"/>
+        </w:rPr>
         <w:t>"जिसने"</w:t>
       </w:r>
       <w:r>
@@ -12871,6 +13321,21 @@
         <w:rPr>
           <w:lang w:val="hi_IN" w:bidi="hi_IN"/>
         </w:rPr>
+      </w:r>
+    </w:p>
+    <w:p>
+      <w:pPr/>
+      <w:r>
+        <w:rPr>
+          <w:lang w:val="hi_IN" w:bidi="hi_IN"/>
+        </w:rPr>
+      </w:r>
+      <w:r>
+        <w:rPr>
+          <w:b/>
+          <w:lang w:val="hi_IN" w:bidi="hi_IN"/>
+        </w:rPr>
+        <w:t>τὰς ψυχὰς</w:t>
       </w:r>
     </w:p>
     <w:p>
@@ -13534,6 +13999,21 @@
           <w:b/>
           <w:lang w:val="hi_IN" w:bidi="hi_IN"/>
         </w:rPr>
+        <w:t>ἀναγεγεννημένοι</w:t>
+      </w:r>
+    </w:p>
+    <w:p>
+      <w:pPr/>
+      <w:r>
+        <w:rPr>
+          <w:lang w:val="hi_IN" w:bidi="hi_IN"/>
+        </w:rPr>
+      </w:r>
+      <w:r>
+        <w:rPr>
+          <w:b/>
+          <w:lang w:val="hi_IN" w:bidi="hi_IN"/>
+        </w:rPr>
         <w:t>"नया जन्म पाया"</w:t>
       </w:r>
     </w:p>
@@ -14278,6 +14758,21 @@
           <w:b/>
           <w:lang w:val="hi_IN" w:bidi="hi_IN"/>
         </w:rPr>
+        <w:t>πᾶσα σὰρξ ὡς χόρτος, καὶ πᾶσα δόξα αὐτῆς ὡς ἄνθος χόρτου. ἐξηράνθη ὁ χόρτος, καὶ τὸ ἄνθος ἐξέπεσεν</w:t>
+      </w:r>
+    </w:p>
+    <w:p>
+      <w:pPr/>
+      <w:r>
+        <w:rPr>
+          <w:lang w:val="hi_IN" w:bidi="hi_IN"/>
+        </w:rPr>
+      </w:r>
+      <w:r>
+        <w:rPr>
+          <w:b/>
+          <w:lang w:val="hi_IN" w:bidi="hi_IN"/>
+        </w:rPr>
         <w:t>""</w:t>
       </w:r>
     </w:p>
@@ -14601,6 +15096,21 @@
           <w:b/>
           <w:lang w:val="hi_IN" w:bidi="hi_IN"/>
         </w:rPr>
+        <w:t>ἄνθος χόρτου. ἐξηράνθη ὁ χόρτος, καὶ τὸ ἄνθος ἐξέπεσεν</w:t>
+      </w:r>
+    </w:p>
+    <w:p>
+      <w:pPr/>
+      <w:r>
+        <w:rPr>
+          <w:lang w:val="hi_IN" w:bidi="hi_IN"/>
+        </w:rPr>
+      </w:r>
+      <w:r>
+        <w:rPr>
+          <w:b/>
+          <w:lang w:val="hi_IN" w:bidi="hi_IN"/>
+        </w:rPr>
         <w:t>""</w:t>
       </w:r>
     </w:p>
@@ -15438,6 +15948,21 @@
           <w:b/>
           <w:lang w:val="hi_IN" w:bidi="hi_IN"/>
         </w:rPr>
+        <w:t>τὸ ῥῆμα τὸ εὐαγγελισθὲν</w:t>
+      </w:r>
+    </w:p>
+    <w:p>
+      <w:pPr/>
+      <w:r>
+        <w:rPr>
+          <w:lang w:val="hi_IN" w:bidi="hi_IN"/>
+        </w:rPr>
+      </w:r>
+      <w:r>
+        <w:rPr>
+          <w:b/>
+          <w:lang w:val="hi_IN" w:bidi="hi_IN"/>
+        </w:rPr>
         <w:t>"सुसमाचार का वचन जो"</w:t>
       </w:r>
       <w:r>
@@ -15663,6 +16188,21 @@
           <w:b/>
           <w:lang w:val="hi_IN" w:bidi="hi_IN"/>
         </w:rPr>
+        <w:t>ἀποθέμενοι &amp; πᾶσαν κακίαν, καὶ πάντα δόλον, καὶ ὑποκρίσεις, καὶ φθόνους, καὶ πάσας καταλαλιάς</w:t>
+      </w:r>
+    </w:p>
+    <w:p>
+      <w:pPr/>
+      <w:r>
+        <w:rPr>
+          <w:lang w:val="hi_IN" w:bidi="hi_IN"/>
+        </w:rPr>
+      </w:r>
+      <w:r>
+        <w:rPr>
+          <w:b/>
+          <w:lang w:val="hi_IN" w:bidi="hi_IN"/>
+        </w:rPr>
         <w:t>"सब प्रकार का बैर-भाव, छल, कपट, डाह और बदनामी को दूर"</w:t>
       </w:r>
     </w:p>
@@ -15746,6 +16286,21 @@
           <w:b/>
           <w:lang w:val="hi_IN" w:bidi="hi_IN"/>
         </w:rPr>
+        <w:t>ἀποθέμενοι &amp; πᾶσαν κακίαν, καὶ πάντα δόλον, καὶ ὑποκρίσεις, καὶ φθόνους, καὶ πάσας καταλαλιάς</w:t>
+      </w:r>
+    </w:p>
+    <w:p>
+      <w:pPr/>
+      <w:r>
+        <w:rPr>
+          <w:lang w:val="hi_IN" w:bidi="hi_IN"/>
+        </w:rPr>
+      </w:r>
+      <w:r>
+        <w:rPr>
+          <w:b/>
+          <w:lang w:val="hi_IN" w:bidi="hi_IN"/>
+        </w:rPr>
         <w:t>"सब प्रकार का बैर-भाव, छल, कपट, डाह और बदनामी को दूर"</w:t>
       </w:r>
     </w:p>
@@ -15842,6 +16397,21 @@
           <w:b/>
           <w:lang w:val="hi_IN" w:bidi="hi_IN"/>
         </w:rPr>
+        <w:t>ἀποθέμενοι &amp; πᾶσαν κακίαν, καὶ πάντα δόλον, καὶ ὑποκρίσεις, καὶ φθόνους, καὶ πάσας καταλαλιάς</w:t>
+      </w:r>
+    </w:p>
+    <w:p>
+      <w:pPr/>
+      <w:r>
+        <w:rPr>
+          <w:lang w:val="hi_IN" w:bidi="hi_IN"/>
+        </w:rPr>
+      </w:r>
+      <w:r>
+        <w:rPr>
+          <w:b/>
+          <w:lang w:val="hi_IN" w:bidi="hi_IN"/>
+        </w:rPr>
         <w:t>"सब प्रकार का बैर-भाव, छल, कपट, डाह और बदनामी को दूर"</w:t>
       </w:r>
     </w:p>
@@ -16087,6 +16657,21 @@
         <w:rPr>
           <w:lang w:val="hi_IN" w:bidi="hi_IN"/>
         </w:rPr>
+      </w:r>
+    </w:p>
+    <w:p>
+      <w:pPr/>
+      <w:r>
+        <w:rPr>
+          <w:lang w:val="hi_IN" w:bidi="hi_IN"/>
+        </w:rPr>
+      </w:r>
+      <w:r>
+        <w:rPr>
+          <w:b/>
+          <w:lang w:val="hi_IN" w:bidi="hi_IN"/>
+        </w:rPr>
+        <w:t>ἐπιποθήσατε</w:t>
       </w:r>
     </w:p>
     <w:p>
@@ -16913,6 +17498,21 @@
           <w:b/>
           <w:lang w:val="hi_IN" w:bidi="hi_IN"/>
         </w:rPr>
+        <w:t>ἐγεύσασθε ὅτι χρηστὸς ὁ Κύριος</w:t>
+      </w:r>
+    </w:p>
+    <w:p>
+      <w:pPr/>
+      <w:r>
+        <w:rPr>
+          <w:lang w:val="hi_IN" w:bidi="hi_IN"/>
+        </w:rPr>
+      </w:r>
+      <w:r>
+        <w:rPr>
+          <w:b/>
+          <w:lang w:val="hi_IN" w:bidi="hi_IN"/>
+        </w:rPr>
         <w:t>"प्रभु की भलाई का चख"</w:t>
       </w:r>
     </w:p>
@@ -18065,6 +18665,21 @@
           <w:b/>
           <w:lang w:val="hi_IN" w:bidi="hi_IN"/>
         </w:rPr>
+        <w:t>οἰκοδομεῖσθε, οἶκος πνευματικὸς</w:t>
+      </w:r>
+    </w:p>
+    <w:p>
+      <w:pPr/>
+      <w:r>
+        <w:rPr>
+          <w:lang w:val="hi_IN" w:bidi="hi_IN"/>
+        </w:rPr>
+      </w:r>
+      <w:r>
+        <w:rPr>
+          <w:b/>
+          <w:lang w:val="hi_IN" w:bidi="hi_IN"/>
+        </w:rPr>
         <w:t>"आत्मिक घर बनते जाते हो"</w:t>
       </w:r>
     </w:p>
@@ -18871,6 +19486,21 @@
           <w:b/>
           <w:lang w:val="hi_IN" w:bidi="hi_IN"/>
         </w:rPr>
+        <w:t>ἰδοὺ, τίθημι ἐν Σιὼν λίθον, ἀκρογωνιαῖον ἐκλεκτὸν ἔντιμον; καὶ ὁ πιστεύων ἐπ’ αὐτῷ, οὐ μὴ καταισχυνθῇ</w:t>
+      </w:r>
+    </w:p>
+    <w:p>
+      <w:pPr/>
+      <w:r>
+        <w:rPr>
+          <w:lang w:val="hi_IN" w:bidi="hi_IN"/>
+        </w:rPr>
+      </w:r>
+      <w:r>
+        <w:rPr>
+          <w:b/>
+          <w:lang w:val="hi_IN" w:bidi="hi_IN"/>
+        </w:rPr>
         <w:t>""देखो, मैं सिय्योन में कोने के सिरे का चुना हुआऔर बहुमूल्य पत्थर धरता हूँ:जो कोई उस पर विश्वास करेगा, लज्जित नहीं""</w:t>
       </w:r>
     </w:p>
@@ -19977,6 +20607,21 @@
           <w:b/>
           <w:lang w:val="hi_IN" w:bidi="hi_IN"/>
         </w:rPr>
+        <w:t>λίθος ὃν ἀπεδοκίμασαν οἱ οἰκοδομοῦντες, οὗτος ἐγενήθη εἰς κεφαλὴν γωνίας</w:t>
+      </w:r>
+    </w:p>
+    <w:p>
+      <w:pPr/>
+      <w:r>
+        <w:rPr>
+          <w:lang w:val="hi_IN" w:bidi="hi_IN"/>
+        </w:rPr>
+      </w:r>
+      <w:r>
+        <w:rPr>
+          <w:b/>
+          <w:lang w:val="hi_IN" w:bidi="hi_IN"/>
+        </w:rPr>
         <w:t>""लिये,"</w:t>
       </w:r>
     </w:p>
@@ -20442,6 +21087,21 @@
           <w:b/>
           <w:lang w:val="hi_IN" w:bidi="hi_IN"/>
         </w:rPr>
+        <w:t>λίθος προσκόμματος, καὶ πέτρα σκανδάλου</w:t>
+      </w:r>
+    </w:p>
+    <w:p>
+      <w:pPr/>
+      <w:r>
+        <w:rPr>
+          <w:lang w:val="hi_IN" w:bidi="hi_IN"/>
+        </w:rPr>
+      </w:r>
+      <w:r>
+        <w:rPr>
+          <w:b/>
+          <w:lang w:val="hi_IN" w:bidi="hi_IN"/>
+        </w:rPr>
         <w:t>""ठेस लगने पत्थर"</w:t>
       </w:r>
     </w:p>
@@ -21411,6 +22071,21 @@
           <w:b/>
           <w:lang w:val="hi_IN" w:bidi="hi_IN"/>
         </w:rPr>
+        <w:t>εἰς ὃ καὶ ἐτέθησαν</w:t>
+      </w:r>
+    </w:p>
+    <w:p>
+      <w:pPr/>
+      <w:r>
+        <w:rPr>
+          <w:lang w:val="hi_IN" w:bidi="hi_IN"/>
+        </w:rPr>
+      </w:r>
+      <w:r>
+        <w:rPr>
+          <w:b/>
+          <w:lang w:val="hi_IN" w:bidi="hi_IN"/>
+        </w:rPr>
         <w:t>"और वे ठहराए गए"</w:t>
       </w:r>
     </w:p>
@@ -21604,6 +22279,21 @@
         <w:rPr>
           <w:lang w:val="hi_IN" w:bidi="hi_IN"/>
         </w:rPr>
+      </w:r>
+    </w:p>
+    <w:p>
+      <w:pPr/>
+      <w:r>
+        <w:rPr>
+          <w:lang w:val="hi_IN" w:bidi="hi_IN"/>
+        </w:rPr>
+      </w:r>
+      <w:r>
+        <w:rPr>
+          <w:b/>
+          <w:lang w:val="hi_IN" w:bidi="hi_IN"/>
+        </w:rPr>
+        <w:t>γένος ἐκλεκτόν, βασίλειον ἱεράτευμα, ἔθνος ἅγιον, λαὸς εἰς περιποίησιν</w:t>
       </w:r>
     </w:p>
     <w:p>
@@ -22219,6 +22909,21 @@
           <w:b/>
           <w:lang w:val="hi_IN" w:bidi="hi_IN"/>
         </w:rPr>
+        <w:t>τοῦ ἐκ σκότους ὑμᾶς καλέσαντος, εἰς τὸ θαυμαστὸν αὐτοῦ φῶς</w:t>
+      </w:r>
+    </w:p>
+    <w:p>
+      <w:pPr/>
+      <w:r>
+        <w:rPr>
+          <w:lang w:val="hi_IN" w:bidi="hi_IN"/>
+        </w:rPr>
+      </w:r>
+      <w:r>
+        <w:rPr>
+          <w:b/>
+          <w:lang w:val="hi_IN" w:bidi="hi_IN"/>
+        </w:rPr>
         <w:t>"हो,"</w:t>
       </w:r>
       <w:r>
@@ -22438,6 +23143,21 @@
         <w:rPr>
           <w:lang w:val="hi_IN" w:bidi="hi_IN"/>
         </w:rPr>
+      </w:r>
+    </w:p>
+    <w:p>
+      <w:pPr/>
+      <w:r>
+        <w:rPr>
+          <w:lang w:val="hi_IN" w:bidi="hi_IN"/>
+        </w:rPr>
+      </w:r>
+      <w:r>
+        <w:rPr>
+          <w:b/>
+          <w:lang w:val="hi_IN" w:bidi="hi_IN"/>
+        </w:rPr>
+        <w:t>οὐ λαὸς &amp; λαὸς Θεοῦ &amp; οὐκ ἠλεημένοι &amp; ἐλεηθέντες</w:t>
       </w:r>
     </w:p>
     <w:p>
@@ -22890,6 +23610,21 @@
           <w:b/>
           <w:lang w:val="hi_IN" w:bidi="hi_IN"/>
         </w:rPr>
+        <w:t>παρεπιδήμους</w:t>
+      </w:r>
+    </w:p>
+    <w:p>
+      <w:pPr/>
+      <w:r>
+        <w:rPr>
+          <w:lang w:val="hi_IN" w:bidi="hi_IN"/>
+        </w:rPr>
+      </w:r>
+      <w:r>
+        <w:rPr>
+          <w:b/>
+          <w:lang w:val="hi_IN" w:bidi="hi_IN"/>
+        </w:rPr>
         <w:t>"यात्री जानकर"</w:t>
       </w:r>
     </w:p>
@@ -23337,6 +24072,21 @@
           <w:b/>
           <w:lang w:val="hi_IN" w:bidi="hi_IN"/>
         </w:rPr>
+        <w:t>τὴν ἀναστροφὴν ὑμῶν ἐν τοῖς ἔθνεσιν ἔχοντες καλήν</w:t>
+      </w:r>
+    </w:p>
+    <w:p>
+      <w:pPr/>
+      <w:r>
+        <w:rPr>
+          <w:lang w:val="hi_IN" w:bidi="hi_IN"/>
+        </w:rPr>
+      </w:r>
+      <w:r>
+        <w:rPr>
+          <w:b/>
+          <w:lang w:val="hi_IN" w:bidi="hi_IN"/>
+        </w:rPr>
         <w:t>"अन्यजातियों में तुम्हारा चाल-चलन भला हो;"</w:t>
       </w:r>
       <w:r>
@@ -23446,6 +24196,21 @@
           <w:b/>
           <w:lang w:val="hi_IN" w:bidi="hi_IN"/>
         </w:rPr>
+        <w:t>τὴν ἀναστροφὴν ὑμῶν ἐν τοῖς ἔθνεσιν ἔχοντες καλήν</w:t>
+      </w:r>
+    </w:p>
+    <w:p>
+      <w:pPr/>
+      <w:r>
+        <w:rPr>
+          <w:lang w:val="hi_IN" w:bidi="hi_IN"/>
+        </w:rPr>
+      </w:r>
+      <w:r>
+        <w:rPr>
+          <w:b/>
+          <w:lang w:val="hi_IN" w:bidi="hi_IN"/>
+        </w:rPr>
         <w:t>"अन्यजातियों में तुम्हारा चाल-चलन भला हो;"</w:t>
       </w:r>
       <w:r>
@@ -23692,6 +24457,21 @@
           <w:b/>
           <w:lang w:val="hi_IN" w:bidi="hi_IN"/>
         </w:rPr>
+        <w:t>ἐν ᾧ καταλαλοῦσιν ὑμῶν ὡς</w:t>
+      </w:r>
+    </w:p>
+    <w:p>
+      <w:pPr/>
+      <w:r>
+        <w:rPr>
+          <w:lang w:val="hi_IN" w:bidi="hi_IN"/>
+        </w:rPr>
+      </w:r>
+      <w:r>
+        <w:rPr>
+          <w:b/>
+          <w:lang w:val="hi_IN" w:bidi="hi_IN"/>
+        </w:rPr>
         <w:t>"बातों में वे"</w:t>
       </w:r>
       <w:r>
@@ -24277,6 +25057,21 @@
           <w:b/>
           <w:lang w:val="hi_IN" w:bidi="hi_IN"/>
         </w:rPr>
+        <w:t>βασιλεῖ ὡς ὑπερέχοντι</w:t>
+      </w:r>
+    </w:p>
+    <w:p>
+      <w:pPr/>
+      <w:r>
+        <w:rPr>
+          <w:lang w:val="hi_IN" w:bidi="hi_IN"/>
+        </w:rPr>
+      </w:r>
+      <w:r>
+        <w:rPr>
+          <w:b/>
+          <w:lang w:val="hi_IN" w:bidi="hi_IN"/>
+        </w:rPr>
         <w:t>"राजा के"</w:t>
       </w:r>
       <w:r>
@@ -24353,6 +25148,21 @@
           <w:b/>
           <w:lang w:val="hi_IN" w:bidi="hi_IN"/>
         </w:rPr>
+        <w:t>ἡγεμόσιν ὡς δι’ αὐτοῦ πεμπομένοις</w:t>
+      </w:r>
+    </w:p>
+    <w:p>
+      <w:pPr/>
+      <w:r>
+        <w:rPr>
+          <w:lang w:val="hi_IN" w:bidi="hi_IN"/>
+        </w:rPr>
+      </w:r>
+      <w:r>
+        <w:rPr>
+          <w:b/>
+          <w:lang w:val="hi_IN" w:bidi="hi_IN"/>
+        </w:rPr>
         <w:t>"राज्यपालों के,"</w:t>
       </w:r>
       <w:r>
@@ -24638,6 +25448,21 @@
           <w:b/>
           <w:lang w:val="hi_IN" w:bidi="hi_IN"/>
         </w:rPr>
+        <w:t>εἰς ἐκδίκησιν κακοποιῶν, ἔπαινον δὲ ἀγαθοποιῶν</w:t>
+      </w:r>
+    </w:p>
+    <w:p>
+      <w:pPr/>
+      <w:r>
+        <w:rPr>
+          <w:lang w:val="hi_IN" w:bidi="hi_IN"/>
+        </w:rPr>
+      </w:r>
+      <w:r>
+        <w:rPr>
+          <w:b/>
+          <w:lang w:val="hi_IN" w:bidi="hi_IN"/>
+        </w:rPr>
         <w:t>"कुकर्मियों दण्ड देने और सुकर्मियों प्रशंसा के लिये"</w:t>
       </w:r>
     </w:p>
@@ -24747,6 +25572,21 @@
           <w:b/>
           <w:lang w:val="hi_IN" w:bidi="hi_IN"/>
         </w:rPr>
+        <w:t>ἀγαθοποιοῦντας φιμοῦν τὴν τῶν ἀφρόνων ἀνθρώπων ἀγνωσίαν</w:t>
+      </w:r>
+    </w:p>
+    <w:p>
+      <w:pPr/>
+      <w:r>
+        <w:rPr>
+          <w:lang w:val="hi_IN" w:bidi="hi_IN"/>
+        </w:rPr>
+      </w:r>
+      <w:r>
+        <w:rPr>
+          <w:b/>
+          <w:lang w:val="hi_IN" w:bidi="hi_IN"/>
+        </w:rPr>
         <w:t>"भले काम करने निर्बुद्धि लोगों की अज्ञानता की बातों को बन्द कर"</w:t>
       </w:r>
     </w:p>
@@ -24816,6 +25656,21 @@
         <w:rPr>
           <w:lang w:val="hi_IN" w:bidi="hi_IN"/>
         </w:rPr>
+      </w:r>
+    </w:p>
+    <w:p>
+      <w:pPr/>
+      <w:r>
+        <w:rPr>
+          <w:lang w:val="hi_IN" w:bidi="hi_IN"/>
+        </w:rPr>
+      </w:r>
+      <w:r>
+        <w:rPr>
+          <w:b/>
+          <w:lang w:val="hi_IN" w:bidi="hi_IN"/>
+        </w:rPr>
+        <w:t>ἀγαθοποιοῦντας φιμοῦν τὴν τῶν ἀφρόνων ἀνθρώπων ἀγνωσίαν</w:t>
       </w:r>
     </w:p>
     <w:p>
@@ -25764,6 +26619,21 @@
           <w:b/>
           <w:lang w:val="hi_IN" w:bidi="hi_IN"/>
         </w:rPr>
+        <w:t>διὰ συνείδησιν Θεοῦ</w:t>
+      </w:r>
+    </w:p>
+    <w:p>
+      <w:pPr/>
+      <w:r>
+        <w:rPr>
+          <w:lang w:val="hi_IN" w:bidi="hi_IN"/>
+        </w:rPr>
+      </w:r>
+      <w:r>
+        <w:rPr>
+          <w:b/>
+          <w:lang w:val="hi_IN" w:bidi="hi_IN"/>
+        </w:rPr>
         <w:t>"परमेश्वर का विचार करके"</w:t>
       </w:r>
     </w:p>
@@ -26376,6 +27246,21 @@
           <w:b/>
           <w:lang w:val="hi_IN" w:bidi="hi_IN"/>
         </w:rPr>
+        <w:t>τοῦτο χάρις παρὰ Θεῷ</w:t>
+      </w:r>
+    </w:p>
+    <w:p>
+      <w:pPr/>
+      <w:r>
+        <w:rPr>
+          <w:lang w:val="hi_IN" w:bidi="hi_IN"/>
+        </w:rPr>
+      </w:r>
+      <w:r>
+        <w:rPr>
+          <w:b/>
+          <w:lang w:val="hi_IN" w:bidi="hi_IN"/>
+        </w:rPr>
         <w:t>"यह परमेश्वर को भाता"</w:t>
       </w:r>
     </w:p>
@@ -26771,6 +27656,21 @@
         <w:rPr>
           <w:lang w:val="hi_IN" w:bidi="hi_IN"/>
         </w:rPr>
+      </w:r>
+    </w:p>
+    <w:p>
+      <w:pPr/>
+      <w:r>
+        <w:rPr>
+          <w:lang w:val="hi_IN" w:bidi="hi_IN"/>
+        </w:rPr>
+      </w:r>
+      <w:r>
+        <w:rPr>
+          <w:b/>
+          <w:lang w:val="hi_IN" w:bidi="hi_IN"/>
+        </w:rPr>
+        <w:t>ὃς ἁμαρτίαν οὐκ ἐποίησεν, οὐδὲ εὑρέθη δόλος ἐν τῷ στόματι αὐτοῦ</w:t>
       </w:r>
     </w:p>
     <w:p>
@@ -26886,6 +27786,21 @@
           <w:b/>
           <w:lang w:val="hi_IN" w:bidi="hi_IN"/>
         </w:rPr>
+        <w:t>οὐδὲ εὑρέθη δόλος ἐν τῷ στόματι αὐτοῦ</w:t>
+      </w:r>
+    </w:p>
+    <w:p>
+      <w:pPr/>
+      <w:r>
+        <w:rPr>
+          <w:lang w:val="hi_IN" w:bidi="hi_IN"/>
+        </w:rPr>
+      </w:r>
+      <w:r>
+        <w:rPr>
+          <w:b/>
+          <w:lang w:val="hi_IN" w:bidi="hi_IN"/>
+        </w:rPr>
         <w:t>"और न उसके मुँह से छल की कोई बात निकली"</w:t>
       </w:r>
     </w:p>
@@ -27191,6 +28106,21 @@
           <w:b/>
           <w:lang w:val="hi_IN" w:bidi="hi_IN"/>
         </w:rPr>
+        <w:t>ὃς λοιδορούμενος, οὐκ ἀντελοιδόρει</w:t>
+      </w:r>
+    </w:p>
+    <w:p>
+      <w:pPr/>
+      <w:r>
+        <w:rPr>
+          <w:lang w:val="hi_IN" w:bidi="hi_IN"/>
+        </w:rPr>
+      </w:r>
+      <w:r>
+        <w:rPr>
+          <w:b/>
+          <w:lang w:val="hi_IN" w:bidi="hi_IN"/>
+        </w:rPr>
         <w:t>"वह गाली सुनकर गाली नहीं देता था"</w:t>
       </w:r>
     </w:p>
@@ -27978,6 +28908,21 @@
         <w:rPr>
           <w:lang w:val="hi_IN" w:bidi="hi_IN"/>
         </w:rPr>
+      </w:r>
+    </w:p>
+    <w:p>
+      <w:pPr/>
+      <w:r>
+        <w:rPr>
+          <w:lang w:val="hi_IN" w:bidi="hi_IN"/>
+        </w:rPr>
+      </w:r>
+      <w:r>
+        <w:rPr>
+          <w:b/>
+          <w:lang w:val="hi_IN" w:bidi="hi_IN"/>
+        </w:rPr>
+        <w:t>τῇ δικαιοσύνῃ ζήσωμεν</w:t>
       </w:r>
     </w:p>
     <w:p>
@@ -28922,6 +29867,21 @@
           <w:b/>
           <w:lang w:val="hi_IN" w:bidi="hi_IN"/>
         </w:rPr>
+        <w:t>τῶν ψυχῶν ὑμῶν</w:t>
+      </w:r>
+    </w:p>
+    <w:p>
+      <w:pPr/>
+      <w:r>
+        <w:rPr>
+          <w:lang w:val="hi_IN" w:bidi="hi_IN"/>
+        </w:rPr>
+      </w:r>
+      <w:r>
+        <w:rPr>
+          <w:b/>
+          <w:lang w:val="hi_IN" w:bidi="hi_IN"/>
+        </w:rPr>
         <w:t>"अपने प्राणों के"</w:t>
       </w:r>
     </w:p>
@@ -31354,6 +32314,21 @@
           <w:b/>
           <w:lang w:val="hi_IN" w:bidi="hi_IN"/>
         </w:rPr>
+        <w:t>ὑποτασσόμεναι τοῖς ἰδίοις ἀνδράσιν</w:t>
+      </w:r>
+    </w:p>
+    <w:p>
+      <w:pPr/>
+      <w:r>
+        <w:rPr>
+          <w:lang w:val="hi_IN" w:bidi="hi_IN"/>
+        </w:rPr>
+      </w:r>
+      <w:r>
+        <w:rPr>
+          <w:b/>
+          <w:lang w:val="hi_IN" w:bidi="hi_IN"/>
+        </w:rPr>
         <w:t>"अपने पति के अधीन रहती"</w:t>
       </w:r>
     </w:p>
@@ -32123,6 +33098,21 @@
           <w:b/>
           <w:lang w:val="hi_IN" w:bidi="hi_IN"/>
         </w:rPr>
+        <w:t>ἀπονέμοντες τιμήν ὡς καὶ συνκληρονόμοις χάριτος ζωῆς</w:t>
+      </w:r>
+    </w:p>
+    <w:p>
+      <w:pPr/>
+      <w:r>
+        <w:rPr>
+          <w:lang w:val="hi_IN" w:bidi="hi_IN"/>
+        </w:rPr>
+      </w:r>
+      <w:r>
+        <w:rPr>
+          <w:b/>
+          <w:lang w:val="hi_IN" w:bidi="hi_IN"/>
+        </w:rPr>
         <w:t>"उसका आदर करो, समझकर दोनों जीवन के वरदान के वारिस हैं"</w:t>
       </w:r>
     </w:p>
@@ -32492,6 +33482,21 @@
         <w:rPr>
           <w:lang w:val="hi_IN" w:bidi="hi_IN"/>
         </w:rPr>
+      </w:r>
+    </w:p>
+    <w:p>
+      <w:pPr/>
+      <w:r>
+        <w:rPr>
+          <w:lang w:val="hi_IN" w:bidi="hi_IN"/>
+        </w:rPr>
+      </w:r>
+      <w:r>
+        <w:rPr>
+          <w:b/>
+          <w:lang w:val="hi_IN" w:bidi="hi_IN"/>
+        </w:rPr>
+        <w:t>εἰς τὸ μὴ ἐνκόπτεσθαι τὰς προσευχὰς ὑμῶν</w:t>
       </w:r>
     </w:p>
     <w:p>
@@ -32670,6 +33675,21 @@
           <w:b/>
           <w:lang w:val="hi_IN" w:bidi="hi_IN"/>
         </w:rPr>
+        <w:t>ὁμόφρονες</w:t>
+      </w:r>
+    </w:p>
+    <w:p>
+      <w:pPr/>
+      <w:r>
+        <w:rPr>
+          <w:lang w:val="hi_IN" w:bidi="hi_IN"/>
+        </w:rPr>
+      </w:r>
+      <w:r>
+        <w:rPr>
+          <w:b/>
+          <w:lang w:val="hi_IN" w:bidi="hi_IN"/>
+        </w:rPr>
         <w:t>"मन"</w:t>
       </w:r>
     </w:p>
@@ -32843,6 +33863,21 @@
         <w:rPr>
           <w:lang w:val="hi_IN" w:bidi="hi_IN"/>
         </w:rPr>
+      </w:r>
+    </w:p>
+    <w:p>
+      <w:pPr/>
+      <w:r>
+        <w:rPr>
+          <w:lang w:val="hi_IN" w:bidi="hi_IN"/>
+        </w:rPr>
+      </w:r>
+      <w:r>
+        <w:rPr>
+          <w:b/>
+          <w:lang w:val="hi_IN" w:bidi="hi_IN"/>
+        </w:rPr>
+        <w:t>μὴ ἀποδιδόντες κακὸν ἀντὶ κακοῦ, ἢ λοιδορίαν ἀντὶ λοιδορίας</w:t>
       </w:r>
     </w:p>
     <w:p>
@@ -33630,6 +34665,21 @@
           <w:b/>
           <w:lang w:val="hi_IN" w:bidi="hi_IN"/>
         </w:rPr>
+        <w:t>ὁ &amp; θέλων ζωὴν ἀγαπᾶν, καὶ ἰδεῖν ἡμέρας ἀγαθὰς, παυσάτω</w:t>
+      </w:r>
+    </w:p>
+    <w:p>
+      <w:pPr/>
+      <w:r>
+        <w:rPr>
+          <w:lang w:val="hi_IN" w:bidi="hi_IN"/>
+        </w:rPr>
+      </w:r>
+      <w:r>
+        <w:rPr>
+          <w:b/>
+          <w:lang w:val="hi_IN" w:bidi="hi_IN"/>
+        </w:rPr>
         <w:t>"जो कोई जीवन की इच्छा रखता है, और अच्छे दिन देखना चाहता है, वह अपनी"</w:t>
       </w:r>
     </w:p>
@@ -33743,6 +34793,21 @@
           <w:b/>
           <w:lang w:val="hi_IN" w:bidi="hi_IN"/>
         </w:rPr>
+        <w:t>ὁ &amp; θέλων ζωὴν ἀγαπᾶν, καὶ ἰδεῖν ἡμέρας ἀγαθὰς</w:t>
+      </w:r>
+    </w:p>
+    <w:p>
+      <w:pPr/>
+      <w:r>
+        <w:rPr>
+          <w:lang w:val="hi_IN" w:bidi="hi_IN"/>
+        </w:rPr>
+      </w:r>
+      <w:r>
+        <w:rPr>
+          <w:b/>
+          <w:lang w:val="hi_IN" w:bidi="hi_IN"/>
+        </w:rPr>
         <w:t>"जो कोई जीवन की इच्छा रखता है, और अच्छे दिन देखना चाहता है"</w:t>
       </w:r>
     </w:p>
@@ -33937,6 +35002,21 @@
           <w:b/>
           <w:lang w:val="hi_IN" w:bidi="hi_IN"/>
         </w:rPr>
+        <w:t>τὴν γλῶσσαν ἀπὸ κακοῦ, καὶ χείλη τοῦ μὴ λαλῆσαι δόλον</w:t>
+      </w:r>
+    </w:p>
+    <w:p>
+      <w:pPr/>
+      <w:r>
+        <w:rPr>
+          <w:lang w:val="hi_IN" w:bidi="hi_IN"/>
+        </w:rPr>
+      </w:r>
+      <w:r>
+        <w:rPr>
+          <w:b/>
+          <w:lang w:val="hi_IN" w:bidi="hi_IN"/>
+        </w:rPr>
         <w:t>"जीभ को बुराई से, और अपने को छल की बातें करने से रोके"</w:t>
       </w:r>
     </w:p>
@@ -34046,6 +35126,21 @@
           <w:b/>
           <w:lang w:val="hi_IN" w:bidi="hi_IN"/>
         </w:rPr>
+        <w:t>τὴν γλῶσσαν ἀπὸ κακοῦ, καὶ χείλη τοῦ μὴ λαλῆσαι δόλον</w:t>
+      </w:r>
+    </w:p>
+    <w:p>
+      <w:pPr/>
+      <w:r>
+        <w:rPr>
+          <w:lang w:val="hi_IN" w:bidi="hi_IN"/>
+        </w:rPr>
+      </w:r>
+      <w:r>
+        <w:rPr>
+          <w:b/>
+          <w:lang w:val="hi_IN" w:bidi="hi_IN"/>
+        </w:rPr>
         <w:t>"जीभ को बुराई से, और अपने को छल की बातें करने से रोके"</w:t>
       </w:r>
     </w:p>
@@ -34983,6 +36078,21 @@
         <w:rPr>
           <w:lang w:val="hi_IN" w:bidi="hi_IN"/>
         </w:rPr>
+      </w:r>
+    </w:p>
+    <w:p>
+      <w:pPr/>
+      <w:r>
+        <w:rPr>
+          <w:lang w:val="hi_IN" w:bidi="hi_IN"/>
+        </w:rPr>
+      </w:r>
+      <w:r>
+        <w:rPr>
+          <w:b/>
+          <w:lang w:val="hi_IN" w:bidi="hi_IN"/>
+        </w:rPr>
+        <w:t>πρόσωπον δὲ Κυρίου ἐπὶ</w:t>
       </w:r>
     </w:p>
     <w:p>
@@ -35466,6 +36576,21 @@
           <w:b/>
           <w:lang w:val="hi_IN" w:bidi="hi_IN"/>
         </w:rPr>
+        <w:t>τίς ὁ κακώσων ὑμᾶς, ἐὰν τοῦ ἀγαθοῦ ζηλωταὶ γένησθε</w:t>
+      </w:r>
+    </w:p>
+    <w:p>
+      <w:pPr/>
+      <w:r>
+        <w:rPr>
+          <w:lang w:val="hi_IN" w:bidi="hi_IN"/>
+        </w:rPr>
+      </w:r>
+      <w:r>
+        <w:rPr>
+          <w:b/>
+          <w:lang w:val="hi_IN" w:bidi="hi_IN"/>
+        </w:rPr>
         <w:t>"यदि तुम भलाई करने में उत्तेजित रहो तो तुम्हारी बुराई करनेवाला"</w:t>
       </w:r>
       <w:r>
@@ -35686,6 +36811,21 @@
           <w:b/>
           <w:lang w:val="hi_IN" w:bidi="hi_IN"/>
         </w:rPr>
+        <w:t>πάσχοιτε διὰ δικαιοσύνην</w:t>
+      </w:r>
+    </w:p>
+    <w:p>
+      <w:pPr/>
+      <w:r>
+        <w:rPr>
+          <w:lang w:val="hi_IN" w:bidi="hi_IN"/>
+        </w:rPr>
+      </w:r>
+      <w:r>
+        <w:rPr>
+          <w:b/>
+          <w:lang w:val="hi_IN" w:bidi="hi_IN"/>
+        </w:rPr>
         <w:t>"तुम धार्मिकता के कारण दुःख भी उठाओ"</w:t>
       </w:r>
     </w:p>
@@ -35866,6 +37006,21 @@
         <w:rPr>
           <w:lang w:val="hi_IN" w:bidi="hi_IN"/>
         </w:rPr>
+      </w:r>
+    </w:p>
+    <w:p>
+      <w:pPr/>
+      <w:r>
+        <w:rPr>
+          <w:lang w:val="hi_IN" w:bidi="hi_IN"/>
+        </w:rPr>
+      </w:r>
+      <w:r>
+        <w:rPr>
+          <w:b/>
+          <w:lang w:val="hi_IN" w:bidi="hi_IN"/>
+        </w:rPr>
+        <w:t>τὸν δὲ φόβον αὐτῶν, μὴ φοβηθῆτε μηδὲ ταραχθῆτε</w:t>
       </w:r>
     </w:p>
     <w:p>
@@ -36177,6 +37332,21 @@
           <w:b/>
           <w:lang w:val="hi_IN" w:bidi="hi_IN"/>
         </w:rPr>
+        <w:t>Κύριον &amp; τὸν Χριστὸν ἁγιάσατε ἐν ταῖς καρδίαις ὑμῶν</w:t>
+      </w:r>
+    </w:p>
+    <w:p>
+      <w:pPr/>
+      <w:r>
+        <w:rPr>
+          <w:lang w:val="hi_IN" w:bidi="hi_IN"/>
+        </w:rPr>
+      </w:r>
+      <w:r>
+        <w:rPr>
+          <w:b/>
+          <w:lang w:val="hi_IN" w:bidi="hi_IN"/>
+        </w:rPr>
         <w:t>"मसीह को प्रभु मन में पवित्र"</w:t>
       </w:r>
       <w:r>
@@ -37056,6 +38226,21 @@
           <w:b/>
           <w:lang w:val="hi_IN" w:bidi="hi_IN"/>
         </w:rPr>
+        <w:t>ἵνα ἐν ᾧ καταλαλεῖσθε, καταισχυνθῶσιν, οἱ ἐπηρεάζοντες ὑμῶν τὴν ἀγαθὴν ἐν Χριστῷ ἀναστροφήν</w:t>
+      </w:r>
+    </w:p>
+    <w:p>
+      <w:pPr/>
+      <w:r>
+        <w:rPr>
+          <w:lang w:val="hi_IN" w:bidi="hi_IN"/>
+        </w:rPr>
+      </w:r>
+      <w:r>
+        <w:rPr>
+          <w:b/>
+          <w:lang w:val="hi_IN" w:bidi="hi_IN"/>
+        </w:rPr>
         <w:t>"इसलिए जिन बातों के"</w:t>
       </w:r>
       <w:r>
@@ -37399,6 +38584,21 @@
         <w:rPr>
           <w:lang w:val="hi_IN" w:bidi="hi_IN"/>
         </w:rPr>
+      </w:r>
+    </w:p>
+    <w:p>
+      <w:pPr/>
+      <w:r>
+        <w:rPr>
+          <w:lang w:val="hi_IN" w:bidi="hi_IN"/>
+        </w:rPr>
+      </w:r>
+      <w:r>
+        <w:rPr>
+          <w:b/>
+          <w:lang w:val="hi_IN" w:bidi="hi_IN"/>
+        </w:rPr>
+        <w:t>καταισχυνθῶσιν, οἱ ἐπηρεάζοντες ὑμῶν τὴν ἀγαθὴν ἐν Χριστῷ ἀναστροφήν</w:t>
       </w:r>
     </w:p>
     <w:p>
@@ -39492,6 +40692,21 @@
           <w:b/>
           <w:lang w:val="hi_IN" w:bidi="hi_IN"/>
         </w:rPr>
+        <w:t>ὃ καὶ ὑμᾶς ἀντίτυπον νῦν σῴζει βάπτισμα</w:t>
+      </w:r>
+    </w:p>
+    <w:p>
+      <w:pPr/>
+      <w:r>
+        <w:rPr>
+          <w:lang w:val="hi_IN" w:bidi="hi_IN"/>
+        </w:rPr>
+      </w:r>
+      <w:r>
+        <w:rPr>
+          <w:b/>
+          <w:lang w:val="hi_IN" w:bidi="hi_IN"/>
+        </w:rPr>
         <w:t>"और उसी पानी का दृष्टान्त अर्थात् बपतिस्मा,"</w:t>
       </w:r>
       <w:r>
@@ -39841,6 +41056,21 @@
           <w:b/>
           <w:lang w:val="hi_IN" w:bidi="hi_IN"/>
         </w:rPr>
+        <w:t>οὐ σαρκὸς ἀπόθεσις ῥύπου, ἀλλὰ συνειδήσεως ἀγαθῆς, ἐπερώτημα εἰς Θεόν</w:t>
+      </w:r>
+    </w:p>
+    <w:p>
+      <w:pPr/>
+      <w:r>
+        <w:rPr>
+          <w:lang w:val="hi_IN" w:bidi="hi_IN"/>
+        </w:rPr>
+      </w:r>
+      <w:r>
+        <w:rPr>
+          <w:b/>
+          <w:lang w:val="hi_IN" w:bidi="hi_IN"/>
+        </w:rPr>
         <w:t>"उससे शरीर मैल को दूर करने का नहीं है, परन्तु शुद्ध विवेक से परमेश्वर के में"</w:t>
       </w:r>
     </w:p>
@@ -40185,6 +41415,21 @@
           <w:b/>
           <w:lang w:val="hi_IN" w:bidi="hi_IN"/>
         </w:rPr>
+        <w:t>καὶ ὑμᾶς &amp; νῦν σῴζει βάπτισμα, οὐ σαρκὸς ἀπόθεσις ῥύπου, ἀλλὰ συνειδήσεως ἀγαθῆς, ἐπερώτημα εἰς Θεόν δι’ ἀναστάσεως Ἰησοῦ Χριστοῦ</w:t>
+      </w:r>
+    </w:p>
+    <w:p>
+      <w:pPr/>
+      <w:r>
+        <w:rPr>
+          <w:lang w:val="hi_IN" w:bidi="hi_IN"/>
+        </w:rPr>
+      </w:r>
+      <w:r>
+        <w:rPr>
+          <w:b/>
+          <w:lang w:val="hi_IN" w:bidi="hi_IN"/>
+        </w:rPr>
         <w:t>"और"</w:t>
       </w:r>
       <w:r>
@@ -40294,6 +41539,21 @@
           <w:b/>
           <w:lang w:val="hi_IN" w:bidi="hi_IN"/>
         </w:rPr>
+        <w:t>δι’ ἀναστάσεως Ἰησοῦ Χριστοῦ</w:t>
+      </w:r>
+    </w:p>
+    <w:p>
+      <w:pPr/>
+      <w:r>
+        <w:rPr>
+          <w:lang w:val="hi_IN" w:bidi="hi_IN"/>
+        </w:rPr>
+      </w:r>
+      <w:r>
+        <w:rPr>
+          <w:b/>
+          <w:lang w:val="hi_IN" w:bidi="hi_IN"/>
+        </w:rPr>
         <w:t>"यीशु मसीह के जी उठने द्वारा"</w:t>
       </w:r>
     </w:p>
@@ -40390,6 +41650,21 @@
           <w:b/>
           <w:lang w:val="hi_IN" w:bidi="hi_IN"/>
         </w:rPr>
+        <w:t>ὅς ἐστιν ἐν δεξιᾷ Θεοῦ, πορευθεὶς εἰς οὐρανὸν, ὑποταγέντων αὐτῷ ἀγγέλων, καὶ ἐξουσιῶν, καὶ δυνάμεων</w:t>
+      </w:r>
+    </w:p>
+    <w:p>
+      <w:pPr/>
+      <w:r>
+        <w:rPr>
+          <w:lang w:val="hi_IN" w:bidi="hi_IN"/>
+        </w:rPr>
+      </w:r>
+      <w:r>
+        <w:rPr>
+          <w:b/>
+          <w:lang w:val="hi_IN" w:bidi="hi_IN"/>
+        </w:rPr>
         <w:t>"वह स्वर्ग पर जाकर परमेश्वर के दाहिनी ओर है; और स्वर्गदूतों, अधिकारियों और शक्तियों उसके अधीन किए गए"</w:t>
       </w:r>
     </w:p>
@@ -40747,6 +42022,21 @@
           <w:b/>
           <w:lang w:val="hi_IN" w:bidi="hi_IN"/>
         </w:rPr>
+        <w:t>ὑποταγέντων αὐτῷ ἀγγέλων, καὶ ἐξουσιῶν, καὶ δυνάμεων</w:t>
+      </w:r>
+    </w:p>
+    <w:p>
+      <w:pPr/>
+      <w:r>
+        <w:rPr>
+          <w:lang w:val="hi_IN" w:bidi="hi_IN"/>
+        </w:rPr>
+      </w:r>
+      <w:r>
+        <w:rPr>
+          <w:b/>
+          <w:lang w:val="hi_IN" w:bidi="hi_IN"/>
+        </w:rPr>
         <w:t>"और स्वर्गदूतों, अधिकारियों और शक्तियों उसके अधीन किए गए"</w:t>
       </w:r>
     </w:p>
@@ -40855,6 +42145,21 @@
         <w:rPr>
           <w:lang w:val="hi_IN" w:bidi="hi_IN"/>
         </w:rPr>
+      </w:r>
+    </w:p>
+    <w:p>
+      <w:pPr/>
+      <w:r>
+        <w:rPr>
+          <w:lang w:val="hi_IN" w:bidi="hi_IN"/>
+        </w:rPr>
+      </w:r>
+      <w:r>
+        <w:rPr>
+          <w:b/>
+          <w:lang w:val="hi_IN" w:bidi="hi_IN"/>
+        </w:rPr>
+        <w:t>ὑποταγέντων αὐτῷ ἀγγέλων, καὶ ἐξουσιῶν, καὶ δυνάμεων</w:t>
       </w:r>
     </w:p>
     <w:p>
@@ -42073,6 +43378,21 @@
           <w:b/>
           <w:lang w:val="hi_IN" w:bidi="hi_IN"/>
         </w:rPr>
+        <w:t>ἀρκετὸς &amp; ὁ παρεληλυθὼς χρόνος</w:t>
+      </w:r>
+    </w:p>
+    <w:p>
+      <w:pPr/>
+      <w:r>
+        <w:rPr>
+          <w:lang w:val="hi_IN" w:bidi="hi_IN"/>
+        </w:rPr>
+      </w:r>
+      <w:r>
+        <w:rPr>
+          <w:b/>
+          <w:lang w:val="hi_IN" w:bidi="hi_IN"/>
+        </w:rPr>
         <w:t>"पहले से समय"</w:t>
       </w:r>
       <w:r>
@@ -42247,6 +43567,21 @@
           <w:b/>
           <w:lang w:val="hi_IN" w:bidi="hi_IN"/>
         </w:rPr>
+        <w:t>πεπορευμένους ἐν ἀσελγείαις, ἐπιθυμίαις, οἰνοφλυγίαις, κώμοις, πότοις, καὶ ἀθεμίτοις εἰδωλολατρίαις</w:t>
+      </w:r>
+    </w:p>
+    <w:p>
+      <w:pPr/>
+      <w:r>
+        <w:rPr>
+          <w:lang w:val="hi_IN" w:bidi="hi_IN"/>
+        </w:rPr>
+      </w:r>
+      <w:r>
+        <w:rPr>
+          <w:b/>
+          <w:lang w:val="hi_IN" w:bidi="hi_IN"/>
+        </w:rPr>
         <w:t>"लुचपन की बुरी अभिलाषाओं, मतवालापन, लीलाक्रीड़ा, पियक्कड़पन, और घृणित मूर्ति पूजा में"</w:t>
       </w:r>
       <w:r>
@@ -42356,6 +43691,21 @@
           <w:b/>
           <w:lang w:val="hi_IN" w:bidi="hi_IN"/>
         </w:rPr>
+        <w:t>πεπορευμένους ἐν ἀσελγείαις, ἐπιθυμίαις, οἰνοφλυγίαις, κώμοις, πότοις, καὶ ἀθεμίτοις εἰδωλολατρίαις</w:t>
+      </w:r>
+    </w:p>
+    <w:p>
+      <w:pPr/>
+      <w:r>
+        <w:rPr>
+          <w:lang w:val="hi_IN" w:bidi="hi_IN"/>
+        </w:rPr>
+      </w:r>
+      <w:r>
+        <w:rPr>
+          <w:b/>
+          <w:lang w:val="hi_IN" w:bidi="hi_IN"/>
+        </w:rPr>
         <w:t>"लुचपन की बुरी अभिलाषाओं, मतवालापन, लीलाक्रीड़ा, पियक्कड़पन, और घृणित मूर्ति पूजा में"</w:t>
       </w:r>
       <w:r>
@@ -42465,6 +43815,21 @@
           <w:b/>
           <w:lang w:val="hi_IN" w:bidi="hi_IN"/>
         </w:rPr>
+        <w:t>μὴ συντρεχόντων ὑμῶν εἰς τὴν αὐτὴν τῆς ἀσωτίας ἀνάχυσιν</w:t>
+      </w:r>
+    </w:p>
+    <w:p>
+      <w:pPr/>
+      <w:r>
+        <w:rPr>
+          <w:lang w:val="hi_IN" w:bidi="hi_IN"/>
+        </w:rPr>
+      </w:r>
+      <w:r>
+        <w:rPr>
+          <w:b/>
+          <w:lang w:val="hi_IN" w:bidi="hi_IN"/>
+        </w:rPr>
         <w:t>"तुम ऐसे भारी लुचपन में उनका साथ नहीं देते, और इसलिए वे"</w:t>
       </w:r>
     </w:p>
@@ -43043,6 +44408,21 @@
         <w:rPr>
           <w:lang w:val="hi_IN" w:bidi="hi_IN"/>
         </w:rPr>
+      </w:r>
+    </w:p>
+    <w:p>
+      <w:pPr/>
+      <w:r>
+        <w:rPr>
+          <w:lang w:val="hi_IN" w:bidi="hi_IN"/>
+        </w:rPr>
+      </w:r>
+      <w:r>
+        <w:rPr>
+          <w:b/>
+          <w:lang w:val="hi_IN" w:bidi="hi_IN"/>
+        </w:rPr>
+        <w:t>τῷ ἑτοίμως ἔχοντι κρῖναι</w:t>
       </w:r>
     </w:p>
     <w:p>
@@ -44506,6 +45886,21 @@
           <w:b/>
           <w:lang w:val="hi_IN" w:bidi="hi_IN"/>
         </w:rPr>
+        <w:t>νήψατε</w:t>
+      </w:r>
+    </w:p>
+    <w:p>
+      <w:pPr/>
+      <w:r>
+        <w:rPr>
+          <w:lang w:val="hi_IN" w:bidi="hi_IN"/>
+        </w:rPr>
+      </w:r>
+      <w:r>
+        <w:rPr>
+          <w:b/>
+          <w:lang w:val="hi_IN" w:bidi="hi_IN"/>
+        </w:rPr>
         <w:t>"सचेत"</w:t>
       </w:r>
     </w:p>
@@ -45769,6 +47164,21 @@
           <w:b/>
           <w:lang w:val="hi_IN" w:bidi="hi_IN"/>
         </w:rPr>
+        <w:t>ᾧ ἐστιν ἡ δόξα καὶ τὸ κράτος</w:t>
+      </w:r>
+    </w:p>
+    <w:p>
+      <w:pPr/>
+      <w:r>
+        <w:rPr>
+          <w:lang w:val="hi_IN" w:bidi="hi_IN"/>
+        </w:rPr>
+      </w:r>
+      <w:r>
+        <w:rPr>
+          <w:b/>
+          <w:lang w:val="hi_IN" w:bidi="hi_IN"/>
+        </w:rPr>
         <w:t>"महिमा और सामर्थ्य"</w:t>
       </w:r>
       <w:r>
@@ -47035,6 +48445,21 @@
           <w:b/>
           <w:lang w:val="hi_IN" w:bidi="hi_IN"/>
         </w:rPr>
+        <w:t>ὡς φονεὺς, ἢ κλέπτης, ἢ κακοποιὸς, ἢ ὡς ἀλλοτριεπίσκοπος</w:t>
+      </w:r>
+    </w:p>
+    <w:p>
+      <w:pPr/>
+      <w:r>
+        <w:rPr>
+          <w:lang w:val="hi_IN" w:bidi="hi_IN"/>
+        </w:rPr>
+      </w:r>
+      <w:r>
+        <w:rPr>
+          <w:b/>
+          <w:lang w:val="hi_IN" w:bidi="hi_IN"/>
+        </w:rPr>
         <w:t>"हत्यारा या चोर, या कुकर्मी होने, या पराए काम में हाथ डालने के"</w:t>
       </w:r>
     </w:p>
@@ -47483,6 +48908,21 @@
         <w:rPr>
           <w:lang w:val="hi_IN" w:bidi="hi_IN"/>
         </w:rPr>
+      </w:r>
+    </w:p>
+    <w:p>
+      <w:pPr/>
+      <w:r>
+        <w:rPr>
+          <w:lang w:val="hi_IN" w:bidi="hi_IN"/>
+        </w:rPr>
+      </w:r>
+      <w:r>
+        <w:rPr>
+          <w:b/>
+          <w:lang w:val="hi_IN" w:bidi="hi_IN"/>
+        </w:rPr>
+        <w:t>ὁ καιρὸς τοῦ ἄρξασθαι τὸ κρίμα ἀπὸ τοῦ οἴκου τοῦ Θεοῦ</w:t>
       </w:r>
     </w:p>
     <w:p>
@@ -48660,6 +50100,21 @@
           <w:b/>
           <w:lang w:val="hi_IN" w:bidi="hi_IN"/>
         </w:rPr>
+        <w:t>εἰ ὁ δίκαιος μόλις σῴζεται, ὁ ἀσεβὴς καὶ ἁμαρτωλὸς ποῦ φανεῖται</w:t>
+      </w:r>
+    </w:p>
+    <w:p>
+      <w:pPr/>
+      <w:r>
+        <w:rPr>
+          <w:lang w:val="hi_IN" w:bidi="hi_IN"/>
+        </w:rPr>
+      </w:r>
+      <w:r>
+        <w:rPr>
+          <w:b/>
+          <w:lang w:val="hi_IN" w:bidi="hi_IN"/>
+        </w:rPr>
         <w:t>""यदि धर्मी कठिनता से उद्धार पाएगा,"</w:t>
       </w:r>
     </w:p>
@@ -48761,6 +50216,21 @@
           <w:b/>
           <w:lang w:val="hi_IN" w:bidi="hi_IN"/>
         </w:rPr>
+        <w:t>εἰ ὁ δίκαιος μόλις σῴζεται</w:t>
+      </w:r>
+    </w:p>
+    <w:p>
+      <w:pPr/>
+      <w:r>
+        <w:rPr>
+          <w:lang w:val="hi_IN" w:bidi="hi_IN"/>
+        </w:rPr>
+      </w:r>
+      <w:r>
+        <w:rPr>
+          <w:b/>
+          <w:lang w:val="hi_IN" w:bidi="hi_IN"/>
+        </w:rPr>
         <w:t>"यदि धर्मी कठिनता से उद्धार पाएगा"</w:t>
       </w:r>
     </w:p>
@@ -49287,6 +50757,21 @@
         <w:rPr>
           <w:lang w:val="hi_IN" w:bidi="hi_IN"/>
         </w:rPr>
+      </w:r>
+    </w:p>
+    <w:p>
+      <w:pPr/>
+      <w:r>
+        <w:rPr>
+          <w:lang w:val="hi_IN" w:bidi="hi_IN"/>
+        </w:rPr>
+      </w:r>
+      <w:r>
+        <w:rPr>
+          <w:b/>
+          <w:lang w:val="hi_IN" w:bidi="hi_IN"/>
+        </w:rPr>
+        <w:t>τὰς ψυχὰς</w:t>
       </w:r>
     </w:p>
     <w:p>
@@ -49415,6 +50900,21 @@
           <w:b/>
           <w:lang w:val="hi_IN" w:bidi="hi_IN"/>
         </w:rPr>
+        <w:t>ἐν ἀγαθοποιΐᾳ</w:t>
+      </w:r>
+    </w:p>
+    <w:p>
+      <w:pPr/>
+      <w:r>
+        <w:rPr>
+          <w:lang w:val="hi_IN" w:bidi="hi_IN"/>
+        </w:rPr>
+      </w:r>
+      <w:r>
+        <w:rPr>
+          <w:b/>
+          <w:lang w:val="hi_IN" w:bidi="hi_IN"/>
+        </w:rPr>
         <w:t>"भलाई करते हुए,"</w:t>
       </w:r>
       <w:r>
@@ -49727,6 +51227,21 @@
           <w:b/>
           <w:lang w:val="hi_IN" w:bidi="hi_IN"/>
         </w:rPr>
+        <w:t>μάρτυς τῶν τοῦ Χριστοῦ παθημάτων</w:t>
+      </w:r>
+    </w:p>
+    <w:p>
+      <w:pPr/>
+      <w:r>
+        <w:rPr>
+          <w:lang w:val="hi_IN" w:bidi="hi_IN"/>
+        </w:rPr>
+      </w:r>
+      <w:r>
+        <w:rPr>
+          <w:b/>
+          <w:lang w:val="hi_IN" w:bidi="hi_IN"/>
+        </w:rPr>
         <w:t>"मसीह के दुःखों का गवाह"</w:t>
       </w:r>
     </w:p>
@@ -49836,6 +51351,21 @@
           <w:b/>
           <w:lang w:val="hi_IN" w:bidi="hi_IN"/>
         </w:rPr>
+        <w:t>τῆς μελλούσης ἀποκαλύπτεσθαι δόξης</w:t>
+      </w:r>
+    </w:p>
+    <w:p>
+      <w:pPr/>
+      <w:r>
+        <w:rPr>
+          <w:lang w:val="hi_IN" w:bidi="hi_IN"/>
+        </w:rPr>
+      </w:r>
+      <w:r>
+        <w:rPr>
+          <w:b/>
+          <w:lang w:val="hi_IN" w:bidi="hi_IN"/>
+        </w:rPr>
         <w:t>"प्रगट होनेवाली महिमा"</w:t>
       </w:r>
     </w:p>
@@ -50278,6 +51808,21 @@
           <w:b/>
           <w:lang w:val="hi_IN" w:bidi="hi_IN"/>
         </w:rPr>
+        <w:t>ἐπισκοποῦντες μὴ ἀναγκαστῶς</w:t>
+      </w:r>
+    </w:p>
+    <w:p>
+      <w:pPr/>
+      <w:r>
+        <w:rPr>
+          <w:lang w:val="hi_IN" w:bidi="hi_IN"/>
+        </w:rPr>
+      </w:r>
+      <w:r>
+        <w:rPr>
+          <w:b/>
+          <w:lang w:val="hi_IN" w:bidi="hi_IN"/>
+        </w:rPr>
         <w:t>"दबाव से नहीं,"</w:t>
       </w:r>
       <w:r>
@@ -51215,6 +52760,21 @@
         <w:rPr>
           <w:lang w:val="hi_IN" w:bidi="hi_IN"/>
         </w:rPr>
+      </w:r>
+    </w:p>
+    <w:p>
+      <w:pPr/>
+      <w:r>
+        <w:rPr>
+          <w:lang w:val="hi_IN" w:bidi="hi_IN"/>
+        </w:rPr>
+      </w:r>
+      <w:r>
+        <w:rPr>
+          <w:b/>
+          <w:lang w:val="hi_IN" w:bidi="hi_IN"/>
+        </w:rPr>
+        <w:t>τοῦ ποιμνίου</w:t>
       </w:r>
     </w:p>
     <w:p>
@@ -51707,6 +53267,21 @@
           <w:b/>
           <w:lang w:val="hi_IN" w:bidi="hi_IN"/>
         </w:rPr>
+        <w:t>φανερωθέντος τοῦ ἀρχιποίμενος</w:t>
+      </w:r>
+    </w:p>
+    <w:p>
+      <w:pPr/>
+      <w:r>
+        <w:rPr>
+          <w:lang w:val="hi_IN" w:bidi="hi_IN"/>
+        </w:rPr>
+      </w:r>
+      <w:r>
+        <w:rPr>
+          <w:b/>
+          <w:lang w:val="hi_IN" w:bidi="hi_IN"/>
+        </w:rPr>
         <w:t>"प्रधान रखवाला प्रगट होगा, तो"</w:t>
       </w:r>
     </w:p>
@@ -52256,6 +53831,21 @@
           <w:b/>
           <w:lang w:val="hi_IN" w:bidi="hi_IN"/>
         </w:rPr>
+        <w:t>πρεσβυτέροις</w:t>
+      </w:r>
+    </w:p>
+    <w:p>
+      <w:pPr/>
+      <w:r>
+        <w:rPr>
+          <w:lang w:val="hi_IN" w:bidi="hi_IN"/>
+        </w:rPr>
+      </w:r>
+      <w:r>
+        <w:rPr>
+          <w:b/>
+          <w:lang w:val="hi_IN" w:bidi="hi_IN"/>
+        </w:rPr>
         <w:t>"वृद्ध पुरुषों के"</w:t>
       </w:r>
     </w:p>
@@ -52845,6 +54435,21 @@
           <w:b/>
           <w:lang w:val="hi_IN" w:bidi="hi_IN"/>
         </w:rPr>
+        <w:t>ὁ Θεὸς ὑπερηφάνοις ἀντιτάσσεται, ταπεινοῖς δὲ δίδωσιν χάριν</w:t>
+      </w:r>
+    </w:p>
+    <w:p>
+      <w:pPr/>
+      <w:r>
+        <w:rPr>
+          <w:lang w:val="hi_IN" w:bidi="hi_IN"/>
+        </w:rPr>
+      </w:r>
+      <w:r>
+        <w:rPr>
+          <w:b/>
+          <w:lang w:val="hi_IN" w:bidi="hi_IN"/>
+        </w:rPr>
         <w:t>""के"</w:t>
       </w:r>
       <w:r>
@@ -53553,6 +55158,21 @@
           <w:b/>
           <w:lang w:val="hi_IN" w:bidi="hi_IN"/>
         </w:rPr>
+        <w:t>νήψατε</w:t>
+      </w:r>
+    </w:p>
+    <w:p>
+      <w:pPr/>
+      <w:r>
+        <w:rPr>
+          <w:lang w:val="hi_IN" w:bidi="hi_IN"/>
+        </w:rPr>
+      </w:r>
+      <w:r>
+        <w:rPr>
+          <w:b/>
+          <w:lang w:val="hi_IN" w:bidi="hi_IN"/>
+        </w:rPr>
         <w:t>"सचेत हो"</w:t>
       </w:r>
     </w:p>
@@ -54039,6 +55659,21 @@
           <w:b/>
           <w:lang w:val="hi_IN" w:bidi="hi_IN"/>
         </w:rPr>
+        <w:t>τὰ αὐτὰ τῶν παθημάτων &amp; ἐπιτελεῖσθαι</w:t>
+      </w:r>
+    </w:p>
+    <w:p>
+      <w:pPr/>
+      <w:r>
+        <w:rPr>
+          <w:lang w:val="hi_IN" w:bidi="hi_IN"/>
+        </w:rPr>
+      </w:r>
+      <w:r>
+        <w:rPr>
+          <w:b/>
+          <w:lang w:val="hi_IN" w:bidi="hi_IN"/>
+        </w:rPr>
         <w:t>"और"</w:t>
       </w:r>
       <w:r>
@@ -54161,6 +55796,21 @@
           <w:b/>
           <w:lang w:val="hi_IN" w:bidi="hi_IN"/>
         </w:rPr>
+        <w:t>τὰ αὐτὰ τῶν παθημάτων &amp; ἐπιτελεῖσθαι</w:t>
+      </w:r>
+    </w:p>
+    <w:p>
+      <w:pPr/>
+      <w:r>
+        <w:rPr>
+          <w:lang w:val="hi_IN" w:bidi="hi_IN"/>
+        </w:rPr>
+      </w:r>
+      <w:r>
+        <w:rPr>
+          <w:b/>
+          <w:lang w:val="hi_IN" w:bidi="hi_IN"/>
+        </w:rPr>
         <w:t>"और"</w:t>
       </w:r>
       <w:r>
@@ -54256,6 +55906,21 @@
         <w:rPr>
           <w:lang w:val="hi_IN" w:bidi="hi_IN"/>
         </w:rPr>
+      </w:r>
+    </w:p>
+    <w:p>
+      <w:pPr/>
+      <w:r>
+        <w:rPr>
+          <w:lang w:val="hi_IN" w:bidi="hi_IN"/>
+        </w:rPr>
+      </w:r>
+      <w:r>
+        <w:rPr>
+          <w:b/>
+          <w:lang w:val="hi_IN" w:bidi="hi_IN"/>
+        </w:rPr>
+        <w:t>τῇ &amp; ὑμῶν ἀδελφότητι</w:t>
       </w:r>
     </w:p>
     <w:p>
@@ -54384,6 +56049,21 @@
           <w:b/>
           <w:lang w:val="hi_IN" w:bidi="hi_IN"/>
         </w:rPr>
+        <w:t>ἐν τῷ κόσμῳ</w:t>
+      </w:r>
+    </w:p>
+    <w:p>
+      <w:pPr/>
+      <w:r>
+        <w:rPr>
+          <w:lang w:val="hi_IN" w:bidi="hi_IN"/>
+        </w:rPr>
+      </w:r>
+      <w:r>
+        <w:rPr>
+          <w:b/>
+          <w:lang w:val="hi_IN" w:bidi="hi_IN"/>
+        </w:rPr>
         <w:t>"जो संसार"</w:t>
       </w:r>
     </w:p>
@@ -54433,6 +56113,21 @@
         <w:rPr>
           <w:lang w:val="hi_IN" w:bidi="hi_IN"/>
         </w:rPr>
+      </w:r>
+    </w:p>
+    <w:p>
+      <w:pPr/>
+      <w:r>
+        <w:rPr>
+          <w:lang w:val="hi_IN" w:bidi="hi_IN"/>
+        </w:rPr>
+      </w:r>
+      <w:r>
+        <w:rPr>
+          <w:b/>
+          <w:lang w:val="hi_IN" w:bidi="hi_IN"/>
+        </w:rPr>
+        <w:t>ὁ δὲ Θεὸς πάσης χάριτος, ὁ καλέσας ὑμᾶς εἰς τὴν αἰώνιον αὐτοῦ δόξαν ἐν Χριστῷ, ὀλίγον παθόντας</w:t>
       </w:r>
     </w:p>
     <w:p>
@@ -54998,6 +56693,21 @@
           <w:b/>
           <w:lang w:val="hi_IN" w:bidi="hi_IN"/>
         </w:rPr>
+        <w:t>ὀλίγον</w:t>
+      </w:r>
+    </w:p>
+    <w:p>
+      <w:pPr/>
+      <w:r>
+        <w:rPr>
+          <w:lang w:val="hi_IN" w:bidi="hi_IN"/>
+        </w:rPr>
+      </w:r>
+      <w:r>
+        <w:rPr>
+          <w:b/>
+          <w:lang w:val="hi_IN" w:bidi="hi_IN"/>
+        </w:rPr>
         <w:t>"थोड़ी देर तक"</w:t>
       </w:r>
     </w:p>
@@ -55361,6 +57071,21 @@
           <w:b/>
           <w:lang w:val="hi_IN" w:bidi="hi_IN"/>
         </w:rPr>
+        <w:t>διὰ Σιλουανοῦ, ὑμῖν τοῦ πιστοῦ ἀδελφοῦ (ὡς λογίζομαι), δι’ ὀλίγων ἔγραψα</w:t>
+      </w:r>
+    </w:p>
+    <w:p>
+      <w:pPr/>
+      <w:r>
+        <w:rPr>
+          <w:lang w:val="hi_IN" w:bidi="hi_IN"/>
+        </w:rPr>
+      </w:r>
+      <w:r>
+        <w:rPr>
+          <w:b/>
+          <w:lang w:val="hi_IN" w:bidi="hi_IN"/>
+        </w:rPr>
         <w:t>"सिलवानुस के"</w:t>
       </w:r>
       <w:r>
@@ -56931,6 +58656,21 @@
         <w:rPr>
           <w:lang w:val="hi_IN" w:bidi="hi_IN"/>
         </w:rPr>
+      </w:r>
+    </w:p>
+    <w:p>
+      <w:pPr/>
+      <w:r>
+        <w:rPr>
+          <w:lang w:val="hi_IN" w:bidi="hi_IN"/>
+        </w:rPr>
+      </w:r>
+      <w:r>
+        <w:rPr>
+          <w:b/>
+          <w:lang w:val="hi_IN" w:bidi="hi_IN"/>
+        </w:rPr>
+        <w:t>ἐν Χριστῷ</w:t>
       </w:r>
     </w:p>
     <w:p>
